--- a/docs/BYNATIONALITY/Литовки.docx
+++ b/docs/BYNATIONALITY/Литовки.docx
@@ -1485,105 +1485,6 @@
               <w:t>.</w:t>
             </w:r>
           </w:p>
-          <w:p>
-            <w:pPr>
-              <w:rPr>
-                <w:rFonts w:ascii="Arial" w:hAnsi="Arial" w:cs="Arial"/>
-                <w:sz w:val="16"/>
-                <w:szCs w:val="16"/>
-                <w:lang w:val="ru-RU"/>
-              </w:rPr>
-            </w:pPr>
-          </w:p>
-          <w:p>
-            <w:pPr>
-              <w:rPr>
-                <w:rFonts w:ascii="Arial" w:hAnsi="Arial" w:cs="Arial"/>
-                <w:sz w:val="16"/>
-                <w:szCs w:val="16"/>
-                <w:lang w:val="ru-RU"/>
-              </w:rPr>
-            </w:pPr>
-          </w:p>
-          <w:p>
-            <w:pPr>
-              <w:jc w:val="center"/>
-              <w:rPr>
-                <w:rFonts w:hint="eastAsia"/>
-                <w:sz w:val="16"/>
-                <w:szCs w:val="16"/>
-                <w:lang w:val="ru-RU"/>
-              </w:rPr>
-            </w:pPr>
-            <w:r>
-              <w:rPr>
-                <w:rFonts w:ascii="Arial" w:hAnsi="Arial" w:cs="Arial"/>
-                <w:b/>
-                <w:bCs/>
-                <w:sz w:val="16"/>
-                <w:szCs w:val="16"/>
-                <w:lang w:val="ru-RU"/>
-              </w:rPr>
-              <w:t>ЧИСЛЕННОСТЬ РАССТРЕЛЯННЫХ ЖЕНЩИН ПО ГОДАМ</w:t>
-            </w:r>
-            <w:r>
-              <w:rPr>
-                <w:rFonts w:ascii="Arial" w:hAnsi="Arial" w:cs="Arial"/>
-                <w:b/>
-                <w:bCs/>
-                <w:sz w:val="16"/>
-                <w:szCs w:val="16"/>
-                <w:lang w:val="ru-RU"/>
-              </w:rPr>
-              <w:t xml:space="preserve"> </w:t>
-            </w:r>
-            <w:r>
-              <w:rPr>
-                <w:rFonts w:ascii="Arial" w:hAnsi="Arial" w:cs="Arial"/>
-                <w:b/>
-                <w:bCs/>
-                <w:sz w:val="16"/>
-                <w:szCs w:val="16"/>
-                <w:lang w:val="ru-RU"/>
-              </w:rPr>
-              <w:t>с</w:t>
-            </w:r>
-            <w:r>
-              <w:rPr>
-                <w:rFonts w:ascii="Arial" w:hAnsi="Arial" w:cs="Arial"/>
-                <w:b/>
-                <w:bCs/>
-                <w:sz w:val="16"/>
-                <w:szCs w:val="16"/>
-                <w:lang w:val="ru-RU"/>
-              </w:rPr>
-              <w:t xml:space="preserve"> </w:t>
-            </w:r>
-            <w:r>
-              <w:rPr>
-                <w:rFonts w:ascii="Arial" w:hAnsi="Arial" w:cs="Arial"/>
-                <w:b/>
-                <w:bCs/>
-                <w:sz w:val="16"/>
-                <w:szCs w:val="16"/>
-                <w:lang w:val="ru-RU"/>
-              </w:rPr>
-              <w:t xml:space="preserve">1920 по 1942 </w:t>
-            </w:r>
-            <w:proofErr w:type="spellStart"/>
-            <w:r>
-              <w:rPr>
-                <w:rFonts w:ascii="Arial" w:hAnsi="Arial" w:cs="Arial"/>
-                <w:b/>
-                <w:bCs/>
-                <w:sz w:val="16"/>
-                <w:szCs w:val="16"/>
-                <w:lang w:val="ru-RU"/>
-              </w:rPr>
-              <w:t>гг</w:t>
-            </w:r>
-            <w:proofErr w:type="spellEnd"/>
-          </w:p>
         </w:tc>
       </w:tr>
     </w:tbl>
@@ -1591,6 +1492,29 @@
       <w:pPr>
         <w:jc w:val="center"/>
         <w:rPr>
+          <w:rFonts w:hint="eastAsia"/>
+          <w:sz w:val="16"/>
+          <w:szCs w:val="16"/>
+          <w:lang w:val="ru-RU"/>
+        </w:rPr>
+      </w:pPr>
+    </w:p>
+    <w:p>
+      <w:pPr>
+        <w:jc w:val="center"/>
+        <w:rPr>
+          <w:rFonts w:hint="eastAsia"/>
+          <w:sz w:val="16"/>
+          <w:szCs w:val="16"/>
+          <w:lang w:val="ru-RU"/>
+        </w:rPr>
+      </w:pPr>
+    </w:p>
+    <w:p>
+      <w:pPr>
+        <w:jc w:val="center"/>
+        <w:rPr>
+          <w:rFonts w:hint="eastAsia"/>
           <w:sz w:val="16"/>
           <w:szCs w:val="16"/>
           <w:lang w:val="ru-RU"/>
@@ -1598,23 +1522,142 @@
       </w:pPr>
       <w:r>
         <w:rPr>
+          <w:rFonts w:ascii="Arial" w:hAnsi="Arial" w:cs="Arial"/>
+          <w:b/>
+          <w:bCs/>
+          <w:sz w:val="16"/>
+          <w:szCs w:val="16"/>
+          <w:lang w:val="ru-RU"/>
+        </w:rPr>
+        <w:t>ЧИСЛЕННОСТЬ РАССТРЕЛЯННЫХ ЖЕНЩИН ПО ГОДАМ</w:t>
+      </w:r>
+      <w:r>
+        <w:rPr>
+          <w:rFonts w:ascii="Arial" w:hAnsi="Arial" w:cs="Arial"/>
+          <w:b/>
+          <w:bCs/>
+          <w:sz w:val="16"/>
+          <w:szCs w:val="16"/>
+          <w:lang w:val="ru-RU"/>
+        </w:rPr>
+        <w:t xml:space="preserve">, </w:t>
+      </w:r>
+      <w:proofErr w:type="gramStart"/>
+      <w:r>
+        <w:rPr>
+          <w:rFonts w:ascii="Arial" w:hAnsi="Arial" w:cs="Arial"/>
+          <w:b/>
+          <w:bCs/>
+          <w:sz w:val="16"/>
+          <w:szCs w:val="16"/>
+          <w:lang w:val="ru-RU"/>
+        </w:rPr>
+        <w:t>1920</w:t>
+      </w:r>
+      <w:r>
+        <w:rPr>
+          <w:rFonts w:ascii="Arial" w:hAnsi="Arial" w:cs="Arial"/>
+          <w:b/>
+          <w:bCs/>
+          <w:sz w:val="16"/>
+          <w:szCs w:val="16"/>
+          <w:lang w:val="ru-RU"/>
+        </w:rPr>
+        <w:t>-</w:t>
+      </w:r>
+      <w:r>
+        <w:rPr>
+          <w:rFonts w:ascii="Arial" w:hAnsi="Arial" w:cs="Arial"/>
+          <w:b/>
+          <w:bCs/>
+          <w:sz w:val="16"/>
+          <w:szCs w:val="16"/>
+          <w:lang w:val="ru-RU"/>
+        </w:rPr>
+        <w:t>1942</w:t>
+      </w:r>
+      <w:proofErr w:type="gramEnd"/>
+      <w:r>
+        <w:rPr>
+          <w:rFonts w:ascii="Arial" w:hAnsi="Arial" w:cs="Arial"/>
+          <w:b/>
+          <w:bCs/>
+          <w:sz w:val="16"/>
+          <w:szCs w:val="16"/>
+          <w:lang w:val="ru-RU"/>
+        </w:rPr>
+        <w:t xml:space="preserve"> </w:t>
+      </w:r>
+      <w:proofErr w:type="spellStart"/>
+      <w:r>
+        <w:rPr>
+          <w:rFonts w:ascii="Arial" w:hAnsi="Arial" w:cs="Arial"/>
+          <w:b/>
+          <w:bCs/>
+          <w:sz w:val="16"/>
+          <w:szCs w:val="16"/>
+          <w:lang w:val="ru-RU"/>
+        </w:rPr>
+        <w:t>гг</w:t>
+      </w:r>
+      <w:proofErr w:type="spellEnd"/>
+    </w:p>
+    <w:p>
+      <w:pPr>
+        <w:jc w:val="center"/>
+        <w:rPr>
+          <w:sz w:val="16"/>
+          <w:szCs w:val="16"/>
+        </w:rPr>
+      </w:pPr>
+      <w:r>
+        <w:rPr>
+          <w:rFonts w:hint="eastAsia"/>
           <w:noProof/>
+          <w:sz w:val="16"/>
+          <w:szCs w:val="16"/>
         </w:rPr>
         <w:drawing>
-          <wp:inline distT="0" distB="0" distL="0" distR="0" wp14:anchorId="2102126B" wp14:editId="67895C73">
-            <wp:extent cx="4531929" cy="2643615"/>
-            <wp:effectExtent l="0" t="0" r="2540" b="4445"/>
-            <wp:docPr id="822447494" name="Chart 1">
-              <a:extLst xmlns:a="http://schemas.openxmlformats.org/drawingml/2006/main">
-                <a:ext uri="{FF2B5EF4-FFF2-40B4-BE49-F238E27FC236}">
-                  <a16:creationId xmlns:a16="http://schemas.microsoft.com/office/drawing/2014/main" id="{93B6687B-231F-4136-8463-7116A72F5BE4}"/>
-                </a:ext>
-              </a:extLst>
-            </wp:docPr>
-            <wp:cNvGraphicFramePr/>
+          <wp:inline distT="0" distB="0" distL="0" distR="0" wp14:anchorId="65D49C9A" wp14:editId="1AEA8F9D">
+            <wp:extent cx="4554220" cy="2651760"/>
+            <wp:effectExtent l="0" t="0" r="0" b="0"/>
+            <wp:docPr id="234506481" name="Picture 1"/>
+            <wp:cNvGraphicFramePr>
+              <a:graphicFrameLocks xmlns:a="http://schemas.openxmlformats.org/drawingml/2006/main" noChangeAspect="1"/>
+            </wp:cNvGraphicFramePr>
             <a:graphic xmlns:a="http://schemas.openxmlformats.org/drawingml/2006/main">
-              <a:graphicData uri="http://schemas.openxmlformats.org/drawingml/2006/chart">
-                <c:chart xmlns:c="http://schemas.openxmlformats.org/drawingml/2006/chart" xmlns:r="http://schemas.openxmlformats.org/officeDocument/2006/relationships" r:id="rId5"/>
+              <a:graphicData uri="http://schemas.openxmlformats.org/drawingml/2006/picture">
+                <pic:pic xmlns:pic="http://schemas.openxmlformats.org/drawingml/2006/picture">
+                  <pic:nvPicPr>
+                    <pic:cNvPr id="0" name="Picture 2"/>
+                    <pic:cNvPicPr>
+                      <a:picLocks noChangeAspect="1" noChangeArrowheads="1"/>
+                    </pic:cNvPicPr>
+                  </pic:nvPicPr>
+                  <pic:blipFill>
+                    <a:blip r:embed="rId5">
+                      <a:extLst>
+                        <a:ext uri="{28A0092B-C50C-407E-A947-70E740481C1C}">
+                          <a14:useLocalDpi xmlns:a14="http://schemas.microsoft.com/office/drawing/2010/main" val="0"/>
+                        </a:ext>
+                      </a:extLst>
+                    </a:blip>
+                    <a:srcRect/>
+                    <a:stretch>
+                      <a:fillRect/>
+                    </a:stretch>
+                  </pic:blipFill>
+                  <pic:spPr bwMode="auto">
+                    <a:xfrm>
+                      <a:off x="0" y="0"/>
+                      <a:ext cx="4554220" cy="2651760"/>
+                    </a:xfrm>
+                    <a:prstGeom prst="rect">
+                      <a:avLst/>
+                    </a:prstGeom>
+                    <a:noFill/>
+                  </pic:spPr>
+                </pic:pic>
               </a:graphicData>
             </a:graphic>
           </wp:inline>
@@ -1625,6 +1668,7 @@
       <w:pPr>
         <w:jc w:val="center"/>
         <w:rPr>
+          <w:rFonts w:hint="eastAsia"/>
           <w:sz w:val="16"/>
           <w:szCs w:val="16"/>
           <w:lang w:val="ru-RU"/>
@@ -1640,6 +1684,7 @@
           <w:bCs/>
           <w:sz w:val="16"/>
           <w:szCs w:val="16"/>
+          <w:lang w:val="ru-RU"/>
         </w:rPr>
       </w:pPr>
       <w:r>
@@ -1673,7 +1718,19 @@
           <w:szCs w:val="16"/>
           <w:lang w:val="ru-RU"/>
         </w:rPr>
-        <w:t xml:space="preserve"> </w:t>
+        <w:t xml:space="preserve">, </w:t>
+      </w:r>
+      <w:proofErr w:type="gramStart"/>
+      <w:r>
+        <w:rPr>
+          <w:rFonts w:ascii="Arial" w:hAnsi="Arial" w:cs="Arial"/>
+          <w:b/>
+          <w:bCs/>
+          <w:sz w:val="16"/>
+          <w:szCs w:val="16"/>
+          <w:lang w:val="ru-RU"/>
+        </w:rPr>
+        <w:t>1920</w:t>
       </w:r>
       <w:r>
         <w:rPr>
@@ -1684,7 +1741,7 @@
           <w:szCs w:val="16"/>
           <w:lang w:val="ru-RU"/>
         </w:rPr>
-        <w:t>с</w:t>
+        <w:t>-</w:t>
       </w:r>
       <w:r>
         <w:rPr>
@@ -1695,8 +1752,9 @@
           <w:szCs w:val="16"/>
           <w:lang w:val="ru-RU"/>
         </w:rPr>
-        <w:t xml:space="preserve"> </w:t>
+        <w:t>1942</w:t>
       </w:r>
+      <w:proofErr w:type="gramEnd"/>
       <w:r>
         <w:rPr>
           <w:rFonts w:ascii="Arial" w:hAnsi="Arial" w:cs="Arial"/>
@@ -1706,7 +1764,7 @@
           <w:szCs w:val="16"/>
           <w:lang w:val="ru-RU"/>
         </w:rPr>
-        <w:t xml:space="preserve">1920 по 1942 </w:t>
+        <w:t xml:space="preserve"> </w:t>
       </w:r>
       <w:proofErr w:type="spellStart"/>
       <w:r>
@@ -1726,64 +1784,66 @@
       <w:pPr>
         <w:jc w:val="center"/>
         <w:rPr>
-          <w:rFonts w:hint="eastAsia"/>
           <w:sz w:val="16"/>
           <w:szCs w:val="16"/>
+          <w:lang w:val="ru-RU"/>
         </w:rPr>
       </w:pPr>
       <w:r>
         <w:rPr>
+          <w:rFonts w:hint="eastAsia"/>
           <w:noProof/>
+          <w:sz w:val="16"/>
+          <w:szCs w:val="16"/>
+          <w:lang w:val="ru-RU"/>
         </w:rPr>
         <w:lastRenderedPageBreak/>
         <w:drawing>
-          <wp:inline distT="0" distB="0" distL="0" distR="0" wp14:anchorId="6AABF7AD" wp14:editId="624985BB">
-            <wp:extent cx="5302469" cy="2739258"/>
-            <wp:effectExtent l="0" t="0" r="12700" b="4445"/>
-            <wp:docPr id="873768307" name="Chart 1">
-              <a:extLst xmlns:a="http://schemas.openxmlformats.org/drawingml/2006/main">
-                <a:ext uri="{FF2B5EF4-FFF2-40B4-BE49-F238E27FC236}">
-                  <a16:creationId xmlns:a16="http://schemas.microsoft.com/office/drawing/2014/main" id="{69B475DA-8ABB-4682-A6E3-FB6049935512}"/>
-                </a:ext>
-              </a:extLst>
-            </wp:docPr>
-            <wp:cNvGraphicFramePr/>
+          <wp:inline distT="0" distB="0" distL="0" distR="0" wp14:anchorId="34BEF769" wp14:editId="5BD42021">
+            <wp:extent cx="5334635" cy="2755900"/>
+            <wp:effectExtent l="0" t="0" r="0" b="6350"/>
+            <wp:docPr id="999560486" name="Picture 2"/>
+            <wp:cNvGraphicFramePr>
+              <a:graphicFrameLocks xmlns:a="http://schemas.openxmlformats.org/drawingml/2006/main" noChangeAspect="1"/>
+            </wp:cNvGraphicFramePr>
             <a:graphic xmlns:a="http://schemas.openxmlformats.org/drawingml/2006/main">
-              <a:graphicData uri="http://schemas.openxmlformats.org/drawingml/2006/chart">
-                <c:chart xmlns:c="http://schemas.openxmlformats.org/drawingml/2006/chart" xmlns:r="http://schemas.openxmlformats.org/officeDocument/2006/relationships" r:id="rId6"/>
+              <a:graphicData uri="http://schemas.openxmlformats.org/drawingml/2006/picture">
+                <pic:pic xmlns:pic="http://schemas.openxmlformats.org/drawingml/2006/picture">
+                  <pic:nvPicPr>
+                    <pic:cNvPr id="0" name="Picture 3"/>
+                    <pic:cNvPicPr>
+                      <a:picLocks noChangeAspect="1" noChangeArrowheads="1"/>
+                    </pic:cNvPicPr>
+                  </pic:nvPicPr>
+                  <pic:blipFill>
+                    <a:blip r:embed="rId6">
+                      <a:extLst>
+                        <a:ext uri="{28A0092B-C50C-407E-A947-70E740481C1C}">
+                          <a14:useLocalDpi xmlns:a14="http://schemas.microsoft.com/office/drawing/2010/main" val="0"/>
+                        </a:ext>
+                      </a:extLst>
+                    </a:blip>
+                    <a:srcRect/>
+                    <a:stretch>
+                      <a:fillRect/>
+                    </a:stretch>
+                  </pic:blipFill>
+                  <pic:spPr bwMode="auto">
+                    <a:xfrm>
+                      <a:off x="0" y="0"/>
+                      <a:ext cx="5334635" cy="2755900"/>
+                    </a:xfrm>
+                    <a:prstGeom prst="rect">
+                      <a:avLst/>
+                    </a:prstGeom>
+                    <a:noFill/>
+                  </pic:spPr>
+                </pic:pic>
               </a:graphicData>
             </a:graphic>
           </wp:inline>
         </w:drawing>
       </w:r>
-    </w:p>
-    <w:p>
-      <w:pPr>
-        <w:pStyle w:val="BodyText"/>
-        <w:spacing w:after="0" w:line="240" w:lineRule="auto"/>
-        <w:rPr>
-          <w:rFonts w:ascii="Arial" w:hAnsi="Arial" w:cs="Arial"/>
-          <w:sz w:val="16"/>
-          <w:szCs w:val="16"/>
-          <w:lang w:val="ru-RU"/>
-        </w:rPr>
-      </w:pPr>
-      <w:bookmarkStart w:id="1" w:name="_Hlk139351772"/>
-    </w:p>
-    <w:bookmarkEnd w:id="1"/>
-    <w:p>
-      <w:pPr>
-        <w:pStyle w:val="BodyText"/>
-        <w:spacing w:after="0" w:line="240" w:lineRule="auto"/>
-        <w:rPr>
-          <w:rFonts w:ascii="Arial" w:hAnsi="Arial" w:cs="Arial"/>
-          <w:b/>
-          <w:bCs/>
-          <w:color w:val="000084"/>
-          <w:sz w:val="18"/>
-          <w:szCs w:val="18"/>
-        </w:rPr>
-      </w:pPr>
     </w:p>
     <w:p>
       <w:pPr>
@@ -4768,7 +4828,6 @@
                 <w:szCs w:val="16"/>
                 <w:lang w:val="ru-RU"/>
               </w:rPr>
-              <w:lastRenderedPageBreak/>
               <w:t>Блакис-Эймайтис-Витковская</w:t>
             </w:r>
             <w:proofErr w:type="spellEnd"/>
@@ -5104,6 +5163,7 @@
                 <w:szCs w:val="16"/>
                 <w:lang w:val="ru-RU"/>
               </w:rPr>
+              <w:lastRenderedPageBreak/>
               <w:t>Блиц Мария Георгиевна</w:t>
             </w:r>
             <w:r>
@@ -8980,7 +9040,6 @@
                 <w:szCs w:val="16"/>
                 <w:lang w:val="ru-RU"/>
               </w:rPr>
-              <w:lastRenderedPageBreak/>
               <w:t>Источник:</w:t>
             </w:r>
             <w:r>
@@ -9155,7 +9214,6 @@
                 <w:szCs w:val="16"/>
                 <w:lang w:val="ru-RU"/>
               </w:rPr>
-              <w:lastRenderedPageBreak/>
               <w:t>Геркис</w:t>
             </w:r>
             <w:proofErr w:type="spellEnd"/>
@@ -9377,6 +9435,7 @@
                 <w:szCs w:val="16"/>
                 <w:lang w:val="ru-RU"/>
               </w:rPr>
+              <w:lastRenderedPageBreak/>
               <w:t>Источник:</w:t>
             </w:r>
             <w:r>
@@ -9477,6 +9536,7 @@
                 <w:szCs w:val="16"/>
                 <w:lang w:val="ru-RU"/>
               </w:rPr>
+              <w:lastRenderedPageBreak/>
               <w:t>Горлова Эмилия Ивановна</w:t>
             </w:r>
             <w:r>
@@ -13079,7 +13139,6 @@
                 <w:szCs w:val="16"/>
                 <w:lang w:val="ru-RU"/>
               </w:rPr>
-              <w:lastRenderedPageBreak/>
               <w:t>Ивицкая</w:t>
             </w:r>
             <w:proofErr w:type="spellEnd"/>
@@ -17292,7 +17351,6 @@
                 <w:szCs w:val="16"/>
                 <w:lang w:val="ru-RU"/>
               </w:rPr>
-              <w:lastRenderedPageBreak/>
               <w:t>Источник:</w:t>
             </w:r>
             <w:r>
@@ -17413,7 +17471,6 @@
                 <w:szCs w:val="16"/>
                 <w:lang w:val="ru-RU"/>
               </w:rPr>
-              <w:lastRenderedPageBreak/>
               <w:t>Лившиц Станислава Казимировна</w:t>
             </w:r>
             <w:r>
@@ -17729,6 +17786,7 @@
                 <w:szCs w:val="16"/>
                 <w:lang w:val="ru-RU"/>
               </w:rPr>
+              <w:lastRenderedPageBreak/>
               <w:t>Липень Анна Антоновна</w:t>
             </w:r>
             <w:r>
@@ -22028,7 +22086,6 @@
                 <w:szCs w:val="16"/>
                 <w:lang w:val="ru-RU"/>
               </w:rPr>
-              <w:lastRenderedPageBreak/>
               <w:t>Некраш</w:t>
             </w:r>
             <w:proofErr w:type="spellEnd"/>
@@ -22469,6 +22526,7 @@
                 <w:szCs w:val="16"/>
                 <w:lang w:val="ru-RU"/>
               </w:rPr>
+              <w:lastRenderedPageBreak/>
               <w:t>Олехно</w:t>
             </w:r>
             <w:proofErr w:type="spellEnd"/>
@@ -27073,7 +27131,6 @@
                 <w:szCs w:val="16"/>
                 <w:lang w:val="ru-RU"/>
               </w:rPr>
-              <w:lastRenderedPageBreak/>
               <w:t>Сипович</w:t>
             </w:r>
             <w:proofErr w:type="spellEnd"/>
@@ -27614,6 +27671,7 @@
                 <w:szCs w:val="16"/>
                 <w:lang w:val="ru-RU"/>
               </w:rPr>
+              <w:lastRenderedPageBreak/>
               <w:t>Станкевич Екатерина Михайловна</w:t>
             </w:r>
             <w:r>
@@ -31523,7 +31581,6 @@
                 <w:szCs w:val="16"/>
                 <w:lang w:val="ru-RU"/>
               </w:rPr>
-              <w:lastRenderedPageBreak/>
               <w:t>Шарловская</w:t>
             </w:r>
             <w:proofErr w:type="spellEnd"/>
@@ -31864,6 +31921,7 @@
                 <w:szCs w:val="16"/>
                 <w:lang w:val="ru-RU"/>
               </w:rPr>
+              <w:lastRenderedPageBreak/>
               <w:t>Шилейкис</w:t>
             </w:r>
             <w:proofErr w:type="spellEnd"/>
@@ -36031,1778 +36089,6 @@
 </w:styles>
 </file>
 
-<file path=word/charts/chart1.xml><?xml version="1.0" encoding="utf-8"?>
-<c:chartSpace xmlns:c="http://schemas.openxmlformats.org/drawingml/2006/chart" xmlns:a="http://schemas.openxmlformats.org/drawingml/2006/main" xmlns:r="http://schemas.openxmlformats.org/officeDocument/2006/relationships" xmlns:c16r2="http://schemas.microsoft.com/office/drawing/2015/06/chart">
-  <c:date1904 val="0"/>
-  <c:lang val="en-US"/>
-  <c:roundedCorners val="0"/>
-  <mc:AlternateContent xmlns:mc="http://schemas.openxmlformats.org/markup-compatibility/2006">
-    <mc:Choice xmlns:c14="http://schemas.microsoft.com/office/drawing/2007/8/2/chart" Requires="c14">
-      <c14:style val="102"/>
-    </mc:Choice>
-    <mc:Fallback>
-      <c:style val="2"/>
-    </mc:Fallback>
-  </mc:AlternateContent>
-  <c:chart>
-    <c:autoTitleDeleted val="1"/>
-    <c:view3D>
-      <c:rotX val="15"/>
-      <c:rotY val="20"/>
-      <c:rAngAx val="0"/>
-    </c:view3D>
-    <c:floor>
-      <c:thickness val="0"/>
-      <c:spPr>
-        <a:noFill/>
-        <a:ln>
-          <a:noFill/>
-        </a:ln>
-        <a:effectLst/>
-        <a:sp3d/>
-      </c:spPr>
-    </c:floor>
-    <c:sideWall>
-      <c:thickness val="0"/>
-      <c:spPr>
-        <a:noFill/>
-        <a:ln>
-          <a:noFill/>
-        </a:ln>
-        <a:effectLst/>
-        <a:sp3d/>
-      </c:spPr>
-    </c:sideWall>
-    <c:backWall>
-      <c:thickness val="0"/>
-      <c:spPr>
-        <a:noFill/>
-        <a:ln>
-          <a:noFill/>
-        </a:ln>
-        <a:effectLst/>
-        <a:sp3d/>
-      </c:spPr>
-    </c:backWall>
-    <c:plotArea>
-      <c:layout>
-        <c:manualLayout>
-          <c:layoutTarget val="inner"/>
-          <c:xMode val="edge"/>
-          <c:yMode val="edge"/>
-          <c:x val="2.6352362684452117E-2"/>
-          <c:y val="2.3564814814814816E-2"/>
-          <c:w val="0.93753642041202956"/>
-          <c:h val="0.87734580052493438"/>
-        </c:manualLayout>
-      </c:layout>
-      <c:bar3DChart>
-        <c:barDir val="col"/>
-        <c:grouping val="clustered"/>
-        <c:varyColors val="0"/>
-        <c:ser>
-          <c:idx val="0"/>
-          <c:order val="0"/>
-          <c:spPr>
-            <a:solidFill>
-              <a:schemeClr val="accent1"/>
-            </a:solidFill>
-            <a:ln>
-              <a:noFill/>
-            </a:ln>
-            <a:effectLst/>
-            <a:sp3d/>
-          </c:spPr>
-          <c:invertIfNegative val="0"/>
-          <c:dLbls>
-            <c:spPr>
-              <a:noFill/>
-              <a:ln>
-                <a:noFill/>
-              </a:ln>
-              <a:effectLst/>
-            </c:spPr>
-            <c:txPr>
-              <a:bodyPr rot="0" spcFirstLastPara="1" vertOverflow="ellipsis" vert="horz" wrap="square" anchor="ctr" anchorCtr="1"/>
-              <a:lstStyle/>
-              <a:p>
-                <a:pPr>
-                  <a:defRPr sz="800" b="0" i="0" u="none" strike="noStrike" kern="1200" baseline="0">
-                    <a:solidFill>
-                      <a:schemeClr val="tx1">
-                        <a:lumMod val="75000"/>
-                        <a:lumOff val="25000"/>
-                      </a:schemeClr>
-                    </a:solidFill>
-                    <a:latin typeface="Arial" panose="020B0604020202020204" pitchFamily="34" charset="0"/>
-                    <a:ea typeface="+mn-ea"/>
-                    <a:cs typeface="Arial" panose="020B0604020202020204" pitchFamily="34" charset="0"/>
-                  </a:defRPr>
-                </a:pPr>
-                <a:endParaRPr lang="en-US"/>
-              </a:p>
-            </c:txPr>
-            <c:showLegendKey val="0"/>
-            <c:showVal val="1"/>
-            <c:showCatName val="0"/>
-            <c:showSerName val="0"/>
-            <c:showPercent val="0"/>
-            <c:showBubbleSize val="0"/>
-            <c:showLeaderLines val="0"/>
-            <c:extLst>
-              <c:ext xmlns:c15="http://schemas.microsoft.com/office/drawing/2012/chart" uri="{CE6537A1-D6FC-4f65-9D91-7224C49458BB}">
-                <c15:showLeaderLines val="1"/>
-                <c15:leaderLines>
-                  <c:spPr>
-                    <a:ln w="9525" cap="flat" cmpd="sng" algn="ctr">
-                      <a:solidFill>
-                        <a:schemeClr val="tx1">
-                          <a:lumMod val="35000"/>
-                          <a:lumOff val="65000"/>
-                        </a:schemeClr>
-                      </a:solidFill>
-                      <a:round/>
-                    </a:ln>
-                    <a:effectLst/>
-                  </c:spPr>
-                </c15:leaderLines>
-              </c:ext>
-            </c:extLst>
-          </c:dLbls>
-          <c:cat>
-            <c:numRef>
-              <c:f>Литовки!$A$4:$A$8</c:f>
-              <c:numCache>
-                <c:formatCode>General</c:formatCode>
-                <c:ptCount val="5"/>
-                <c:pt idx="0">
-                  <c:v>1920</c:v>
-                </c:pt>
-                <c:pt idx="1">
-                  <c:v>1937</c:v>
-                </c:pt>
-                <c:pt idx="2">
-                  <c:v>1938</c:v>
-                </c:pt>
-                <c:pt idx="3">
-                  <c:v>1941</c:v>
-                </c:pt>
-                <c:pt idx="4">
-                  <c:v>1942</c:v>
-                </c:pt>
-              </c:numCache>
-            </c:numRef>
-          </c:cat>
-          <c:val>
-            <c:numRef>
-              <c:f>Литовки!$B$4:$B$8</c:f>
-              <c:numCache>
-                <c:formatCode>General</c:formatCode>
-                <c:ptCount val="5"/>
-                <c:pt idx="0">
-                  <c:v>3</c:v>
-                </c:pt>
-                <c:pt idx="1">
-                  <c:v>34</c:v>
-                </c:pt>
-                <c:pt idx="2">
-                  <c:v>42</c:v>
-                </c:pt>
-                <c:pt idx="3">
-                  <c:v>1</c:v>
-                </c:pt>
-                <c:pt idx="4">
-                  <c:v>9</c:v>
-                </c:pt>
-              </c:numCache>
-            </c:numRef>
-          </c:val>
-          <c:extLst>
-            <c:ext xmlns:c16="http://schemas.microsoft.com/office/drawing/2014/chart" uri="{C3380CC4-5D6E-409C-BE32-E72D297353CC}">
-              <c16:uniqueId val="{00000000-6FF2-4B30-B9FC-9737C00F5174}"/>
-            </c:ext>
-          </c:extLst>
-        </c:ser>
-        <c:dLbls>
-          <c:showLegendKey val="0"/>
-          <c:showVal val="0"/>
-          <c:showCatName val="0"/>
-          <c:showSerName val="0"/>
-          <c:showPercent val="0"/>
-          <c:showBubbleSize val="0"/>
-        </c:dLbls>
-        <c:gapWidth val="150"/>
-        <c:shape val="box"/>
-        <c:axId val="904673775"/>
-        <c:axId val="904655055"/>
-        <c:axId val="0"/>
-      </c:bar3DChart>
-      <c:catAx>
-        <c:axId val="904673775"/>
-        <c:scaling>
-          <c:orientation val="minMax"/>
-        </c:scaling>
-        <c:delete val="0"/>
-        <c:axPos val="b"/>
-        <c:numFmt formatCode="General" sourceLinked="1"/>
-        <c:majorTickMark val="out"/>
-        <c:minorTickMark val="none"/>
-        <c:tickLblPos val="nextTo"/>
-        <c:spPr>
-          <a:noFill/>
-          <a:ln w="9525" cap="flat" cmpd="sng" algn="ctr">
-            <a:solidFill>
-              <a:schemeClr val="tx1">
-                <a:lumMod val="15000"/>
-                <a:lumOff val="85000"/>
-              </a:schemeClr>
-            </a:solidFill>
-            <a:round/>
-          </a:ln>
-          <a:effectLst/>
-        </c:spPr>
-        <c:txPr>
-          <a:bodyPr rot="-60000000" spcFirstLastPara="1" vertOverflow="ellipsis" vert="horz" wrap="square" anchor="ctr" anchorCtr="1"/>
-          <a:lstStyle/>
-          <a:p>
-            <a:pPr>
-              <a:defRPr sz="900" b="0" i="0" u="none" strike="noStrike" kern="1200" baseline="0">
-                <a:solidFill>
-                  <a:schemeClr val="tx1">
-                    <a:lumMod val="65000"/>
-                    <a:lumOff val="35000"/>
-                  </a:schemeClr>
-                </a:solidFill>
-                <a:latin typeface="Arial" panose="020B0604020202020204" pitchFamily="34" charset="0"/>
-                <a:ea typeface="+mn-ea"/>
-                <a:cs typeface="Arial" panose="020B0604020202020204" pitchFamily="34" charset="0"/>
-              </a:defRPr>
-            </a:pPr>
-            <a:endParaRPr lang="en-US"/>
-          </a:p>
-        </c:txPr>
-        <c:crossAx val="904655055"/>
-        <c:crossesAt val="0"/>
-        <c:auto val="0"/>
-        <c:lblAlgn val="ctr"/>
-        <c:lblOffset val="100"/>
-        <c:noMultiLvlLbl val="0"/>
-      </c:catAx>
-      <c:valAx>
-        <c:axId val="904655055"/>
-        <c:scaling>
-          <c:orientation val="minMax"/>
-        </c:scaling>
-        <c:delete val="1"/>
-        <c:axPos val="l"/>
-        <c:numFmt formatCode="General" sourceLinked="1"/>
-        <c:majorTickMark val="out"/>
-        <c:minorTickMark val="none"/>
-        <c:tickLblPos val="nextTo"/>
-        <c:crossAx val="904673775"/>
-        <c:crosses val="autoZero"/>
-        <c:crossBetween val="between"/>
-        <c:majorUnit val="5"/>
-        <c:minorUnit val="1"/>
-      </c:valAx>
-      <c:spPr>
-        <a:noFill/>
-        <a:ln>
-          <a:noFill/>
-        </a:ln>
-        <a:effectLst/>
-      </c:spPr>
-    </c:plotArea>
-    <c:plotVisOnly val="1"/>
-    <c:dispBlanksAs val="gap"/>
-    <c:extLst>
-      <c:ext xmlns:c16r3="http://schemas.microsoft.com/office/drawing/2017/03/chart" uri="{56B9EC1D-385E-4148-901F-78D8002777C0}">
-        <c16r3:dataDisplayOptions16>
-          <c16r3:dispNaAsBlank val="1"/>
-        </c16r3:dataDisplayOptions16>
-      </c:ext>
-    </c:extLst>
-    <c:showDLblsOverMax val="0"/>
-  </c:chart>
-  <c:spPr>
-    <a:solidFill>
-      <a:schemeClr val="bg1"/>
-    </a:solidFill>
-    <a:ln w="9525" cap="flat" cmpd="sng" algn="ctr">
-      <a:solidFill>
-        <a:schemeClr val="tx1">
-          <a:lumMod val="15000"/>
-          <a:lumOff val="85000"/>
-        </a:schemeClr>
-      </a:solidFill>
-      <a:round/>
-    </a:ln>
-    <a:effectLst/>
-  </c:spPr>
-  <c:txPr>
-    <a:bodyPr/>
-    <a:lstStyle/>
-    <a:p>
-      <a:pPr>
-        <a:defRPr>
-          <a:latin typeface="Arial" panose="020B0604020202020204" pitchFamily="34" charset="0"/>
-          <a:cs typeface="Arial" panose="020B0604020202020204" pitchFamily="34" charset="0"/>
-        </a:defRPr>
-      </a:pPr>
-      <a:endParaRPr lang="en-US"/>
-    </a:p>
-  </c:txPr>
-  <c:externalData r:id="rId3">
-    <c:autoUpdate val="0"/>
-  </c:externalData>
-</c:chartSpace>
-</file>
-
-<file path=word/charts/chart2.xml><?xml version="1.0" encoding="utf-8"?>
-<c:chartSpace xmlns:c="http://schemas.openxmlformats.org/drawingml/2006/chart" xmlns:a="http://schemas.openxmlformats.org/drawingml/2006/main" xmlns:r="http://schemas.openxmlformats.org/officeDocument/2006/relationships" xmlns:c16r2="http://schemas.microsoft.com/office/drawing/2015/06/chart">
-  <c:date1904 val="0"/>
-  <c:lang val="en-US"/>
-  <c:roundedCorners val="0"/>
-  <mc:AlternateContent xmlns:mc="http://schemas.openxmlformats.org/markup-compatibility/2006">
-    <mc:Choice xmlns:c14="http://schemas.microsoft.com/office/drawing/2007/8/2/chart" Requires="c14">
-      <c14:style val="102"/>
-    </mc:Choice>
-    <mc:Fallback>
-      <c:style val="2"/>
-    </mc:Fallback>
-  </mc:AlternateContent>
-  <c:clrMapOvr bg1="lt1" tx1="dk1" bg2="lt2" tx2="dk2" accent1="accent1" accent2="accent2" accent3="accent3" accent4="accent4" accent5="accent5" accent6="accent6" hlink="hlink" folHlink="folHlink"/>
-  <c:chart>
-    <c:autoTitleDeleted val="1"/>
-    <c:view3D>
-      <c:rotX val="0"/>
-      <c:rotY val="20"/>
-      <c:rAngAx val="0"/>
-    </c:view3D>
-    <c:floor>
-      <c:thickness val="0"/>
-      <c:spPr>
-        <a:noFill/>
-        <a:ln>
-          <a:noFill/>
-        </a:ln>
-        <a:effectLst/>
-        <a:sp3d/>
-      </c:spPr>
-    </c:floor>
-    <c:sideWall>
-      <c:thickness val="0"/>
-      <c:spPr>
-        <a:noFill/>
-        <a:ln>
-          <a:noFill/>
-        </a:ln>
-        <a:effectLst/>
-        <a:sp3d/>
-      </c:spPr>
-    </c:sideWall>
-    <c:backWall>
-      <c:thickness val="0"/>
-      <c:spPr>
-        <a:noFill/>
-        <a:ln>
-          <a:noFill/>
-        </a:ln>
-        <a:effectLst/>
-        <a:sp3d/>
-      </c:spPr>
-    </c:backWall>
-    <c:plotArea>
-      <c:layout>
-        <c:manualLayout>
-          <c:layoutTarget val="inner"/>
-          <c:xMode val="edge"/>
-          <c:yMode val="edge"/>
-          <c:x val="4.9896502827934355E-2"/>
-          <c:y val="6.5589500610129275E-2"/>
-          <c:w val="0.9255953708235507"/>
-          <c:h val="0.75631508777561296"/>
-        </c:manualLayout>
-      </c:layout>
-      <c:bar3DChart>
-        <c:barDir val="col"/>
-        <c:grouping val="clustered"/>
-        <c:varyColors val="0"/>
-        <c:ser>
-          <c:idx val="0"/>
-          <c:order val="0"/>
-          <c:spPr>
-            <a:solidFill>
-              <a:srgbClr val="4472C4"/>
-            </a:solidFill>
-            <a:ln>
-              <a:noFill/>
-            </a:ln>
-            <a:effectLst/>
-            <a:sp3d/>
-          </c:spPr>
-          <c:invertIfNegative val="0"/>
-          <c:dLbls>
-            <c:spPr>
-              <a:noFill/>
-              <a:ln>
-                <a:noFill/>
-              </a:ln>
-              <a:effectLst/>
-            </c:spPr>
-            <c:txPr>
-              <a:bodyPr rot="0" spcFirstLastPara="1" vertOverflow="ellipsis" vert="horz" wrap="square" lIns="38100" tIns="19050" rIns="38100" bIns="19050" anchor="ctr" anchorCtr="1">
-                <a:spAutoFit/>
-              </a:bodyPr>
-              <a:lstStyle/>
-              <a:p>
-                <a:pPr>
-                  <a:defRPr sz="700" b="0" i="0" u="none" strike="noStrike" kern="1200" baseline="0">
-                    <a:solidFill>
-                      <a:schemeClr val="tx1">
-                        <a:lumMod val="75000"/>
-                        <a:lumOff val="25000"/>
-                      </a:schemeClr>
-                    </a:solidFill>
-                    <a:latin typeface="Arial" panose="020B0604020202020204" pitchFamily="34" charset="0"/>
-                    <a:ea typeface="+mn-ea"/>
-                    <a:cs typeface="Arial" panose="020B0604020202020204" pitchFamily="34" charset="0"/>
-                  </a:defRPr>
-                </a:pPr>
-                <a:endParaRPr lang="en-US"/>
-              </a:p>
-            </c:txPr>
-            <c:showLegendKey val="0"/>
-            <c:showVal val="1"/>
-            <c:showCatName val="0"/>
-            <c:showSerName val="0"/>
-            <c:showPercent val="0"/>
-            <c:showBubbleSize val="0"/>
-            <c:separator>
-</c:separator>
-            <c:showLeaderLines val="0"/>
-            <c:extLst>
-              <c:ext xmlns:c15="http://schemas.microsoft.com/office/drawing/2012/chart" uri="{CE6537A1-D6FC-4f65-9D91-7224C49458BB}">
-                <c15:showLeaderLines val="1"/>
-                <c15:leaderLines>
-                  <c:spPr>
-                    <a:ln w="9525" cap="flat" cmpd="sng" algn="ctr">
-                      <a:solidFill>
-                        <a:schemeClr val="tx1">
-                          <a:lumMod val="35000"/>
-                          <a:lumOff val="65000"/>
-                        </a:schemeClr>
-                      </a:solidFill>
-                      <a:round/>
-                    </a:ln>
-                    <a:effectLst/>
-                  </c:spPr>
-                </c15:leaderLines>
-              </c:ext>
-            </c:extLst>
-          </c:dLbls>
-          <c:cat>
-            <c:strRef>
-              <c:f>Литовки!$A$7:$A$16</c:f>
-              <c:strCache>
-                <c:ptCount val="10"/>
-                <c:pt idx="0">
-                  <c:v>21-25   лет</c:v>
-                </c:pt>
-                <c:pt idx="1">
-                  <c:v>26-30   лет</c:v>
-                </c:pt>
-                <c:pt idx="2">
-                  <c:v>31-35   лет</c:v>
-                </c:pt>
-                <c:pt idx="3">
-                  <c:v>36-40    лет</c:v>
-                </c:pt>
-                <c:pt idx="4">
-                  <c:v>41-45   лет</c:v>
-                </c:pt>
-                <c:pt idx="5">
-                  <c:v>46-50   лет</c:v>
-                </c:pt>
-                <c:pt idx="6">
-                  <c:v>51-55   лет</c:v>
-                </c:pt>
-                <c:pt idx="7">
-                  <c:v>56-60   лет</c:v>
-                </c:pt>
-                <c:pt idx="8">
-                  <c:v>61-65   лет</c:v>
-                </c:pt>
-                <c:pt idx="9">
-                  <c:v>66-70   лет</c:v>
-                </c:pt>
-              </c:strCache>
-            </c:strRef>
-          </c:cat>
-          <c:val>
-            <c:numRef>
-              <c:f>Литовки!$B$7:$B$16</c:f>
-              <c:numCache>
-                <c:formatCode>General</c:formatCode>
-                <c:ptCount val="10"/>
-                <c:pt idx="0">
-                  <c:v>2</c:v>
-                </c:pt>
-                <c:pt idx="1">
-                  <c:v>5</c:v>
-                </c:pt>
-                <c:pt idx="2">
-                  <c:v>2</c:v>
-                </c:pt>
-                <c:pt idx="3">
-                  <c:v>21</c:v>
-                </c:pt>
-                <c:pt idx="4">
-                  <c:v>17</c:v>
-                </c:pt>
-                <c:pt idx="5">
-                  <c:v>13</c:v>
-                </c:pt>
-                <c:pt idx="6">
-                  <c:v>10</c:v>
-                </c:pt>
-                <c:pt idx="7">
-                  <c:v>11</c:v>
-                </c:pt>
-                <c:pt idx="8">
-                  <c:v>6</c:v>
-                </c:pt>
-                <c:pt idx="9">
-                  <c:v>2</c:v>
-                </c:pt>
-              </c:numCache>
-            </c:numRef>
-          </c:val>
-          <c:extLst>
-            <c:ext xmlns:c16="http://schemas.microsoft.com/office/drawing/2014/chart" uri="{C3380CC4-5D6E-409C-BE32-E72D297353CC}">
-              <c16:uniqueId val="{00000000-9093-4B09-906C-8C2338E137C4}"/>
-            </c:ext>
-          </c:extLst>
-        </c:ser>
-        <c:dLbls>
-          <c:showLegendKey val="0"/>
-          <c:showVal val="0"/>
-          <c:showCatName val="0"/>
-          <c:showSerName val="0"/>
-          <c:showPercent val="0"/>
-          <c:showBubbleSize val="0"/>
-        </c:dLbls>
-        <c:gapWidth val="83"/>
-        <c:shape val="box"/>
-        <c:axId val="904673775"/>
-        <c:axId val="904655055"/>
-        <c:axId val="0"/>
-      </c:bar3DChart>
-      <c:catAx>
-        <c:axId val="904673775"/>
-        <c:scaling>
-          <c:orientation val="minMax"/>
-        </c:scaling>
-        <c:delete val="0"/>
-        <c:axPos val="b"/>
-        <c:numFmt formatCode="General" sourceLinked="1"/>
-        <c:majorTickMark val="out"/>
-        <c:minorTickMark val="none"/>
-        <c:tickLblPos val="nextTo"/>
-        <c:spPr>
-          <a:noFill/>
-          <a:ln w="9525" cap="flat" cmpd="sng" algn="ctr">
-            <a:solidFill>
-              <a:schemeClr val="tx1">
-                <a:lumMod val="15000"/>
-                <a:lumOff val="85000"/>
-              </a:schemeClr>
-            </a:solidFill>
-            <a:round/>
-          </a:ln>
-          <a:effectLst/>
-        </c:spPr>
-        <c:txPr>
-          <a:bodyPr rot="0" spcFirstLastPara="1" vertOverflow="ellipsis" wrap="square" anchor="ctr" anchorCtr="1"/>
-          <a:lstStyle/>
-          <a:p>
-            <a:pPr>
-              <a:defRPr sz="1000" b="0" i="0" u="none" strike="noStrike" kern="1200" baseline="-10000">
-                <a:solidFill>
-                  <a:schemeClr val="tx1">
-                    <a:lumMod val="65000"/>
-                    <a:lumOff val="35000"/>
-                  </a:schemeClr>
-                </a:solidFill>
-                <a:latin typeface="Arial" panose="020B0604020202020204" pitchFamily="34" charset="0"/>
-                <a:ea typeface="+mn-ea"/>
-                <a:cs typeface="+mn-cs"/>
-              </a:defRPr>
-            </a:pPr>
-            <a:endParaRPr lang="en-US"/>
-          </a:p>
-        </c:txPr>
-        <c:crossAx val="904655055"/>
-        <c:crossesAt val="0"/>
-        <c:auto val="0"/>
-        <c:lblAlgn val="ctr"/>
-        <c:lblOffset val="100"/>
-        <c:noMultiLvlLbl val="0"/>
-      </c:catAx>
-      <c:valAx>
-        <c:axId val="904655055"/>
-        <c:scaling>
-          <c:orientation val="minMax"/>
-          <c:max val="22"/>
-        </c:scaling>
-        <c:delete val="1"/>
-        <c:axPos val="l"/>
-        <c:numFmt formatCode="General" sourceLinked="1"/>
-        <c:majorTickMark val="out"/>
-        <c:minorTickMark val="none"/>
-        <c:tickLblPos val="nextTo"/>
-        <c:crossAx val="904673775"/>
-        <c:crosses val="autoZero"/>
-        <c:crossBetween val="between"/>
-        <c:majorUnit val="2"/>
-        <c:minorUnit val="1"/>
-      </c:valAx>
-      <c:spPr>
-        <a:noFill/>
-        <a:ln>
-          <a:noFill/>
-        </a:ln>
-        <a:effectLst/>
-      </c:spPr>
-    </c:plotArea>
-    <c:plotVisOnly val="1"/>
-    <c:dispBlanksAs val="gap"/>
-    <c:extLst>
-      <c:ext xmlns:c16r3="http://schemas.microsoft.com/office/drawing/2017/03/chart" uri="{56B9EC1D-385E-4148-901F-78D8002777C0}">
-        <c16r3:dataDisplayOptions16>
-          <c16r3:dispNaAsBlank val="1"/>
-        </c16r3:dataDisplayOptions16>
-      </c:ext>
-    </c:extLst>
-    <c:showDLblsOverMax val="0"/>
-  </c:chart>
-  <c:spPr>
-    <a:solidFill>
-      <a:schemeClr val="bg1"/>
-    </a:solidFill>
-    <a:ln w="9525" cap="flat" cmpd="sng" algn="ctr">
-      <a:solidFill>
-        <a:schemeClr val="tx1">
-          <a:lumMod val="15000"/>
-          <a:lumOff val="85000"/>
-        </a:schemeClr>
-      </a:solidFill>
-      <a:round/>
-    </a:ln>
-    <a:effectLst/>
-  </c:spPr>
-  <c:txPr>
-    <a:bodyPr/>
-    <a:lstStyle/>
-    <a:p>
-      <a:pPr>
-        <a:defRPr/>
-      </a:pPr>
-      <a:endParaRPr lang="en-US"/>
-    </a:p>
-  </c:txPr>
-  <c:externalData r:id="rId4">
-    <c:autoUpdate val="0"/>
-  </c:externalData>
-</c:chartSpace>
-</file>
-
-<file path=word/charts/colors1.xml><?xml version="1.0" encoding="utf-8"?>
-<cs:colorStyle xmlns:cs="http://schemas.microsoft.com/office/drawing/2012/chartStyle" xmlns:a="http://schemas.openxmlformats.org/drawingml/2006/main" meth="cycle" id="10">
-  <a:schemeClr val="accent1"/>
-  <a:schemeClr val="accent2"/>
-  <a:schemeClr val="accent3"/>
-  <a:schemeClr val="accent4"/>
-  <a:schemeClr val="accent5"/>
-  <a:schemeClr val="accent6"/>
-  <cs:variation/>
-  <cs:variation>
-    <a:lumMod val="60000"/>
-  </cs:variation>
-  <cs:variation>
-    <a:lumMod val="80000"/>
-    <a:lumOff val="20000"/>
-  </cs:variation>
-  <cs:variation>
-    <a:lumMod val="80000"/>
-  </cs:variation>
-  <cs:variation>
-    <a:lumMod val="60000"/>
-    <a:lumOff val="40000"/>
-  </cs:variation>
-  <cs:variation>
-    <a:lumMod val="50000"/>
-  </cs:variation>
-  <cs:variation>
-    <a:lumMod val="70000"/>
-    <a:lumOff val="30000"/>
-  </cs:variation>
-  <cs:variation>
-    <a:lumMod val="70000"/>
-  </cs:variation>
-  <cs:variation>
-    <a:lumMod val="50000"/>
-    <a:lumOff val="50000"/>
-  </cs:variation>
-</cs:colorStyle>
-</file>
-
-<file path=word/charts/colors2.xml><?xml version="1.0" encoding="utf-8"?>
-<cs:colorStyle xmlns:cs="http://schemas.microsoft.com/office/drawing/2012/chartStyle" xmlns:a="http://schemas.openxmlformats.org/drawingml/2006/main" meth="cycle" id="10">
-  <a:schemeClr val="accent1"/>
-  <a:schemeClr val="accent2"/>
-  <a:schemeClr val="accent3"/>
-  <a:schemeClr val="accent4"/>
-  <a:schemeClr val="accent5"/>
-  <a:schemeClr val="accent6"/>
-  <cs:variation/>
-  <cs:variation>
-    <a:lumMod val="60000"/>
-  </cs:variation>
-  <cs:variation>
-    <a:lumMod val="80000"/>
-    <a:lumOff val="20000"/>
-  </cs:variation>
-  <cs:variation>
-    <a:lumMod val="80000"/>
-  </cs:variation>
-  <cs:variation>
-    <a:lumMod val="60000"/>
-    <a:lumOff val="40000"/>
-  </cs:variation>
-  <cs:variation>
-    <a:lumMod val="50000"/>
-  </cs:variation>
-  <cs:variation>
-    <a:lumMod val="70000"/>
-    <a:lumOff val="30000"/>
-  </cs:variation>
-  <cs:variation>
-    <a:lumMod val="70000"/>
-  </cs:variation>
-  <cs:variation>
-    <a:lumMod val="50000"/>
-    <a:lumOff val="50000"/>
-  </cs:variation>
-</cs:colorStyle>
-</file>
-
-<file path=word/charts/style1.xml><?xml version="1.0" encoding="utf-8"?>
-<cs:chartStyle xmlns:cs="http://schemas.microsoft.com/office/drawing/2012/chartStyle" xmlns:a="http://schemas.openxmlformats.org/drawingml/2006/main" id="332">
-  <cs:axisTitle>
-    <cs:lnRef idx="0"/>
-    <cs:fillRef idx="0"/>
-    <cs:effectRef idx="0"/>
-    <cs:fontRef idx="minor">
-      <a:schemeClr val="tx1">
-        <a:lumMod val="65000"/>
-        <a:lumOff val="35000"/>
-      </a:schemeClr>
-    </cs:fontRef>
-    <cs:defRPr sz="1000" kern="1200"/>
-  </cs:axisTitle>
-  <cs:categoryAxis>
-    <cs:lnRef idx="0"/>
-    <cs:fillRef idx="0"/>
-    <cs:effectRef idx="0"/>
-    <cs:fontRef idx="minor">
-      <a:schemeClr val="tx1">
-        <a:lumMod val="65000"/>
-        <a:lumOff val="35000"/>
-      </a:schemeClr>
-    </cs:fontRef>
-    <cs:spPr>
-      <a:ln w="9525" cap="flat" cmpd="sng" algn="ctr">
-        <a:solidFill>
-          <a:schemeClr val="tx1">
-            <a:lumMod val="15000"/>
-            <a:lumOff val="85000"/>
-          </a:schemeClr>
-        </a:solidFill>
-        <a:round/>
-      </a:ln>
-    </cs:spPr>
-    <cs:defRPr sz="900" kern="1200"/>
-  </cs:categoryAxis>
-  <cs:chartArea mods="allowNoFillOverride allowNoLineOverride">
-    <cs:lnRef idx="0"/>
-    <cs:fillRef idx="0"/>
-    <cs:effectRef idx="0"/>
-    <cs:fontRef idx="minor">
-      <a:schemeClr val="tx1"/>
-    </cs:fontRef>
-    <cs:spPr>
-      <a:solidFill>
-        <a:schemeClr val="bg1"/>
-      </a:solidFill>
-      <a:ln w="9525" cap="flat" cmpd="sng" algn="ctr">
-        <a:solidFill>
-          <a:schemeClr val="tx1">
-            <a:lumMod val="15000"/>
-            <a:lumOff val="85000"/>
-          </a:schemeClr>
-        </a:solidFill>
-        <a:round/>
-      </a:ln>
-    </cs:spPr>
-    <cs:defRPr sz="1000" kern="1200"/>
-  </cs:chartArea>
-  <cs:dataLabel>
-    <cs:lnRef idx="0"/>
-    <cs:fillRef idx="0"/>
-    <cs:effectRef idx="0"/>
-    <cs:fontRef idx="minor">
-      <a:schemeClr val="tx1">
-        <a:lumMod val="75000"/>
-        <a:lumOff val="25000"/>
-      </a:schemeClr>
-    </cs:fontRef>
-    <cs:defRPr sz="900" kern="1200"/>
-  </cs:dataLabel>
-  <cs:dataLabelCallout>
-    <cs:lnRef idx="0"/>
-    <cs:fillRef idx="0"/>
-    <cs:effectRef idx="0"/>
-    <cs:fontRef idx="minor">
-      <a:schemeClr val="dk1">
-        <a:lumMod val="65000"/>
-        <a:lumOff val="35000"/>
-      </a:schemeClr>
-    </cs:fontRef>
-    <cs:spPr>
-      <a:solidFill>
-        <a:schemeClr val="lt1"/>
-      </a:solidFill>
-      <a:ln>
-        <a:solidFill>
-          <a:schemeClr val="dk1">
-            <a:lumMod val="25000"/>
-            <a:lumOff val="75000"/>
-          </a:schemeClr>
-        </a:solidFill>
-      </a:ln>
-    </cs:spPr>
-    <cs:defRPr sz="900" kern="1200"/>
-    <cs:bodyPr rot="0" spcFirstLastPara="1" vertOverflow="clip" horzOverflow="clip" vert="horz" wrap="square" lIns="36576" tIns="18288" rIns="36576" bIns="18288" anchor="ctr" anchorCtr="1">
-      <a:spAutoFit/>
-    </cs:bodyPr>
-  </cs:dataLabelCallout>
-  <cs:dataPoint>
-    <cs:lnRef idx="0"/>
-    <cs:fillRef idx="1">
-      <cs:styleClr val="auto"/>
-    </cs:fillRef>
-    <cs:effectRef idx="0"/>
-    <cs:fontRef idx="minor">
-      <a:schemeClr val="tx1"/>
-    </cs:fontRef>
-  </cs:dataPoint>
-  <cs:dataPoint3D>
-    <cs:lnRef idx="0"/>
-    <cs:fillRef idx="1">
-      <cs:styleClr val="auto"/>
-    </cs:fillRef>
-    <cs:effectRef idx="0"/>
-    <cs:fontRef idx="minor">
-      <a:schemeClr val="tx1"/>
-    </cs:fontRef>
-  </cs:dataPoint3D>
-  <cs:dataPointLine>
-    <cs:lnRef idx="0">
-      <cs:styleClr val="auto"/>
-    </cs:lnRef>
-    <cs:fillRef idx="1"/>
-    <cs:effectRef idx="0"/>
-    <cs:fontRef idx="minor">
-      <a:schemeClr val="tx1"/>
-    </cs:fontRef>
-    <cs:spPr>
-      <a:ln w="28575" cap="rnd">
-        <a:solidFill>
-          <a:schemeClr val="phClr"/>
-        </a:solidFill>
-        <a:round/>
-      </a:ln>
-    </cs:spPr>
-  </cs:dataPointLine>
-  <cs:dataPointMarker>
-    <cs:lnRef idx="0">
-      <cs:styleClr val="auto"/>
-    </cs:lnRef>
-    <cs:fillRef idx="1">
-      <cs:styleClr val="auto"/>
-    </cs:fillRef>
-    <cs:effectRef idx="0"/>
-    <cs:fontRef idx="minor">
-      <a:schemeClr val="tx1"/>
-    </cs:fontRef>
-    <cs:spPr>
-      <a:ln w="9525">
-        <a:solidFill>
-          <a:schemeClr val="phClr"/>
-        </a:solidFill>
-      </a:ln>
-    </cs:spPr>
-  </cs:dataPointMarker>
-  <cs:dataPointMarkerLayout symbol="circle" size="5"/>
-  <cs:dataPointWireframe>
-    <cs:lnRef idx="0">
-      <cs:styleClr val="auto"/>
-    </cs:lnRef>
-    <cs:fillRef idx="1"/>
-    <cs:effectRef idx="0"/>
-    <cs:fontRef idx="minor">
-      <a:schemeClr val="tx1"/>
-    </cs:fontRef>
-    <cs:spPr>
-      <a:ln w="9525" cap="rnd">
-        <a:solidFill>
-          <a:schemeClr val="phClr"/>
-        </a:solidFill>
-        <a:round/>
-      </a:ln>
-    </cs:spPr>
-  </cs:dataPointWireframe>
-  <cs:dataTable>
-    <cs:lnRef idx="0"/>
-    <cs:fillRef idx="0"/>
-    <cs:effectRef idx="0"/>
-    <cs:fontRef idx="minor">
-      <a:schemeClr val="tx1">
-        <a:lumMod val="65000"/>
-        <a:lumOff val="35000"/>
-      </a:schemeClr>
-    </cs:fontRef>
-    <cs:spPr>
-      <a:noFill/>
-      <a:ln w="9525" cap="flat" cmpd="sng" algn="ctr">
-        <a:solidFill>
-          <a:schemeClr val="tx1">
-            <a:lumMod val="15000"/>
-            <a:lumOff val="85000"/>
-          </a:schemeClr>
-        </a:solidFill>
-        <a:round/>
-      </a:ln>
-    </cs:spPr>
-    <cs:defRPr sz="900" kern="1200"/>
-  </cs:dataTable>
-  <cs:downBar>
-    <cs:lnRef idx="0"/>
-    <cs:fillRef idx="0"/>
-    <cs:effectRef idx="0"/>
-    <cs:fontRef idx="minor">
-      <a:schemeClr val="dk1"/>
-    </cs:fontRef>
-    <cs:spPr>
-      <a:solidFill>
-        <a:schemeClr val="dk1">
-          <a:lumMod val="65000"/>
-          <a:lumOff val="35000"/>
-        </a:schemeClr>
-      </a:solidFill>
-      <a:ln w="9525">
-        <a:solidFill>
-          <a:schemeClr val="tx1">
-            <a:lumMod val="65000"/>
-            <a:lumOff val="35000"/>
-          </a:schemeClr>
-        </a:solidFill>
-      </a:ln>
-    </cs:spPr>
-  </cs:downBar>
-  <cs:dropLine>
-    <cs:lnRef idx="0"/>
-    <cs:fillRef idx="0"/>
-    <cs:effectRef idx="0"/>
-    <cs:fontRef idx="minor">
-      <a:schemeClr val="tx1"/>
-    </cs:fontRef>
-    <cs:spPr>
-      <a:ln w="9525" cap="flat" cmpd="sng" algn="ctr">
-        <a:solidFill>
-          <a:schemeClr val="tx1">
-            <a:lumMod val="35000"/>
-            <a:lumOff val="65000"/>
-          </a:schemeClr>
-        </a:solidFill>
-        <a:round/>
-      </a:ln>
-    </cs:spPr>
-  </cs:dropLine>
-  <cs:errorBar>
-    <cs:lnRef idx="0"/>
-    <cs:fillRef idx="0"/>
-    <cs:effectRef idx="0"/>
-    <cs:fontRef idx="minor">
-      <a:schemeClr val="tx1"/>
-    </cs:fontRef>
-    <cs:spPr>
-      <a:ln w="9525" cap="flat" cmpd="sng" algn="ctr">
-        <a:solidFill>
-          <a:schemeClr val="tx1">
-            <a:lumMod val="65000"/>
-            <a:lumOff val="35000"/>
-          </a:schemeClr>
-        </a:solidFill>
-        <a:round/>
-      </a:ln>
-    </cs:spPr>
-  </cs:errorBar>
-  <cs:floor>
-    <cs:lnRef idx="0"/>
-    <cs:fillRef idx="0"/>
-    <cs:effectRef idx="0"/>
-    <cs:fontRef idx="minor">
-      <a:schemeClr val="tx1"/>
-    </cs:fontRef>
-    <cs:spPr>
-      <a:noFill/>
-      <a:ln>
-        <a:noFill/>
-      </a:ln>
-    </cs:spPr>
-  </cs:floor>
-  <cs:gridlineMajor>
-    <cs:lnRef idx="0"/>
-    <cs:fillRef idx="0"/>
-    <cs:effectRef idx="0"/>
-    <cs:fontRef idx="minor">
-      <a:schemeClr val="tx1"/>
-    </cs:fontRef>
-    <cs:spPr>
-      <a:ln w="9525" cap="flat" cmpd="sng" algn="ctr">
-        <a:solidFill>
-          <a:schemeClr val="tx1">
-            <a:lumMod val="15000"/>
-            <a:lumOff val="85000"/>
-          </a:schemeClr>
-        </a:solidFill>
-        <a:round/>
-      </a:ln>
-    </cs:spPr>
-  </cs:gridlineMajor>
-  <cs:gridlineMinor>
-    <cs:lnRef idx="0"/>
-    <cs:fillRef idx="0"/>
-    <cs:effectRef idx="0"/>
-    <cs:fontRef idx="minor">
-      <a:schemeClr val="tx1"/>
-    </cs:fontRef>
-    <cs:spPr>
-      <a:ln w="9525" cap="flat" cmpd="sng" algn="ctr">
-        <a:solidFill>
-          <a:schemeClr val="tx1">
-            <a:lumMod val="5000"/>
-            <a:lumOff val="95000"/>
-          </a:schemeClr>
-        </a:solidFill>
-        <a:round/>
-      </a:ln>
-    </cs:spPr>
-  </cs:gridlineMinor>
-  <cs:hiLoLine>
-    <cs:lnRef idx="0"/>
-    <cs:fillRef idx="0"/>
-    <cs:effectRef idx="0"/>
-    <cs:fontRef idx="minor">
-      <a:schemeClr val="tx1"/>
-    </cs:fontRef>
-    <cs:spPr>
-      <a:ln w="9525" cap="flat" cmpd="sng" algn="ctr">
-        <a:solidFill>
-          <a:schemeClr val="tx1">
-            <a:lumMod val="75000"/>
-            <a:lumOff val="25000"/>
-          </a:schemeClr>
-        </a:solidFill>
-        <a:round/>
-      </a:ln>
-    </cs:spPr>
-  </cs:hiLoLine>
-  <cs:leaderLine>
-    <cs:lnRef idx="0"/>
-    <cs:fillRef idx="0"/>
-    <cs:effectRef idx="0"/>
-    <cs:fontRef idx="minor">
-      <a:schemeClr val="tx1"/>
-    </cs:fontRef>
-    <cs:spPr>
-      <a:ln w="9525" cap="flat" cmpd="sng" algn="ctr">
-        <a:solidFill>
-          <a:schemeClr val="tx1">
-            <a:lumMod val="35000"/>
-            <a:lumOff val="65000"/>
-          </a:schemeClr>
-        </a:solidFill>
-        <a:round/>
-      </a:ln>
-    </cs:spPr>
-  </cs:leaderLine>
-  <cs:legend>
-    <cs:lnRef idx="0"/>
-    <cs:fillRef idx="0"/>
-    <cs:effectRef idx="0"/>
-    <cs:fontRef idx="minor">
-      <a:schemeClr val="tx1">
-        <a:lumMod val="65000"/>
-        <a:lumOff val="35000"/>
-      </a:schemeClr>
-    </cs:fontRef>
-    <cs:defRPr sz="900" kern="1200"/>
-  </cs:legend>
-  <cs:plotArea mods="allowNoFillOverride allowNoLineOverride">
-    <cs:lnRef idx="0"/>
-    <cs:fillRef idx="0"/>
-    <cs:effectRef idx="0"/>
-    <cs:fontRef idx="minor">
-      <a:schemeClr val="tx1"/>
-    </cs:fontRef>
-  </cs:plotArea>
-  <cs:plotArea3D mods="allowNoFillOverride allowNoLineOverride">
-    <cs:lnRef idx="0"/>
-    <cs:fillRef idx="0"/>
-    <cs:effectRef idx="0"/>
-    <cs:fontRef idx="minor">
-      <a:schemeClr val="tx1"/>
-    </cs:fontRef>
-  </cs:plotArea3D>
-  <cs:seriesAxis>
-    <cs:lnRef idx="0"/>
-    <cs:fillRef idx="0"/>
-    <cs:effectRef idx="0"/>
-    <cs:fontRef idx="minor">
-      <a:schemeClr val="tx1">
-        <a:lumMod val="65000"/>
-        <a:lumOff val="35000"/>
-      </a:schemeClr>
-    </cs:fontRef>
-    <cs:defRPr sz="900" kern="1200"/>
-  </cs:seriesAxis>
-  <cs:seriesLine>
-    <cs:lnRef idx="0"/>
-    <cs:fillRef idx="0"/>
-    <cs:effectRef idx="0"/>
-    <cs:fontRef idx="minor">
-      <a:schemeClr val="tx1"/>
-    </cs:fontRef>
-    <cs:spPr>
-      <a:ln w="9525" cap="flat" cmpd="sng" algn="ctr">
-        <a:solidFill>
-          <a:schemeClr val="tx1">
-            <a:lumMod val="35000"/>
-            <a:lumOff val="65000"/>
-          </a:schemeClr>
-        </a:solidFill>
-        <a:round/>
-      </a:ln>
-    </cs:spPr>
-  </cs:seriesLine>
-  <cs:title>
-    <cs:lnRef idx="0"/>
-    <cs:fillRef idx="0"/>
-    <cs:effectRef idx="0"/>
-    <cs:fontRef idx="minor">
-      <a:schemeClr val="tx1">
-        <a:lumMod val="65000"/>
-        <a:lumOff val="35000"/>
-      </a:schemeClr>
-    </cs:fontRef>
-    <cs:defRPr sz="1400" b="0" kern="1200" spc="0" baseline="0"/>
-  </cs:title>
-  <cs:trendline>
-    <cs:lnRef idx="0">
-      <cs:styleClr val="auto"/>
-    </cs:lnRef>
-    <cs:fillRef idx="0"/>
-    <cs:effectRef idx="0"/>
-    <cs:fontRef idx="minor">
-      <a:schemeClr val="tx1"/>
-    </cs:fontRef>
-    <cs:spPr>
-      <a:ln w="19050" cap="rnd">
-        <a:solidFill>
-          <a:schemeClr val="phClr"/>
-        </a:solidFill>
-        <a:prstDash val="sysDot"/>
-      </a:ln>
-    </cs:spPr>
-  </cs:trendline>
-  <cs:trendlineLabel>
-    <cs:lnRef idx="0"/>
-    <cs:fillRef idx="0"/>
-    <cs:effectRef idx="0"/>
-    <cs:fontRef idx="minor">
-      <a:schemeClr val="tx1">
-        <a:lumMod val="65000"/>
-        <a:lumOff val="35000"/>
-      </a:schemeClr>
-    </cs:fontRef>
-    <cs:defRPr sz="900" kern="1200"/>
-  </cs:trendlineLabel>
-  <cs:upBar>
-    <cs:lnRef idx="0"/>
-    <cs:fillRef idx="0"/>
-    <cs:effectRef idx="0"/>
-    <cs:fontRef idx="minor">
-      <a:schemeClr val="dk1"/>
-    </cs:fontRef>
-    <cs:spPr>
-      <a:solidFill>
-        <a:schemeClr val="lt1"/>
-      </a:solidFill>
-      <a:ln w="9525">
-        <a:solidFill>
-          <a:schemeClr val="tx1">
-            <a:lumMod val="15000"/>
-            <a:lumOff val="85000"/>
-          </a:schemeClr>
-        </a:solidFill>
-      </a:ln>
-    </cs:spPr>
-  </cs:upBar>
-  <cs:valueAxis>
-    <cs:lnRef idx="0"/>
-    <cs:fillRef idx="0"/>
-    <cs:effectRef idx="0"/>
-    <cs:fontRef idx="minor">
-      <a:schemeClr val="tx1">
-        <a:lumMod val="65000"/>
-        <a:lumOff val="35000"/>
-      </a:schemeClr>
-    </cs:fontRef>
-    <cs:defRPr sz="900" kern="1200"/>
-  </cs:valueAxis>
-  <cs:wall>
-    <cs:lnRef idx="0"/>
-    <cs:fillRef idx="0"/>
-    <cs:effectRef idx="0"/>
-    <cs:fontRef idx="minor">
-      <a:schemeClr val="tx1"/>
-    </cs:fontRef>
-    <cs:spPr>
-      <a:noFill/>
-      <a:ln>
-        <a:noFill/>
-      </a:ln>
-    </cs:spPr>
-  </cs:wall>
-</cs:chartStyle>
-</file>
-
-<file path=word/charts/style2.xml><?xml version="1.0" encoding="utf-8"?>
-<cs:chartStyle xmlns:cs="http://schemas.microsoft.com/office/drawing/2012/chartStyle" xmlns:a="http://schemas.openxmlformats.org/drawingml/2006/main" id="332">
-  <cs:axisTitle>
-    <cs:lnRef idx="0"/>
-    <cs:fillRef idx="0"/>
-    <cs:effectRef idx="0"/>
-    <cs:fontRef idx="minor">
-      <a:schemeClr val="tx1">
-        <a:lumMod val="65000"/>
-        <a:lumOff val="35000"/>
-      </a:schemeClr>
-    </cs:fontRef>
-    <cs:defRPr sz="1000" kern="1200"/>
-  </cs:axisTitle>
-  <cs:categoryAxis>
-    <cs:lnRef idx="0"/>
-    <cs:fillRef idx="0"/>
-    <cs:effectRef idx="0"/>
-    <cs:fontRef idx="minor">
-      <a:schemeClr val="tx1">
-        <a:lumMod val="65000"/>
-        <a:lumOff val="35000"/>
-      </a:schemeClr>
-    </cs:fontRef>
-    <cs:spPr>
-      <a:ln w="9525" cap="flat" cmpd="sng" algn="ctr">
-        <a:solidFill>
-          <a:schemeClr val="tx1">
-            <a:lumMod val="15000"/>
-            <a:lumOff val="85000"/>
-          </a:schemeClr>
-        </a:solidFill>
-        <a:round/>
-      </a:ln>
-    </cs:spPr>
-    <cs:defRPr sz="900" kern="1200"/>
-  </cs:categoryAxis>
-  <cs:chartArea mods="allowNoFillOverride allowNoLineOverride">
-    <cs:lnRef idx="0"/>
-    <cs:fillRef idx="0"/>
-    <cs:effectRef idx="0"/>
-    <cs:fontRef idx="minor">
-      <a:schemeClr val="tx1"/>
-    </cs:fontRef>
-    <cs:spPr>
-      <a:solidFill>
-        <a:schemeClr val="bg1"/>
-      </a:solidFill>
-      <a:ln w="9525" cap="flat" cmpd="sng" algn="ctr">
-        <a:solidFill>
-          <a:schemeClr val="tx1">
-            <a:lumMod val="15000"/>
-            <a:lumOff val="85000"/>
-          </a:schemeClr>
-        </a:solidFill>
-        <a:round/>
-      </a:ln>
-    </cs:spPr>
-    <cs:defRPr sz="1000" kern="1200"/>
-  </cs:chartArea>
-  <cs:dataLabel>
-    <cs:lnRef idx="0"/>
-    <cs:fillRef idx="0"/>
-    <cs:effectRef idx="0"/>
-    <cs:fontRef idx="minor">
-      <a:schemeClr val="tx1">
-        <a:lumMod val="75000"/>
-        <a:lumOff val="25000"/>
-      </a:schemeClr>
-    </cs:fontRef>
-    <cs:defRPr sz="900" kern="1200"/>
-  </cs:dataLabel>
-  <cs:dataLabelCallout>
-    <cs:lnRef idx="0"/>
-    <cs:fillRef idx="0"/>
-    <cs:effectRef idx="0"/>
-    <cs:fontRef idx="minor">
-      <a:schemeClr val="dk1">
-        <a:lumMod val="65000"/>
-        <a:lumOff val="35000"/>
-      </a:schemeClr>
-    </cs:fontRef>
-    <cs:spPr>
-      <a:solidFill>
-        <a:schemeClr val="lt1"/>
-      </a:solidFill>
-      <a:ln>
-        <a:solidFill>
-          <a:schemeClr val="dk1">
-            <a:lumMod val="25000"/>
-            <a:lumOff val="75000"/>
-          </a:schemeClr>
-        </a:solidFill>
-      </a:ln>
-    </cs:spPr>
-    <cs:defRPr sz="900" kern="1200"/>
-    <cs:bodyPr rot="0" spcFirstLastPara="1" vertOverflow="clip" horzOverflow="clip" vert="horz" wrap="square" lIns="36576" tIns="18288" rIns="36576" bIns="18288" anchor="ctr" anchorCtr="1">
-      <a:spAutoFit/>
-    </cs:bodyPr>
-  </cs:dataLabelCallout>
-  <cs:dataPoint>
-    <cs:lnRef idx="0"/>
-    <cs:fillRef idx="1">
-      <cs:styleClr val="auto"/>
-    </cs:fillRef>
-    <cs:effectRef idx="0"/>
-    <cs:fontRef idx="minor">
-      <a:schemeClr val="tx1"/>
-    </cs:fontRef>
-  </cs:dataPoint>
-  <cs:dataPoint3D>
-    <cs:lnRef idx="0"/>
-    <cs:fillRef idx="1">
-      <cs:styleClr val="auto"/>
-    </cs:fillRef>
-    <cs:effectRef idx="0"/>
-    <cs:fontRef idx="minor">
-      <a:schemeClr val="tx1"/>
-    </cs:fontRef>
-  </cs:dataPoint3D>
-  <cs:dataPointLine>
-    <cs:lnRef idx="0">
-      <cs:styleClr val="auto"/>
-    </cs:lnRef>
-    <cs:fillRef idx="1"/>
-    <cs:effectRef idx="0"/>
-    <cs:fontRef idx="minor">
-      <a:schemeClr val="tx1"/>
-    </cs:fontRef>
-    <cs:spPr>
-      <a:ln w="28575" cap="rnd">
-        <a:solidFill>
-          <a:schemeClr val="phClr"/>
-        </a:solidFill>
-        <a:round/>
-      </a:ln>
-    </cs:spPr>
-  </cs:dataPointLine>
-  <cs:dataPointMarker>
-    <cs:lnRef idx="0">
-      <cs:styleClr val="auto"/>
-    </cs:lnRef>
-    <cs:fillRef idx="1">
-      <cs:styleClr val="auto"/>
-    </cs:fillRef>
-    <cs:effectRef idx="0"/>
-    <cs:fontRef idx="minor">
-      <a:schemeClr val="tx1"/>
-    </cs:fontRef>
-    <cs:spPr>
-      <a:ln w="9525">
-        <a:solidFill>
-          <a:schemeClr val="phClr"/>
-        </a:solidFill>
-      </a:ln>
-    </cs:spPr>
-  </cs:dataPointMarker>
-  <cs:dataPointMarkerLayout symbol="circle" size="5"/>
-  <cs:dataPointWireframe>
-    <cs:lnRef idx="0">
-      <cs:styleClr val="auto"/>
-    </cs:lnRef>
-    <cs:fillRef idx="1"/>
-    <cs:effectRef idx="0"/>
-    <cs:fontRef idx="minor">
-      <a:schemeClr val="tx1"/>
-    </cs:fontRef>
-    <cs:spPr>
-      <a:ln w="9525" cap="rnd">
-        <a:solidFill>
-          <a:schemeClr val="phClr"/>
-        </a:solidFill>
-        <a:round/>
-      </a:ln>
-    </cs:spPr>
-  </cs:dataPointWireframe>
-  <cs:dataTable>
-    <cs:lnRef idx="0"/>
-    <cs:fillRef idx="0"/>
-    <cs:effectRef idx="0"/>
-    <cs:fontRef idx="minor">
-      <a:schemeClr val="tx1">
-        <a:lumMod val="65000"/>
-        <a:lumOff val="35000"/>
-      </a:schemeClr>
-    </cs:fontRef>
-    <cs:spPr>
-      <a:noFill/>
-      <a:ln w="9525" cap="flat" cmpd="sng" algn="ctr">
-        <a:solidFill>
-          <a:schemeClr val="tx1">
-            <a:lumMod val="15000"/>
-            <a:lumOff val="85000"/>
-          </a:schemeClr>
-        </a:solidFill>
-        <a:round/>
-      </a:ln>
-    </cs:spPr>
-    <cs:defRPr sz="900" kern="1200"/>
-  </cs:dataTable>
-  <cs:downBar>
-    <cs:lnRef idx="0"/>
-    <cs:fillRef idx="0"/>
-    <cs:effectRef idx="0"/>
-    <cs:fontRef idx="minor">
-      <a:schemeClr val="dk1"/>
-    </cs:fontRef>
-    <cs:spPr>
-      <a:solidFill>
-        <a:schemeClr val="dk1">
-          <a:lumMod val="65000"/>
-          <a:lumOff val="35000"/>
-        </a:schemeClr>
-      </a:solidFill>
-      <a:ln w="9525">
-        <a:solidFill>
-          <a:schemeClr val="tx1">
-            <a:lumMod val="65000"/>
-            <a:lumOff val="35000"/>
-          </a:schemeClr>
-        </a:solidFill>
-      </a:ln>
-    </cs:spPr>
-  </cs:downBar>
-  <cs:dropLine>
-    <cs:lnRef idx="0"/>
-    <cs:fillRef idx="0"/>
-    <cs:effectRef idx="0"/>
-    <cs:fontRef idx="minor">
-      <a:schemeClr val="tx1"/>
-    </cs:fontRef>
-    <cs:spPr>
-      <a:ln w="9525" cap="flat" cmpd="sng" algn="ctr">
-        <a:solidFill>
-          <a:schemeClr val="tx1">
-            <a:lumMod val="35000"/>
-            <a:lumOff val="65000"/>
-          </a:schemeClr>
-        </a:solidFill>
-        <a:round/>
-      </a:ln>
-    </cs:spPr>
-  </cs:dropLine>
-  <cs:errorBar>
-    <cs:lnRef idx="0"/>
-    <cs:fillRef idx="0"/>
-    <cs:effectRef idx="0"/>
-    <cs:fontRef idx="minor">
-      <a:schemeClr val="tx1"/>
-    </cs:fontRef>
-    <cs:spPr>
-      <a:ln w="9525" cap="flat" cmpd="sng" algn="ctr">
-        <a:solidFill>
-          <a:schemeClr val="tx1">
-            <a:lumMod val="65000"/>
-            <a:lumOff val="35000"/>
-          </a:schemeClr>
-        </a:solidFill>
-        <a:round/>
-      </a:ln>
-    </cs:spPr>
-  </cs:errorBar>
-  <cs:floor>
-    <cs:lnRef idx="0"/>
-    <cs:fillRef idx="0"/>
-    <cs:effectRef idx="0"/>
-    <cs:fontRef idx="minor">
-      <a:schemeClr val="tx1"/>
-    </cs:fontRef>
-    <cs:spPr>
-      <a:noFill/>
-      <a:ln>
-        <a:noFill/>
-      </a:ln>
-    </cs:spPr>
-  </cs:floor>
-  <cs:gridlineMajor>
-    <cs:lnRef idx="0"/>
-    <cs:fillRef idx="0"/>
-    <cs:effectRef idx="0"/>
-    <cs:fontRef idx="minor">
-      <a:schemeClr val="tx1"/>
-    </cs:fontRef>
-    <cs:spPr>
-      <a:ln w="9525" cap="flat" cmpd="sng" algn="ctr">
-        <a:solidFill>
-          <a:schemeClr val="tx1">
-            <a:lumMod val="15000"/>
-            <a:lumOff val="85000"/>
-          </a:schemeClr>
-        </a:solidFill>
-        <a:round/>
-      </a:ln>
-    </cs:spPr>
-  </cs:gridlineMajor>
-  <cs:gridlineMinor>
-    <cs:lnRef idx="0"/>
-    <cs:fillRef idx="0"/>
-    <cs:effectRef idx="0"/>
-    <cs:fontRef idx="minor">
-      <a:schemeClr val="tx1"/>
-    </cs:fontRef>
-    <cs:spPr>
-      <a:ln w="9525" cap="flat" cmpd="sng" algn="ctr">
-        <a:solidFill>
-          <a:schemeClr val="tx1">
-            <a:lumMod val="5000"/>
-            <a:lumOff val="95000"/>
-          </a:schemeClr>
-        </a:solidFill>
-        <a:round/>
-      </a:ln>
-    </cs:spPr>
-  </cs:gridlineMinor>
-  <cs:hiLoLine>
-    <cs:lnRef idx="0"/>
-    <cs:fillRef idx="0"/>
-    <cs:effectRef idx="0"/>
-    <cs:fontRef idx="minor">
-      <a:schemeClr val="tx1"/>
-    </cs:fontRef>
-    <cs:spPr>
-      <a:ln w="9525" cap="flat" cmpd="sng" algn="ctr">
-        <a:solidFill>
-          <a:schemeClr val="tx1">
-            <a:lumMod val="75000"/>
-            <a:lumOff val="25000"/>
-          </a:schemeClr>
-        </a:solidFill>
-        <a:round/>
-      </a:ln>
-    </cs:spPr>
-  </cs:hiLoLine>
-  <cs:leaderLine>
-    <cs:lnRef idx="0"/>
-    <cs:fillRef idx="0"/>
-    <cs:effectRef idx="0"/>
-    <cs:fontRef idx="minor">
-      <a:schemeClr val="tx1"/>
-    </cs:fontRef>
-    <cs:spPr>
-      <a:ln w="9525" cap="flat" cmpd="sng" algn="ctr">
-        <a:solidFill>
-          <a:schemeClr val="tx1">
-            <a:lumMod val="35000"/>
-            <a:lumOff val="65000"/>
-          </a:schemeClr>
-        </a:solidFill>
-        <a:round/>
-      </a:ln>
-    </cs:spPr>
-  </cs:leaderLine>
-  <cs:legend>
-    <cs:lnRef idx="0"/>
-    <cs:fillRef idx="0"/>
-    <cs:effectRef idx="0"/>
-    <cs:fontRef idx="minor">
-      <a:schemeClr val="tx1">
-        <a:lumMod val="65000"/>
-        <a:lumOff val="35000"/>
-      </a:schemeClr>
-    </cs:fontRef>
-    <cs:defRPr sz="900" kern="1200"/>
-  </cs:legend>
-  <cs:plotArea mods="allowNoFillOverride allowNoLineOverride">
-    <cs:lnRef idx="0"/>
-    <cs:fillRef idx="0"/>
-    <cs:effectRef idx="0"/>
-    <cs:fontRef idx="minor">
-      <a:schemeClr val="tx1"/>
-    </cs:fontRef>
-  </cs:plotArea>
-  <cs:plotArea3D mods="allowNoFillOverride allowNoLineOverride">
-    <cs:lnRef idx="0"/>
-    <cs:fillRef idx="0"/>
-    <cs:effectRef idx="0"/>
-    <cs:fontRef idx="minor">
-      <a:schemeClr val="tx1"/>
-    </cs:fontRef>
-  </cs:plotArea3D>
-  <cs:seriesAxis>
-    <cs:lnRef idx="0"/>
-    <cs:fillRef idx="0"/>
-    <cs:effectRef idx="0"/>
-    <cs:fontRef idx="minor">
-      <a:schemeClr val="tx1">
-        <a:lumMod val="65000"/>
-        <a:lumOff val="35000"/>
-      </a:schemeClr>
-    </cs:fontRef>
-    <cs:defRPr sz="900" kern="1200"/>
-  </cs:seriesAxis>
-  <cs:seriesLine>
-    <cs:lnRef idx="0"/>
-    <cs:fillRef idx="0"/>
-    <cs:effectRef idx="0"/>
-    <cs:fontRef idx="minor">
-      <a:schemeClr val="tx1"/>
-    </cs:fontRef>
-    <cs:spPr>
-      <a:ln w="9525" cap="flat" cmpd="sng" algn="ctr">
-        <a:solidFill>
-          <a:schemeClr val="tx1">
-            <a:lumMod val="35000"/>
-            <a:lumOff val="65000"/>
-          </a:schemeClr>
-        </a:solidFill>
-        <a:round/>
-      </a:ln>
-    </cs:spPr>
-  </cs:seriesLine>
-  <cs:title>
-    <cs:lnRef idx="0"/>
-    <cs:fillRef idx="0"/>
-    <cs:effectRef idx="0"/>
-    <cs:fontRef idx="minor">
-      <a:schemeClr val="tx1">
-        <a:lumMod val="65000"/>
-        <a:lumOff val="35000"/>
-      </a:schemeClr>
-    </cs:fontRef>
-    <cs:defRPr sz="1400" b="0" kern="1200" spc="0" baseline="0"/>
-  </cs:title>
-  <cs:trendline>
-    <cs:lnRef idx="0">
-      <cs:styleClr val="auto"/>
-    </cs:lnRef>
-    <cs:fillRef idx="0"/>
-    <cs:effectRef idx="0"/>
-    <cs:fontRef idx="minor">
-      <a:schemeClr val="tx1"/>
-    </cs:fontRef>
-    <cs:spPr>
-      <a:ln w="19050" cap="rnd">
-        <a:solidFill>
-          <a:schemeClr val="phClr"/>
-        </a:solidFill>
-        <a:prstDash val="sysDot"/>
-      </a:ln>
-    </cs:spPr>
-  </cs:trendline>
-  <cs:trendlineLabel>
-    <cs:lnRef idx="0"/>
-    <cs:fillRef idx="0"/>
-    <cs:effectRef idx="0"/>
-    <cs:fontRef idx="minor">
-      <a:schemeClr val="tx1">
-        <a:lumMod val="65000"/>
-        <a:lumOff val="35000"/>
-      </a:schemeClr>
-    </cs:fontRef>
-    <cs:defRPr sz="900" kern="1200"/>
-  </cs:trendlineLabel>
-  <cs:upBar>
-    <cs:lnRef idx="0"/>
-    <cs:fillRef idx="0"/>
-    <cs:effectRef idx="0"/>
-    <cs:fontRef idx="minor">
-      <a:schemeClr val="dk1"/>
-    </cs:fontRef>
-    <cs:spPr>
-      <a:solidFill>
-        <a:schemeClr val="lt1"/>
-      </a:solidFill>
-      <a:ln w="9525">
-        <a:solidFill>
-          <a:schemeClr val="tx1">
-            <a:lumMod val="15000"/>
-            <a:lumOff val="85000"/>
-          </a:schemeClr>
-        </a:solidFill>
-      </a:ln>
-    </cs:spPr>
-  </cs:upBar>
-  <cs:valueAxis>
-    <cs:lnRef idx="0"/>
-    <cs:fillRef idx="0"/>
-    <cs:effectRef idx="0"/>
-    <cs:fontRef idx="minor">
-      <a:schemeClr val="tx1">
-        <a:lumMod val="65000"/>
-        <a:lumOff val="35000"/>
-      </a:schemeClr>
-    </cs:fontRef>
-    <cs:defRPr sz="900" kern="1200"/>
-  </cs:valueAxis>
-  <cs:wall>
-    <cs:lnRef idx="0"/>
-    <cs:fillRef idx="0"/>
-    <cs:effectRef idx="0"/>
-    <cs:fontRef idx="minor">
-      <a:schemeClr val="tx1"/>
-    </cs:fontRef>
-    <cs:spPr>
-      <a:noFill/>
-      <a:ln>
-        <a:noFill/>
-      </a:ln>
-    </cs:spPr>
-  </cs:wall>
-</cs:chartStyle>
-</file>
-
 <file path=word/theme/theme1.xml><?xml version="1.0" encoding="utf-8"?>
 <a:theme xmlns:a="http://schemas.openxmlformats.org/drawingml/2006/main" name="Office Theme">
   <a:themeElements>
@@ -38096,290 +36382,4 @@
     </a:ext>
   </a:extLst>
 </a:theme>
-</file>
-
-<file path=word/theme/themeOverride1.xml><?xml version="1.0" encoding="utf-8"?>
-<a:themeOverride xmlns:a="http://schemas.openxmlformats.org/drawingml/2006/main">
-  <a:clrScheme name="Office">
-    <a:dk1>
-      <a:sysClr val="windowText" lastClr="000000"/>
-    </a:dk1>
-    <a:lt1>
-      <a:sysClr val="window" lastClr="FFFFFF"/>
-    </a:lt1>
-    <a:dk2>
-      <a:srgbClr val="44546A"/>
-    </a:dk2>
-    <a:lt2>
-      <a:srgbClr val="E7E6E6"/>
-    </a:lt2>
-    <a:accent1>
-      <a:srgbClr val="4472C4"/>
-    </a:accent1>
-    <a:accent2>
-      <a:srgbClr val="ED7D31"/>
-    </a:accent2>
-    <a:accent3>
-      <a:srgbClr val="A5A5A5"/>
-    </a:accent3>
-    <a:accent4>
-      <a:srgbClr val="FFC000"/>
-    </a:accent4>
-    <a:accent5>
-      <a:srgbClr val="5B9BD5"/>
-    </a:accent5>
-    <a:accent6>
-      <a:srgbClr val="70AD47"/>
-    </a:accent6>
-    <a:hlink>
-      <a:srgbClr val="0563C1"/>
-    </a:hlink>
-    <a:folHlink>
-      <a:srgbClr val="954F72"/>
-    </a:folHlink>
-  </a:clrScheme>
-  <a:fontScheme name="Office">
-    <a:majorFont>
-      <a:latin typeface="Calibri Light" panose="020F0302020204030204"/>
-      <a:ea typeface=""/>
-      <a:cs typeface=""/>
-      <a:font script="Jpan" typeface="游ゴシック Light"/>
-      <a:font script="Hang" typeface="맑은 고딕"/>
-      <a:font script="Hans" typeface="等线 Light"/>
-      <a:font script="Hant" typeface="新細明體"/>
-      <a:font script="Arab" typeface="Times New Roman"/>
-      <a:font script="Hebr" typeface="Times New Roman"/>
-      <a:font script="Thai" typeface="Tahoma"/>
-      <a:font script="Ethi" typeface="Nyala"/>
-      <a:font script="Beng" typeface="Vrinda"/>
-      <a:font script="Gujr" typeface="Shruti"/>
-      <a:font script="Khmr" typeface="MoolBoran"/>
-      <a:font script="Knda" typeface="Tunga"/>
-      <a:font script="Guru" typeface="Raavi"/>
-      <a:font script="Cans" typeface="Euphemia"/>
-      <a:font script="Cher" typeface="Plantagenet Cherokee"/>
-      <a:font script="Yiii" typeface="Microsoft Yi Baiti"/>
-      <a:font script="Tibt" typeface="Microsoft Himalaya"/>
-      <a:font script="Thaa" typeface="MV Boli"/>
-      <a:font script="Deva" typeface="Mangal"/>
-      <a:font script="Telu" typeface="Gautami"/>
-      <a:font script="Taml" typeface="Latha"/>
-      <a:font script="Syrc" typeface="Estrangelo Edessa"/>
-      <a:font script="Orya" typeface="Kalinga"/>
-      <a:font script="Mlym" typeface="Kartika"/>
-      <a:font script="Laoo" typeface="DokChampa"/>
-      <a:font script="Sinh" typeface="Iskoola Pota"/>
-      <a:font script="Mong" typeface="Mongolian Baiti"/>
-      <a:font script="Viet" typeface="Times New Roman"/>
-      <a:font script="Uigh" typeface="Microsoft Uighur"/>
-      <a:font script="Geor" typeface="Sylfaen"/>
-      <a:font script="Armn" typeface="Arial"/>
-      <a:font script="Bugi" typeface="Leelawadee UI"/>
-      <a:font script="Bopo" typeface="Microsoft JhengHei"/>
-      <a:font script="Java" typeface="Javanese Text"/>
-      <a:font script="Lisu" typeface="Segoe UI"/>
-      <a:font script="Mymr" typeface="Myanmar Text"/>
-      <a:font script="Nkoo" typeface="Ebrima"/>
-      <a:font script="Olck" typeface="Nirmala UI"/>
-      <a:font script="Osma" typeface="Ebrima"/>
-      <a:font script="Phag" typeface="Phagspa"/>
-      <a:font script="Syrn" typeface="Estrangelo Edessa"/>
-      <a:font script="Syrj" typeface="Estrangelo Edessa"/>
-      <a:font script="Syre" typeface="Estrangelo Edessa"/>
-      <a:font script="Sora" typeface="Nirmala UI"/>
-      <a:font script="Tale" typeface="Microsoft Tai Le"/>
-      <a:font script="Talu" typeface="Microsoft New Tai Lue"/>
-      <a:font script="Tfng" typeface="Ebrima"/>
-    </a:majorFont>
-    <a:minorFont>
-      <a:latin typeface="Calibri" panose="020F0502020204030204"/>
-      <a:ea typeface=""/>
-      <a:cs typeface=""/>
-      <a:font script="Jpan" typeface="游ゴシック"/>
-      <a:font script="Hang" typeface="맑은 고딕"/>
-      <a:font script="Hans" typeface="等线"/>
-      <a:font script="Hant" typeface="新細明體"/>
-      <a:font script="Arab" typeface="Arial"/>
-      <a:font script="Hebr" typeface="Arial"/>
-      <a:font script="Thai" typeface="Tahoma"/>
-      <a:font script="Ethi" typeface="Nyala"/>
-      <a:font script="Beng" typeface="Vrinda"/>
-      <a:font script="Gujr" typeface="Shruti"/>
-      <a:font script="Khmr" typeface="DaunPenh"/>
-      <a:font script="Knda" typeface="Tunga"/>
-      <a:font script="Guru" typeface="Raavi"/>
-      <a:font script="Cans" typeface="Euphemia"/>
-      <a:font script="Cher" typeface="Plantagenet Cherokee"/>
-      <a:font script="Yiii" typeface="Microsoft Yi Baiti"/>
-      <a:font script="Tibt" typeface="Microsoft Himalaya"/>
-      <a:font script="Thaa" typeface="MV Boli"/>
-      <a:font script="Deva" typeface="Mangal"/>
-      <a:font script="Telu" typeface="Gautami"/>
-      <a:font script="Taml" typeface="Latha"/>
-      <a:font script="Syrc" typeface="Estrangelo Edessa"/>
-      <a:font script="Orya" typeface="Kalinga"/>
-      <a:font script="Mlym" typeface="Kartika"/>
-      <a:font script="Laoo" typeface="DokChampa"/>
-      <a:font script="Sinh" typeface="Iskoola Pota"/>
-      <a:font script="Mong" typeface="Mongolian Baiti"/>
-      <a:font script="Viet" typeface="Arial"/>
-      <a:font script="Uigh" typeface="Microsoft Uighur"/>
-      <a:font script="Geor" typeface="Sylfaen"/>
-      <a:font script="Armn" typeface="Arial"/>
-      <a:font script="Bugi" typeface="Leelawadee UI"/>
-      <a:font script="Bopo" typeface="Microsoft JhengHei"/>
-      <a:font script="Java" typeface="Javanese Text"/>
-      <a:font script="Lisu" typeface="Segoe UI"/>
-      <a:font script="Mymr" typeface="Myanmar Text"/>
-      <a:font script="Nkoo" typeface="Ebrima"/>
-      <a:font script="Olck" typeface="Nirmala UI"/>
-      <a:font script="Osma" typeface="Ebrima"/>
-      <a:font script="Phag" typeface="Phagspa"/>
-      <a:font script="Syrn" typeface="Estrangelo Edessa"/>
-      <a:font script="Syrj" typeface="Estrangelo Edessa"/>
-      <a:font script="Syre" typeface="Estrangelo Edessa"/>
-      <a:font script="Sora" typeface="Nirmala UI"/>
-      <a:font script="Tale" typeface="Microsoft Tai Le"/>
-      <a:font script="Talu" typeface="Microsoft New Tai Lue"/>
-      <a:font script="Tfng" typeface="Ebrima"/>
-    </a:minorFont>
-  </a:fontScheme>
-  <a:fmtScheme name="Office">
-    <a:fillStyleLst>
-      <a:solidFill>
-        <a:schemeClr val="phClr"/>
-      </a:solidFill>
-      <a:gradFill rotWithShape="1">
-        <a:gsLst>
-          <a:gs pos="0">
-            <a:schemeClr val="phClr">
-              <a:lumMod val="110000"/>
-              <a:satMod val="105000"/>
-              <a:tint val="67000"/>
-            </a:schemeClr>
-          </a:gs>
-          <a:gs pos="50000">
-            <a:schemeClr val="phClr">
-              <a:lumMod val="105000"/>
-              <a:satMod val="103000"/>
-              <a:tint val="73000"/>
-            </a:schemeClr>
-          </a:gs>
-          <a:gs pos="100000">
-            <a:schemeClr val="phClr">
-              <a:lumMod val="105000"/>
-              <a:satMod val="109000"/>
-              <a:tint val="81000"/>
-            </a:schemeClr>
-          </a:gs>
-        </a:gsLst>
-        <a:lin ang="5400000" scaled="0"/>
-      </a:gradFill>
-      <a:gradFill rotWithShape="1">
-        <a:gsLst>
-          <a:gs pos="0">
-            <a:schemeClr val="phClr">
-              <a:satMod val="103000"/>
-              <a:lumMod val="102000"/>
-              <a:tint val="94000"/>
-            </a:schemeClr>
-          </a:gs>
-          <a:gs pos="50000">
-            <a:schemeClr val="phClr">
-              <a:satMod val="110000"/>
-              <a:lumMod val="100000"/>
-              <a:shade val="100000"/>
-            </a:schemeClr>
-          </a:gs>
-          <a:gs pos="100000">
-            <a:schemeClr val="phClr">
-              <a:lumMod val="99000"/>
-              <a:satMod val="120000"/>
-              <a:shade val="78000"/>
-            </a:schemeClr>
-          </a:gs>
-        </a:gsLst>
-        <a:lin ang="5400000" scaled="0"/>
-      </a:gradFill>
-    </a:fillStyleLst>
-    <a:lnStyleLst>
-      <a:ln w="6350" cap="flat" cmpd="sng" algn="ctr">
-        <a:solidFill>
-          <a:schemeClr val="phClr"/>
-        </a:solidFill>
-        <a:prstDash val="solid"/>
-        <a:miter lim="800000"/>
-      </a:ln>
-      <a:ln w="12700" cap="flat" cmpd="sng" algn="ctr">
-        <a:solidFill>
-          <a:schemeClr val="phClr"/>
-        </a:solidFill>
-        <a:prstDash val="solid"/>
-        <a:miter lim="800000"/>
-      </a:ln>
-      <a:ln w="19050" cap="flat" cmpd="sng" algn="ctr">
-        <a:solidFill>
-          <a:schemeClr val="phClr"/>
-        </a:solidFill>
-        <a:prstDash val="solid"/>
-        <a:miter lim="800000"/>
-      </a:ln>
-    </a:lnStyleLst>
-    <a:effectStyleLst>
-      <a:effectStyle>
-        <a:effectLst/>
-      </a:effectStyle>
-      <a:effectStyle>
-        <a:effectLst/>
-      </a:effectStyle>
-      <a:effectStyle>
-        <a:effectLst>
-          <a:outerShdw blurRad="57150" dist="19050" dir="5400000" algn="ctr" rotWithShape="0">
-            <a:srgbClr val="000000">
-              <a:alpha val="63000"/>
-            </a:srgbClr>
-          </a:outerShdw>
-        </a:effectLst>
-      </a:effectStyle>
-    </a:effectStyleLst>
-    <a:bgFillStyleLst>
-      <a:solidFill>
-        <a:schemeClr val="phClr"/>
-      </a:solidFill>
-      <a:solidFill>
-        <a:schemeClr val="phClr">
-          <a:tint val="95000"/>
-          <a:satMod val="170000"/>
-        </a:schemeClr>
-      </a:solidFill>
-      <a:gradFill rotWithShape="1">
-        <a:gsLst>
-          <a:gs pos="0">
-            <a:schemeClr val="phClr">
-              <a:tint val="93000"/>
-              <a:satMod val="150000"/>
-              <a:shade val="98000"/>
-              <a:lumMod val="102000"/>
-            </a:schemeClr>
-          </a:gs>
-          <a:gs pos="50000">
-            <a:schemeClr val="phClr">
-              <a:tint val="98000"/>
-              <a:satMod val="130000"/>
-              <a:shade val="90000"/>
-              <a:lumMod val="103000"/>
-            </a:schemeClr>
-          </a:gs>
-          <a:gs pos="100000">
-            <a:schemeClr val="phClr">
-              <a:shade val="63000"/>
-              <a:satMod val="120000"/>
-            </a:schemeClr>
-          </a:gs>
-        </a:gsLst>
-        <a:lin ang="5400000" scaled="0"/>
-      </a:gradFill>
-    </a:bgFillStyleLst>
-  </a:fmtScheme>
-</a:themeOverride>
 </file>
--- a/docs/BYNATIONALITY/Литовки.docx
+++ b/docs/BYNATIONALITY/Литовки.docx
@@ -231,61 +231,7 @@
                 <w:szCs w:val="16"/>
                 <w:lang w:val="ru-RU"/>
               </w:rPr>
-              <w:t>89</w:t>
-            </w:r>
-            <w:r>
-              <w:rPr>
-                <w:rFonts w:ascii="Arial" w:hAnsi="Arial" w:cs="Arial"/>
-                <w:sz w:val="16"/>
-                <w:szCs w:val="16"/>
-                <w:lang w:val="ru-RU"/>
-              </w:rPr>
-              <w:t xml:space="preserve"> </w:t>
-            </w:r>
-            <w:r>
-              <w:rPr>
-                <w:rFonts w:ascii="Arial" w:hAnsi="Arial" w:cs="Arial"/>
-                <w:sz w:val="16"/>
-                <w:szCs w:val="16"/>
-                <w:lang w:val="ru-RU"/>
-              </w:rPr>
-              <w:t>расстрелянны</w:t>
-            </w:r>
-            <w:r>
-              <w:rPr>
-                <w:rFonts w:ascii="Arial" w:hAnsi="Arial" w:cs="Arial"/>
-                <w:sz w:val="16"/>
-                <w:szCs w:val="16"/>
-                <w:lang w:val="ru-RU"/>
-              </w:rPr>
-              <w:t>х</w:t>
-            </w:r>
-            <w:r>
-              <w:rPr>
-                <w:rFonts w:ascii="Arial" w:hAnsi="Arial" w:cs="Arial"/>
-                <w:sz w:val="16"/>
-                <w:szCs w:val="16"/>
-                <w:lang w:val="ru-RU"/>
-              </w:rPr>
-              <w:t xml:space="preserve"> литов</w:t>
-            </w:r>
-            <w:r>
-              <w:rPr>
-                <w:rFonts w:ascii="Arial" w:hAnsi="Arial" w:cs="Arial"/>
-                <w:sz w:val="16"/>
-                <w:szCs w:val="16"/>
-                <w:lang w:val="ru-RU"/>
-              </w:rPr>
-              <w:t>ок</w:t>
-            </w:r>
-            <w:r>
-              <w:rPr>
-                <w:rFonts w:ascii="Arial" w:hAnsi="Arial" w:cs="Arial"/>
-                <w:sz w:val="16"/>
-                <w:szCs w:val="16"/>
-                <w:lang w:val="ru-RU"/>
-              </w:rPr>
-              <w:t xml:space="preserve"> – это</w:t>
+              <w:t>89 расстрелянных литовок – это</w:t>
             </w:r>
             <w:r>
               <w:rPr>
@@ -312,7 +258,25 @@
                 <w:szCs w:val="16"/>
                 <w:lang w:val="ru-RU"/>
               </w:rPr>
-              <w:t xml:space="preserve"> которые составляют 0,91% от общего числа литовцев проживавших на тот момент в СССР</w:t>
+              <w:t xml:space="preserve"> которые составляют 0,91% от общего числа </w:t>
+            </w:r>
+            <w:r>
+              <w:rPr>
+                <w:rFonts w:ascii="Arial" w:hAnsi="Arial" w:cs="Arial"/>
+                <w:sz w:val="16"/>
+                <w:szCs w:val="16"/>
+                <w:lang w:val="ru-RU"/>
+              </w:rPr>
+              <w:t>литовцев,</w:t>
+            </w:r>
+            <w:r>
+              <w:rPr>
+                <w:rFonts w:ascii="Arial" w:hAnsi="Arial" w:cs="Arial"/>
+                <w:sz w:val="16"/>
+                <w:szCs w:val="16"/>
+                <w:lang w:val="ru-RU"/>
+              </w:rPr>
+              <w:t xml:space="preserve"> проживавших на тот момент в СССР</w:t>
             </w:r>
             <w:r>
               <w:rPr>
@@ -544,6 +508,69 @@
               </w:rPr>
               <w:t>лет.</w:t>
             </w:r>
+            <w:r>
+              <w:rPr>
+                <w:rFonts w:ascii="Arial" w:hAnsi="Arial" w:cs="Arial"/>
+                <w:sz w:val="16"/>
+                <w:szCs w:val="16"/>
+                <w:lang w:val="ru-RU"/>
+              </w:rPr>
+              <w:t xml:space="preserve"> Из них м</w:t>
+            </w:r>
+            <w:r>
+              <w:rPr>
+                <w:rFonts w:ascii="Arial" w:hAnsi="Arial" w:cs="Arial"/>
+                <w:sz w:val="16"/>
+                <w:szCs w:val="16"/>
+                <w:lang w:val="ru-RU"/>
+              </w:rPr>
+              <w:t xml:space="preserve">аксимальное число – 7 женщин </w:t>
+            </w:r>
+            <w:r>
+              <w:rPr>
+                <w:rFonts w:ascii="Arial" w:hAnsi="Arial" w:cs="Arial"/>
+                <w:sz w:val="16"/>
+                <w:szCs w:val="16"/>
+                <w:lang w:val="ru-RU"/>
+              </w:rPr>
+              <w:t>расстреляны</w:t>
+            </w:r>
+            <w:r>
+              <w:rPr>
+                <w:rFonts w:ascii="Arial" w:hAnsi="Arial" w:cs="Arial"/>
+                <w:sz w:val="16"/>
+                <w:szCs w:val="16"/>
+                <w:lang w:val="ru-RU"/>
+              </w:rPr>
+              <w:t xml:space="preserve"> в возрасте 38</w:t>
+            </w:r>
+            <w:r>
+              <w:rPr>
+                <w:rFonts w:ascii="Arial" w:hAnsi="Arial" w:cs="Arial"/>
+                <w:sz w:val="16"/>
+                <w:szCs w:val="16"/>
+                <w:lang w:val="ru-RU"/>
+              </w:rPr>
+              <w:t xml:space="preserve"> </w:t>
+            </w:r>
+            <w:r>
+              <w:rPr>
+                <w:rFonts w:ascii="Arial" w:hAnsi="Arial" w:cs="Arial"/>
+                <w:sz w:val="16"/>
+                <w:szCs w:val="16"/>
+                <w:lang w:val="ru-RU"/>
+              </w:rPr>
+              <w:t>лет</w:t>
+            </w:r>
+            <w:r>
+              <w:rPr>
+                <w:rFonts w:ascii="Arial" w:hAnsi="Arial" w:cs="Arial"/>
+                <w:sz w:val="16"/>
+                <w:szCs w:val="16"/>
+                <w:lang w:val="ru-RU"/>
+              </w:rPr>
+              <w:t>.</w:t>
+            </w:r>
           </w:p>
           <w:p>
             <w:pPr>
@@ -561,16 +588,7 @@
                 <w:szCs w:val="16"/>
                 <w:lang w:val="ru-RU"/>
               </w:rPr>
-              <w:t>М</w:t>
-            </w:r>
-            <w:r>
-              <w:rPr>
-                <w:rFonts w:ascii="Arial" w:hAnsi="Arial" w:cs="Arial"/>
-                <w:sz w:val="16"/>
-                <w:szCs w:val="16"/>
-                <w:lang w:val="ru-RU"/>
-              </w:rPr>
-              <w:t xml:space="preserve">аксимальное число – 7 женщин </w:t>
+              <w:t xml:space="preserve">10 – </w:t>
             </w:r>
             <w:r>
               <w:rPr>
@@ -588,25 +606,7 @@
                 <w:szCs w:val="16"/>
                 <w:lang w:val="ru-RU"/>
               </w:rPr>
-              <w:t xml:space="preserve"> в возрасте 38</w:t>
-            </w:r>
-            <w:r>
-              <w:rPr>
-                <w:rFonts w:ascii="Arial" w:hAnsi="Arial" w:cs="Arial"/>
-                <w:sz w:val="16"/>
-                <w:szCs w:val="16"/>
-                <w:lang w:val="ru-RU"/>
-              </w:rPr>
-              <w:t xml:space="preserve"> </w:t>
-            </w:r>
-            <w:r>
-              <w:rPr>
-                <w:rFonts w:ascii="Arial" w:hAnsi="Arial" w:cs="Arial"/>
-                <w:sz w:val="16"/>
-                <w:szCs w:val="16"/>
-                <w:lang w:val="ru-RU"/>
-              </w:rPr>
-              <w:t>лет</w:t>
+              <w:t xml:space="preserve"> в годы воины (1941-1942 гг.)</w:t>
             </w:r>
             <w:r>
               <w:rPr>
@@ -634,25 +634,43 @@
                 <w:szCs w:val="16"/>
                 <w:lang w:val="ru-RU"/>
               </w:rPr>
-              <w:t xml:space="preserve">10 – </w:t>
-            </w:r>
-            <w:r>
-              <w:rPr>
-                <w:rFonts w:ascii="Arial" w:hAnsi="Arial" w:cs="Arial"/>
-                <w:sz w:val="16"/>
-                <w:szCs w:val="16"/>
-                <w:lang w:val="ru-RU"/>
-              </w:rPr>
-              <w:t>расстреляны</w:t>
-            </w:r>
-            <w:r>
-              <w:rPr>
-                <w:rFonts w:ascii="Arial" w:hAnsi="Arial" w:cs="Arial"/>
-                <w:sz w:val="16"/>
-                <w:szCs w:val="16"/>
-                <w:lang w:val="ru-RU"/>
-              </w:rPr>
-              <w:t xml:space="preserve"> в годы воины (1941-1942 гг.)</w:t>
+              <w:t>3</w:t>
+            </w:r>
+            <w:r>
+              <w:rPr>
+                <w:rFonts w:ascii="Arial" w:hAnsi="Arial" w:cs="Arial"/>
+                <w:sz w:val="16"/>
+                <w:szCs w:val="16"/>
+                <w:lang w:val="ru-RU"/>
+              </w:rPr>
+              <w:t xml:space="preserve"> – </w:t>
+            </w:r>
+            <w:r>
+              <w:rPr>
+                <w:rFonts w:ascii="Arial" w:hAnsi="Arial" w:cs="Arial"/>
+                <w:sz w:val="16"/>
+                <w:szCs w:val="16"/>
+                <w:lang w:val="ru-RU"/>
+              </w:rPr>
+              <w:t>казнен</w:t>
+            </w:r>
+            <w:r>
+              <w:rPr>
+                <w:rFonts w:ascii="Arial" w:hAnsi="Arial" w:cs="Arial"/>
+                <w:sz w:val="16"/>
+                <w:szCs w:val="16"/>
+                <w:lang w:val="ru-RU"/>
+              </w:rPr>
+              <w:t>ы</w:t>
+            </w:r>
+            <w:r>
+              <w:rPr>
+                <w:rFonts w:ascii="Arial" w:hAnsi="Arial" w:cs="Arial"/>
+                <w:sz w:val="16"/>
+                <w:szCs w:val="16"/>
+                <w:lang w:val="ru-RU"/>
+              </w:rPr>
+              <w:t xml:space="preserve"> губЧК в период гражданской войны</w:t>
             </w:r>
             <w:r>
               <w:rPr>
@@ -680,43 +698,25 @@
                 <w:szCs w:val="16"/>
                 <w:lang w:val="ru-RU"/>
               </w:rPr>
-              <w:t>3</w:t>
-            </w:r>
-            <w:r>
-              <w:rPr>
-                <w:rFonts w:ascii="Arial" w:hAnsi="Arial" w:cs="Arial"/>
-                <w:sz w:val="16"/>
-                <w:szCs w:val="16"/>
-                <w:lang w:val="ru-RU"/>
-              </w:rPr>
-              <w:t xml:space="preserve"> – </w:t>
-            </w:r>
-            <w:r>
-              <w:rPr>
-                <w:rFonts w:ascii="Arial" w:hAnsi="Arial" w:cs="Arial"/>
-                <w:sz w:val="16"/>
-                <w:szCs w:val="16"/>
-                <w:lang w:val="ru-RU"/>
-              </w:rPr>
-              <w:t>казнен</w:t>
-            </w:r>
-            <w:r>
-              <w:rPr>
-                <w:rFonts w:ascii="Arial" w:hAnsi="Arial" w:cs="Arial"/>
-                <w:sz w:val="16"/>
-                <w:szCs w:val="16"/>
-                <w:lang w:val="ru-RU"/>
-              </w:rPr>
-              <w:t>ы</w:t>
-            </w:r>
-            <w:r>
-              <w:rPr>
-                <w:rFonts w:ascii="Arial" w:hAnsi="Arial" w:cs="Arial"/>
-                <w:sz w:val="16"/>
-                <w:szCs w:val="16"/>
-                <w:lang w:val="ru-RU"/>
-              </w:rPr>
-              <w:t xml:space="preserve"> губЧК в период гражданской войны</w:t>
+              <w:t>57 (6</w:t>
+            </w:r>
+            <w:r>
+              <w:rPr>
+                <w:rFonts w:ascii="Arial" w:hAnsi="Arial" w:cs="Arial"/>
+                <w:sz w:val="16"/>
+                <w:szCs w:val="16"/>
+                <w:lang w:val="ru-RU"/>
+              </w:rPr>
+              <w:t>4</w:t>
+            </w:r>
+            <w:r>
+              <w:rPr>
+                <w:rFonts w:ascii="Arial" w:hAnsi="Arial" w:cs="Arial"/>
+                <w:sz w:val="16"/>
+                <w:szCs w:val="16"/>
+                <w:lang w:val="ru-RU"/>
+              </w:rPr>
+              <w:t>%) проживали в городах</w:t>
             </w:r>
             <w:r>
               <w:rPr>
@@ -744,7 +744,52 @@
                 <w:szCs w:val="16"/>
                 <w:lang w:val="ru-RU"/>
               </w:rPr>
-              <w:t>57 (69%) проживали в городах</w:t>
+              <w:t>48 (5</w:t>
+            </w:r>
+            <w:r>
+              <w:rPr>
+                <w:rFonts w:ascii="Arial" w:hAnsi="Arial" w:cs="Arial"/>
+                <w:sz w:val="16"/>
+                <w:szCs w:val="16"/>
+                <w:lang w:val="ru-RU"/>
+              </w:rPr>
+              <w:t>4</w:t>
+            </w:r>
+            <w:r>
+              <w:rPr>
+                <w:rFonts w:ascii="Arial" w:hAnsi="Arial" w:cs="Arial"/>
+                <w:sz w:val="16"/>
+                <w:szCs w:val="16"/>
+                <w:lang w:val="ru-RU"/>
+              </w:rPr>
+              <w:t xml:space="preserve">%) </w:t>
+            </w:r>
+            <w:r>
+              <w:rPr>
+                <w:rFonts w:ascii="Arial" w:hAnsi="Arial" w:cs="Arial"/>
+                <w:sz w:val="16"/>
+                <w:szCs w:val="16"/>
+                <w:lang w:val="ru-RU"/>
+              </w:rPr>
+              <w:t>–</w:t>
+            </w:r>
+            <w:r>
+              <w:rPr>
+                <w:rFonts w:ascii="Arial" w:hAnsi="Arial" w:cs="Arial"/>
+                <w:sz w:val="16"/>
+                <w:szCs w:val="16"/>
+                <w:lang w:val="ru-RU"/>
+              </w:rPr>
+              <w:t xml:space="preserve"> </w:t>
+            </w:r>
+            <w:r>
+              <w:rPr>
+                <w:rFonts w:ascii="Arial" w:hAnsi="Arial" w:cs="Arial"/>
+                <w:sz w:val="16"/>
+                <w:szCs w:val="16"/>
+                <w:lang w:val="ru-RU"/>
+              </w:rPr>
+              <w:t>реабилитированы</w:t>
             </w:r>
             <w:r>
               <w:rPr>
@@ -772,43 +817,79 @@
                 <w:szCs w:val="16"/>
                 <w:lang w:val="ru-RU"/>
               </w:rPr>
-              <w:t xml:space="preserve">48 (55%) </w:t>
-            </w:r>
-            <w:r>
-              <w:rPr>
-                <w:rFonts w:ascii="Arial" w:hAnsi="Arial" w:cs="Arial"/>
-                <w:sz w:val="16"/>
-                <w:szCs w:val="16"/>
-                <w:lang w:val="ru-RU"/>
-              </w:rPr>
-              <w:t>–</w:t>
-            </w:r>
-            <w:r>
-              <w:rPr>
-                <w:rFonts w:ascii="Arial" w:hAnsi="Arial" w:cs="Arial"/>
-                <w:sz w:val="16"/>
-                <w:szCs w:val="16"/>
-                <w:lang w:val="ru-RU"/>
-              </w:rPr>
-              <w:t xml:space="preserve"> </w:t>
-            </w:r>
-            <w:r>
-              <w:rPr>
-                <w:rFonts w:ascii="Arial" w:hAnsi="Arial" w:cs="Arial"/>
-                <w:sz w:val="16"/>
-                <w:szCs w:val="16"/>
-                <w:lang w:val="ru-RU"/>
-              </w:rPr>
-              <w:t>реабилитированы</w:t>
-            </w:r>
-            <w:r>
-              <w:rPr>
-                <w:rFonts w:ascii="Arial" w:hAnsi="Arial" w:cs="Arial"/>
-                <w:sz w:val="16"/>
-                <w:szCs w:val="16"/>
-                <w:lang w:val="ru-RU"/>
-              </w:rPr>
-              <w:t>.</w:t>
+              <w:t>16 (1</w:t>
+            </w:r>
+            <w:r>
+              <w:rPr>
+                <w:rFonts w:ascii="Arial" w:hAnsi="Arial" w:cs="Arial"/>
+                <w:sz w:val="16"/>
+                <w:szCs w:val="16"/>
+                <w:lang w:val="ru-RU"/>
+              </w:rPr>
+              <w:t>8</w:t>
+            </w:r>
+            <w:r>
+              <w:rPr>
+                <w:rFonts w:ascii="Arial" w:hAnsi="Arial" w:cs="Arial"/>
+                <w:sz w:val="16"/>
+                <w:szCs w:val="16"/>
+                <w:lang w:val="ru-RU"/>
+              </w:rPr>
+              <w:t>%)</w:t>
+            </w:r>
+            <w:r>
+              <w:rPr>
+                <w:rFonts w:ascii="Arial" w:hAnsi="Arial" w:cs="Arial"/>
+                <w:sz w:val="16"/>
+                <w:szCs w:val="16"/>
+                <w:lang w:val="ru-RU"/>
+              </w:rPr>
+              <w:t xml:space="preserve"> – </w:t>
+            </w:r>
+            <w:r>
+              <w:rPr>
+                <w:rFonts w:ascii="Arial" w:hAnsi="Arial" w:cs="Arial"/>
+                <w:sz w:val="16"/>
+                <w:szCs w:val="16"/>
+                <w:lang w:val="ru-RU"/>
+              </w:rPr>
+              <w:t>расстреляны</w:t>
+            </w:r>
+            <w:r>
+              <w:rPr>
+                <w:rFonts w:ascii="Arial" w:hAnsi="Arial" w:cs="Arial"/>
+                <w:sz w:val="16"/>
+                <w:szCs w:val="16"/>
+                <w:lang w:val="ru-RU"/>
+              </w:rPr>
+              <w:t xml:space="preserve"> по приговору Комисси</w:t>
+            </w:r>
+            <w:r>
+              <w:rPr>
+                <w:rFonts w:ascii="Arial" w:hAnsi="Arial" w:cs="Arial"/>
+                <w:sz w:val="16"/>
+                <w:szCs w:val="16"/>
+                <w:lang w:val="ru-RU"/>
+              </w:rPr>
+              <w:t>и</w:t>
+            </w:r>
+            <w:r>
+              <w:rPr>
+                <w:rFonts w:ascii="Arial" w:hAnsi="Arial" w:cs="Arial"/>
+                <w:sz w:val="16"/>
+                <w:szCs w:val="16"/>
+                <w:lang w:val="ru-RU"/>
+              </w:rPr>
+              <w:t xml:space="preserve"> НКВД СССР и Прокур</w:t>
+            </w:r>
+            <w:r>
+              <w:rPr>
+                <w:rFonts w:ascii="Arial" w:hAnsi="Arial" w:cs="Arial"/>
+                <w:sz w:val="16"/>
+                <w:szCs w:val="16"/>
+                <w:lang w:val="ru-RU"/>
+              </w:rPr>
+              <w:t>атуры.</w:t>
             </w:r>
           </w:p>
           <w:p>
@@ -827,7 +908,7 @@
                 <w:szCs w:val="16"/>
                 <w:lang w:val="ru-RU"/>
               </w:rPr>
-              <w:t>16 (17%)</w:t>
+              <w:t>12 (13%)</w:t>
             </w:r>
             <w:r>
               <w:rPr>
@@ -854,34 +935,16 @@
                 <w:szCs w:val="16"/>
                 <w:lang w:val="ru-RU"/>
               </w:rPr>
-              <w:t xml:space="preserve"> по приговору Комисси</w:t>
-            </w:r>
-            <w:r>
-              <w:rPr>
-                <w:rFonts w:ascii="Arial" w:hAnsi="Arial" w:cs="Arial"/>
-                <w:sz w:val="16"/>
-                <w:szCs w:val="16"/>
-                <w:lang w:val="ru-RU"/>
-              </w:rPr>
-              <w:t>и</w:t>
-            </w:r>
-            <w:r>
-              <w:rPr>
-                <w:rFonts w:ascii="Arial" w:hAnsi="Arial" w:cs="Arial"/>
-                <w:sz w:val="16"/>
-                <w:szCs w:val="16"/>
-                <w:lang w:val="ru-RU"/>
-              </w:rPr>
-              <w:t xml:space="preserve"> НКВД СССР и Прокур</w:t>
-            </w:r>
-            <w:r>
-              <w:rPr>
-                <w:rFonts w:ascii="Arial" w:hAnsi="Arial" w:cs="Arial"/>
-                <w:sz w:val="16"/>
-                <w:szCs w:val="16"/>
-                <w:lang w:val="ru-RU"/>
-              </w:rPr>
-              <w:t>атуры.</w:t>
+              <w:t xml:space="preserve"> то решению троек при НКВД</w:t>
+            </w:r>
+            <w:r>
+              <w:rPr>
+                <w:rFonts w:ascii="Arial" w:hAnsi="Arial" w:cs="Arial"/>
+                <w:sz w:val="16"/>
+                <w:szCs w:val="16"/>
+                <w:lang w:val="ru-RU"/>
+              </w:rPr>
+              <w:t>.</w:t>
             </w:r>
           </w:p>
           <w:p>
@@ -900,34 +963,7 @@
                 <w:szCs w:val="16"/>
                 <w:lang w:val="ru-RU"/>
               </w:rPr>
-              <w:t>12 (13%)</w:t>
-            </w:r>
-            <w:r>
-              <w:rPr>
-                <w:rFonts w:ascii="Arial" w:hAnsi="Arial" w:cs="Arial"/>
-                <w:sz w:val="16"/>
-                <w:szCs w:val="16"/>
-                <w:lang w:val="ru-RU"/>
-              </w:rPr>
-              <w:t xml:space="preserve"> – </w:t>
-            </w:r>
-            <w:r>
-              <w:rPr>
-                <w:rFonts w:ascii="Arial" w:hAnsi="Arial" w:cs="Arial"/>
-                <w:sz w:val="16"/>
-                <w:szCs w:val="16"/>
-                <w:lang w:val="ru-RU"/>
-              </w:rPr>
-              <w:t>расстреляны</w:t>
-            </w:r>
-            <w:r>
-              <w:rPr>
-                <w:rFonts w:ascii="Arial" w:hAnsi="Arial" w:cs="Arial"/>
-                <w:sz w:val="16"/>
-                <w:szCs w:val="16"/>
-                <w:lang w:val="ru-RU"/>
-              </w:rPr>
-              <w:t xml:space="preserve"> то решению троек при НКВД</w:t>
+              <w:t>5 (6%) расстрелянных в 1942 году женщин были заключенными различных ИТЛ</w:t>
             </w:r>
             <w:r>
               <w:rPr>
@@ -955,7 +991,7 @@
                 <w:szCs w:val="16"/>
                 <w:lang w:val="ru-RU"/>
               </w:rPr>
-              <w:t>5 (6%) расстрелянных в 1942 году женщин были заключенными различных ИТЛ</w:t>
+              <w:t>У 3-х женщин расстреляны мужья; 2 женщины были родными сестрами</w:t>
             </w:r>
             <w:r>
               <w:rPr>
@@ -983,7 +1019,70 @@
                 <w:szCs w:val="16"/>
                 <w:lang w:val="ru-RU"/>
               </w:rPr>
-              <w:t>У 3-х женщин расстреляны мужья; 2 женщины были родными сестрами</w:t>
+              <w:t xml:space="preserve">Одной женщине данного списка в 2016 </w:t>
+            </w:r>
+            <w:r>
+              <w:rPr>
+                <w:rFonts w:ascii="Arial" w:hAnsi="Arial" w:cs="Arial"/>
+                <w:sz w:val="16"/>
+                <w:szCs w:val="16"/>
+                <w:lang w:val="ru-RU"/>
+              </w:rPr>
+              <w:t xml:space="preserve">году установлена таблица </w:t>
+            </w:r>
+            <w:r>
+              <w:rPr>
+                <w:rFonts w:ascii="Arial" w:hAnsi="Arial" w:cs="Arial"/>
+                <w:sz w:val="16"/>
+                <w:szCs w:val="16"/>
+                <w:lang w:val="ru-RU"/>
+              </w:rPr>
+              <w:t>«</w:t>
+            </w:r>
+            <w:r>
+              <w:rPr>
+                <w:rFonts w:ascii="Arial" w:hAnsi="Arial" w:cs="Arial"/>
+                <w:sz w:val="16"/>
+                <w:szCs w:val="16"/>
+                <w:lang w:val="ru-RU"/>
+              </w:rPr>
+              <w:t>Последнего адреса</w:t>
+            </w:r>
+            <w:r>
+              <w:rPr>
+                <w:rFonts w:ascii="Arial" w:hAnsi="Arial" w:cs="Arial"/>
+                <w:sz w:val="16"/>
+                <w:szCs w:val="16"/>
+                <w:lang w:val="ru-RU"/>
+              </w:rPr>
+              <w:t>»</w:t>
+            </w:r>
+            <w:r>
+              <w:rPr>
+                <w:rFonts w:ascii="Arial" w:hAnsi="Arial" w:cs="Arial"/>
+                <w:sz w:val="16"/>
+                <w:szCs w:val="16"/>
+                <w:lang w:val="ru-RU"/>
+              </w:rPr>
+              <w:t xml:space="preserve"> в Перми на </w:t>
+            </w:r>
+            <w:r>
+              <w:rPr>
+                <w:rFonts w:ascii="Arial" w:hAnsi="Arial" w:cs="Arial"/>
+                <w:sz w:val="16"/>
+                <w:szCs w:val="16"/>
+                <w:lang w:val="ru-RU"/>
+              </w:rPr>
+              <w:t>доме,</w:t>
+            </w:r>
+            <w:r>
+              <w:rPr>
+                <w:rFonts w:ascii="Arial" w:hAnsi="Arial" w:cs="Arial"/>
+                <w:sz w:val="16"/>
+                <w:szCs w:val="16"/>
+                <w:lang w:val="ru-RU"/>
+              </w:rPr>
+              <w:t xml:space="preserve"> где она проживала</w:t>
             </w:r>
             <w:r>
               <w:rPr>
@@ -1009,27 +1108,91 @@
                 <w:rFonts w:ascii="Arial" w:hAnsi="Arial" w:cs="Arial"/>
                 <w:sz w:val="16"/>
                 <w:szCs w:val="16"/>
-                <w:lang w:val="ru-RU"/>
-              </w:rPr>
-              <w:t xml:space="preserve">Одной женщине данного списка в 2016 году установлена таблица ”Последнего адреса” в Перми на </w:t>
-            </w:r>
-            <w:r>
-              <w:rPr>
-                <w:rFonts w:ascii="Arial" w:hAnsi="Arial" w:cs="Arial"/>
-                <w:sz w:val="16"/>
-                <w:szCs w:val="16"/>
-                <w:lang w:val="ru-RU"/>
-              </w:rPr>
-              <w:t>доме,</w:t>
-            </w:r>
-            <w:r>
-              <w:rPr>
-                <w:rFonts w:ascii="Arial" w:hAnsi="Arial" w:cs="Arial"/>
-                <w:sz w:val="16"/>
-                <w:szCs w:val="16"/>
-                <w:lang w:val="ru-RU"/>
-              </w:rPr>
-              <w:t xml:space="preserve"> где она проживала</w:t>
+                <w:u w:val="single"/>
+                <w:lang w:val="ru-RU"/>
+              </w:rPr>
+              <w:t>Партийность</w:t>
+            </w:r>
+            <w:r>
+              <w:rPr>
+                <w:rFonts w:ascii="Arial" w:hAnsi="Arial" w:cs="Arial"/>
+                <w:sz w:val="16"/>
+                <w:szCs w:val="16"/>
+                <w:lang w:val="ru-RU"/>
+              </w:rPr>
+              <w:t xml:space="preserve">: </w:t>
+            </w:r>
+            <w:r>
+              <w:rPr>
+                <w:rFonts w:ascii="Arial" w:hAnsi="Arial" w:cs="Arial"/>
+                <w:sz w:val="16"/>
+                <w:szCs w:val="16"/>
+                <w:lang w:val="ru-RU"/>
+              </w:rPr>
+              <w:t>б</w:t>
+            </w:r>
+            <w:r>
+              <w:rPr>
+                <w:rFonts w:ascii="Arial" w:hAnsi="Arial" w:cs="Arial"/>
+                <w:sz w:val="16"/>
+                <w:szCs w:val="16"/>
+                <w:lang w:val="ru-RU"/>
+              </w:rPr>
+              <w:t>еспартийные</w:t>
+            </w:r>
+            <w:r>
+              <w:rPr>
+                <w:rFonts w:ascii="Arial" w:hAnsi="Arial" w:cs="Arial"/>
+                <w:sz w:val="16"/>
+                <w:szCs w:val="16"/>
+                <w:lang w:val="ru-RU"/>
+              </w:rPr>
+              <w:t xml:space="preserve"> – </w:t>
+            </w:r>
+            <w:r>
+              <w:rPr>
+                <w:rFonts w:ascii="Arial" w:hAnsi="Arial" w:cs="Arial"/>
+                <w:sz w:val="16"/>
+                <w:szCs w:val="16"/>
+                <w:lang w:val="ru-RU"/>
+              </w:rPr>
+              <w:t>29 (33%)</w:t>
+            </w:r>
+            <w:r>
+              <w:rPr>
+                <w:rFonts w:ascii="Arial" w:hAnsi="Arial" w:cs="Arial"/>
+                <w:sz w:val="16"/>
+                <w:szCs w:val="16"/>
+                <w:lang w:val="ru-RU"/>
+              </w:rPr>
+              <w:t>,</w:t>
+            </w:r>
+            <w:r>
+              <w:rPr>
+                <w:rFonts w:ascii="Arial" w:hAnsi="Arial" w:cs="Arial"/>
+                <w:sz w:val="16"/>
+                <w:szCs w:val="16"/>
+                <w:lang w:val="ru-RU"/>
+              </w:rPr>
+              <w:t xml:space="preserve"> член ВКП(б)/бывший член ВКП(б)</w:t>
+            </w:r>
+            <w:r>
+              <w:rPr>
+                <w:rFonts w:ascii="Arial" w:hAnsi="Arial" w:cs="Arial"/>
+                <w:sz w:val="16"/>
+                <w:szCs w:val="16"/>
+                <w:lang w:val="ru-RU"/>
+              </w:rPr>
+              <w:t xml:space="preserve"> – </w:t>
+            </w:r>
+            <w:r>
+              <w:rPr>
+                <w:rFonts w:ascii="Arial" w:hAnsi="Arial" w:cs="Arial"/>
+                <w:sz w:val="16"/>
+                <w:szCs w:val="16"/>
+                <w:lang w:val="ru-RU"/>
+              </w:rPr>
+              <w:t>9 (10%)</w:t>
             </w:r>
             <w:r>
               <w:rPr>
@@ -1055,9 +1218,19 @@
                 <w:rFonts w:ascii="Arial" w:hAnsi="Arial" w:cs="Arial"/>
                 <w:sz w:val="16"/>
                 <w:szCs w:val="16"/>
-                <w:lang w:val="ru-RU"/>
-              </w:rPr>
-              <w:t>Партийность: Беспартийные</w:t>
+                <w:u w:val="single"/>
+                <w:lang w:val="ru-RU"/>
+              </w:rPr>
+              <w:t>Образование</w:t>
+            </w:r>
+            <w:r>
+              <w:rPr>
+                <w:rFonts w:ascii="Arial" w:hAnsi="Arial" w:cs="Arial"/>
+                <w:sz w:val="16"/>
+                <w:szCs w:val="16"/>
+                <w:lang w:val="ru-RU"/>
+              </w:rPr>
+              <w:t>: начальное</w:t>
             </w:r>
             <w:r>
               <w:rPr>
@@ -1075,25 +1248,7 @@
                 <w:szCs w:val="16"/>
                 <w:lang w:val="ru-RU"/>
               </w:rPr>
-              <w:t>29 (33%)</w:t>
-            </w:r>
-            <w:r>
-              <w:rPr>
-                <w:rFonts w:ascii="Arial" w:hAnsi="Arial" w:cs="Arial"/>
-                <w:sz w:val="16"/>
-                <w:szCs w:val="16"/>
-                <w:lang w:val="ru-RU"/>
-              </w:rPr>
-              <w:t>,</w:t>
-            </w:r>
-            <w:r>
-              <w:rPr>
-                <w:rFonts w:ascii="Arial" w:hAnsi="Arial" w:cs="Arial"/>
-                <w:sz w:val="16"/>
-                <w:szCs w:val="16"/>
-                <w:lang w:val="ru-RU"/>
-              </w:rPr>
-              <w:t xml:space="preserve"> член ВКП(б)/бывший член ВКП(б)</w:t>
+              <w:t>16, грамотная</w:t>
             </w:r>
             <w:r>
               <w:rPr>
@@ -1111,7 +1266,97 @@
                 <w:szCs w:val="16"/>
                 <w:lang w:val="ru-RU"/>
               </w:rPr>
-              <w:t>9 (10%)</w:t>
+              <w:t>8, среднее</w:t>
+            </w:r>
+            <w:r>
+              <w:rPr>
+                <w:rFonts w:ascii="Arial" w:hAnsi="Arial" w:cs="Arial"/>
+                <w:sz w:val="16"/>
+                <w:szCs w:val="16"/>
+                <w:lang w:val="ru-RU"/>
+              </w:rPr>
+              <w:t xml:space="preserve"> – </w:t>
+            </w:r>
+            <w:r>
+              <w:rPr>
+                <w:rFonts w:ascii="Arial" w:hAnsi="Arial" w:cs="Arial"/>
+                <w:sz w:val="16"/>
+                <w:szCs w:val="16"/>
+                <w:lang w:val="ru-RU"/>
+              </w:rPr>
+              <w:t>5, малограмотная</w:t>
+            </w:r>
+            <w:r>
+              <w:rPr>
+                <w:rFonts w:ascii="Arial" w:hAnsi="Arial" w:cs="Arial"/>
+                <w:sz w:val="16"/>
+                <w:szCs w:val="16"/>
+                <w:lang w:val="ru-RU"/>
+              </w:rPr>
+              <w:t xml:space="preserve"> – </w:t>
+            </w:r>
+            <w:r>
+              <w:rPr>
+                <w:rFonts w:ascii="Arial" w:hAnsi="Arial" w:cs="Arial"/>
+                <w:sz w:val="16"/>
+                <w:szCs w:val="16"/>
+                <w:lang w:val="ru-RU"/>
+              </w:rPr>
+              <w:t>3; неграмотная</w:t>
+            </w:r>
+            <w:r>
+              <w:rPr>
+                <w:rFonts w:ascii="Arial" w:hAnsi="Arial" w:cs="Arial"/>
+                <w:sz w:val="16"/>
+                <w:szCs w:val="16"/>
+                <w:lang w:val="ru-RU"/>
+              </w:rPr>
+              <w:t xml:space="preserve"> – </w:t>
+            </w:r>
+            <w:r>
+              <w:rPr>
+                <w:rFonts w:ascii="Arial" w:hAnsi="Arial" w:cs="Arial"/>
+                <w:sz w:val="16"/>
+                <w:szCs w:val="16"/>
+                <w:lang w:val="ru-RU"/>
+              </w:rPr>
+              <w:t>3, высшее</w:t>
+            </w:r>
+            <w:r>
+              <w:rPr>
+                <w:rFonts w:ascii="Arial" w:hAnsi="Arial" w:cs="Arial"/>
+                <w:sz w:val="16"/>
+                <w:szCs w:val="16"/>
+                <w:lang w:val="ru-RU"/>
+              </w:rPr>
+              <w:t xml:space="preserve"> – </w:t>
+            </w:r>
+            <w:r>
+              <w:rPr>
+                <w:rFonts w:ascii="Arial" w:hAnsi="Arial" w:cs="Arial"/>
+                <w:sz w:val="16"/>
+                <w:szCs w:val="16"/>
+                <w:lang w:val="ru-RU"/>
+              </w:rPr>
+              <w:t xml:space="preserve">2; низшее </w:t>
+            </w:r>
+            <w:r>
+              <w:rPr>
+                <w:rFonts w:ascii="Arial" w:hAnsi="Arial" w:cs="Arial"/>
+                <w:sz w:val="16"/>
+                <w:szCs w:val="16"/>
+                <w:lang w:val="ru-RU"/>
+              </w:rPr>
+              <w:t xml:space="preserve">– </w:t>
+            </w:r>
+            <w:r>
+              <w:rPr>
+                <w:rFonts w:ascii="Arial" w:hAnsi="Arial" w:cs="Arial"/>
+                <w:sz w:val="16"/>
+                <w:szCs w:val="16"/>
+                <w:lang w:val="ru-RU"/>
+              </w:rPr>
+              <w:t>2</w:t>
             </w:r>
             <w:r>
               <w:rPr>
@@ -1137,183 +1382,41 @@
                 <w:rFonts w:ascii="Arial" w:hAnsi="Arial" w:cs="Arial"/>
                 <w:sz w:val="16"/>
                 <w:szCs w:val="16"/>
-                <w:lang w:val="ru-RU"/>
-              </w:rPr>
-              <w:t>Образование: начальное</w:t>
-            </w:r>
-            <w:r>
-              <w:rPr>
-                <w:rFonts w:ascii="Arial" w:hAnsi="Arial" w:cs="Arial"/>
-                <w:sz w:val="16"/>
-                <w:szCs w:val="16"/>
-                <w:lang w:val="ru-RU"/>
-              </w:rPr>
-              <w:t xml:space="preserve"> – </w:t>
-            </w:r>
-            <w:r>
-              <w:rPr>
-                <w:rFonts w:ascii="Arial" w:hAnsi="Arial" w:cs="Arial"/>
-                <w:sz w:val="16"/>
-                <w:szCs w:val="16"/>
-                <w:lang w:val="ru-RU"/>
-              </w:rPr>
-              <w:t>16, грамотная</w:t>
-            </w:r>
-            <w:r>
-              <w:rPr>
-                <w:rFonts w:ascii="Arial" w:hAnsi="Arial" w:cs="Arial"/>
-                <w:sz w:val="16"/>
-                <w:szCs w:val="16"/>
-                <w:lang w:val="ru-RU"/>
-              </w:rPr>
-              <w:t xml:space="preserve"> – </w:t>
-            </w:r>
-            <w:r>
-              <w:rPr>
-                <w:rFonts w:ascii="Arial" w:hAnsi="Arial" w:cs="Arial"/>
-                <w:sz w:val="16"/>
-                <w:szCs w:val="16"/>
-                <w:lang w:val="ru-RU"/>
-              </w:rPr>
-              <w:t>8, среднее</w:t>
-            </w:r>
-            <w:r>
-              <w:rPr>
-                <w:rFonts w:ascii="Arial" w:hAnsi="Arial" w:cs="Arial"/>
-                <w:sz w:val="16"/>
-                <w:szCs w:val="16"/>
-                <w:lang w:val="ru-RU"/>
-              </w:rPr>
-              <w:t xml:space="preserve"> – </w:t>
-            </w:r>
-            <w:r>
-              <w:rPr>
-                <w:rFonts w:ascii="Arial" w:hAnsi="Arial" w:cs="Arial"/>
-                <w:sz w:val="16"/>
-                <w:szCs w:val="16"/>
-                <w:lang w:val="ru-RU"/>
-              </w:rPr>
-              <w:t>5, малограмотная</w:t>
-            </w:r>
-            <w:r>
-              <w:rPr>
-                <w:rFonts w:ascii="Arial" w:hAnsi="Arial" w:cs="Arial"/>
-                <w:sz w:val="16"/>
-                <w:szCs w:val="16"/>
-                <w:lang w:val="ru-RU"/>
-              </w:rPr>
-              <w:t xml:space="preserve"> – </w:t>
-            </w:r>
-            <w:r>
-              <w:rPr>
-                <w:rFonts w:ascii="Arial" w:hAnsi="Arial" w:cs="Arial"/>
-                <w:sz w:val="16"/>
-                <w:szCs w:val="16"/>
-                <w:lang w:val="ru-RU"/>
-              </w:rPr>
-              <w:t>3; неграмотная</w:t>
-            </w:r>
-            <w:r>
-              <w:rPr>
-                <w:rFonts w:ascii="Arial" w:hAnsi="Arial" w:cs="Arial"/>
-                <w:sz w:val="16"/>
-                <w:szCs w:val="16"/>
-                <w:lang w:val="ru-RU"/>
-              </w:rPr>
-              <w:t xml:space="preserve"> – </w:t>
-            </w:r>
-            <w:r>
-              <w:rPr>
-                <w:rFonts w:ascii="Arial" w:hAnsi="Arial" w:cs="Arial"/>
-                <w:sz w:val="16"/>
-                <w:szCs w:val="16"/>
-                <w:lang w:val="ru-RU"/>
-              </w:rPr>
-              <w:t>3, высшее</w:t>
-            </w:r>
-            <w:r>
-              <w:rPr>
-                <w:rFonts w:ascii="Arial" w:hAnsi="Arial" w:cs="Arial"/>
-                <w:sz w:val="16"/>
-                <w:szCs w:val="16"/>
-                <w:lang w:val="ru-RU"/>
-              </w:rPr>
-              <w:t xml:space="preserve"> – </w:t>
-            </w:r>
-            <w:r>
-              <w:rPr>
-                <w:rFonts w:ascii="Arial" w:hAnsi="Arial" w:cs="Arial"/>
-                <w:sz w:val="16"/>
-                <w:szCs w:val="16"/>
-                <w:lang w:val="ru-RU"/>
-              </w:rPr>
-              <w:t xml:space="preserve">2; низшее </w:t>
-            </w:r>
-            <w:r>
-              <w:rPr>
-                <w:rFonts w:ascii="Arial" w:hAnsi="Arial" w:cs="Arial"/>
-                <w:sz w:val="16"/>
-                <w:szCs w:val="16"/>
-                <w:lang w:val="ru-RU"/>
-              </w:rPr>
-              <w:t xml:space="preserve">– </w:t>
-            </w:r>
-            <w:r>
-              <w:rPr>
-                <w:rFonts w:ascii="Arial" w:hAnsi="Arial" w:cs="Arial"/>
-                <w:sz w:val="16"/>
-                <w:szCs w:val="16"/>
-                <w:lang w:val="ru-RU"/>
-              </w:rPr>
-              <w:t>2</w:t>
-            </w:r>
-            <w:r>
-              <w:rPr>
-                <w:rFonts w:ascii="Arial" w:hAnsi="Arial" w:cs="Arial"/>
-                <w:sz w:val="16"/>
-                <w:szCs w:val="16"/>
-                <w:lang w:val="ru-RU"/>
-              </w:rPr>
-              <w:t>.</w:t>
-            </w:r>
-          </w:p>
-          <w:p>
-            <w:pPr>
-              <w:rPr>
-                <w:rFonts w:ascii="Arial" w:hAnsi="Arial" w:cs="Arial"/>
-                <w:sz w:val="16"/>
-                <w:szCs w:val="16"/>
-                <w:lang w:val="ru-RU"/>
-              </w:rPr>
-            </w:pPr>
-            <w:r>
-              <w:rPr>
-                <w:rFonts w:ascii="Arial" w:hAnsi="Arial" w:cs="Arial"/>
-                <w:sz w:val="16"/>
-                <w:szCs w:val="16"/>
-                <w:lang w:val="ru-RU"/>
-              </w:rPr>
-              <w:t>Социальная страта/Профессия:</w:t>
-            </w:r>
-            <w:r>
-              <w:rPr>
-                <w:rFonts w:ascii="Arial" w:hAnsi="Arial" w:cs="Arial"/>
-                <w:b/>
-                <w:bCs/>
-                <w:sz w:val="16"/>
-                <w:szCs w:val="16"/>
-                <w:lang w:val="ru-RU"/>
-              </w:rPr>
-              <w:t xml:space="preserve"> </w:t>
-            </w:r>
-            <w:r>
-              <w:rPr>
-                <w:rFonts w:ascii="Arial" w:eastAsia="Arial" w:hAnsi="Arial" w:cs="Arial"/>
-                <w:sz w:val="16"/>
-                <w:szCs w:val="16"/>
-                <w:lang w:val="ru-RU"/>
-              </w:rPr>
-              <w:t>Д</w:t>
+                <w:u w:val="single"/>
+                <w:lang w:val="ru-RU"/>
+              </w:rPr>
+              <w:t>Социальная страта/Профессия</w:t>
+            </w:r>
+            <w:r>
+              <w:rPr>
+                <w:rFonts w:ascii="Arial" w:hAnsi="Arial" w:cs="Arial"/>
+                <w:sz w:val="16"/>
+                <w:szCs w:val="16"/>
+                <w:lang w:val="ru-RU"/>
+              </w:rPr>
+              <w:t>:</w:t>
+            </w:r>
+            <w:r>
+              <w:rPr>
+                <w:rFonts w:ascii="Arial" w:hAnsi="Arial" w:cs="Arial"/>
+                <w:b/>
+                <w:bCs/>
+                <w:sz w:val="16"/>
+                <w:szCs w:val="16"/>
+                <w:lang w:val="ru-RU"/>
+              </w:rPr>
+              <w:t xml:space="preserve"> </w:t>
+            </w:r>
+            <w:r>
+              <w:rPr>
+                <w:rFonts w:ascii="Arial" w:hAnsi="Arial" w:cs="Arial"/>
+                <w:b/>
+                <w:bCs/>
+                <w:sz w:val="16"/>
+                <w:szCs w:val="16"/>
+                <w:lang w:val="ru-RU"/>
+              </w:rPr>
+              <w:t>д</w:t>
             </w:r>
             <w:r>
               <w:rPr>
@@ -1715,7 +1818,6 @@
               <w:bottom w:val="double" w:sz="1" w:space="0" w:color="808080"/>
               <w:right w:val="double" w:sz="2" w:space="0" w:color="808080"/>
             </w:tcBorders>
-            <w:shd w:val="clear" w:color="auto" w:fill="auto"/>
             <w:vAlign w:val="center"/>
           </w:tcPr>
           <w:p>
@@ -1922,7 +2024,6 @@
               <w:bottom w:val="double" w:sz="1" w:space="0" w:color="808080"/>
               <w:right w:val="double" w:sz="2" w:space="0" w:color="808080"/>
             </w:tcBorders>
-            <w:shd w:val="clear" w:color="auto" w:fill="auto"/>
             <w:vAlign w:val="center"/>
           </w:tcPr>
           <w:p>
@@ -1936,16 +2037,29 @@
                 <w:lang w:val="ru-RU"/>
               </w:rPr>
             </w:pPr>
-            <w:r>
-              <w:rPr>
-                <w:rFonts w:ascii="Arial" w:hAnsi="Arial" w:cs="Arial"/>
-                <w:b/>
-                <w:bCs/>
-                <w:sz w:val="16"/>
-                <w:szCs w:val="16"/>
-                <w:lang w:val="ru-RU"/>
-              </w:rPr>
-              <w:t>Авштикалис Поля Ипполитовна</w:t>
+            <w:proofErr w:type="spellStart"/>
+            <w:r>
+              <w:rPr>
+                <w:rFonts w:ascii="Arial" w:hAnsi="Arial" w:cs="Arial"/>
+                <w:b/>
+                <w:bCs/>
+                <w:sz w:val="16"/>
+                <w:szCs w:val="16"/>
+                <w:lang w:val="ru-RU"/>
+              </w:rPr>
+              <w:t>Авштикалис</w:t>
+            </w:r>
+            <w:proofErr w:type="spellEnd"/>
+            <w:r>
+              <w:rPr>
+                <w:rFonts w:ascii="Arial" w:hAnsi="Arial" w:cs="Arial"/>
+                <w:b/>
+                <w:bCs/>
+                <w:sz w:val="16"/>
+                <w:szCs w:val="16"/>
+                <w:lang w:val="ru-RU"/>
+              </w:rPr>
+              <w:t xml:space="preserve"> Поля Ипполитовна</w:t>
             </w:r>
             <w:r>
               <w:rPr>
@@ -2495,7 +2609,6 @@
               <w:bottom w:val="double" w:sz="1" w:space="0" w:color="808080"/>
               <w:right w:val="double" w:sz="2" w:space="0" w:color="808080"/>
             </w:tcBorders>
-            <w:shd w:val="clear" w:color="auto" w:fill="auto"/>
             <w:vAlign w:val="center"/>
           </w:tcPr>
           <w:p>
@@ -2821,7 +2934,6 @@
               <w:bottom w:val="double" w:sz="1" w:space="0" w:color="808080"/>
               <w:right w:val="double" w:sz="2" w:space="0" w:color="808080"/>
             </w:tcBorders>
-            <w:shd w:val="clear" w:color="auto" w:fill="auto"/>
             <w:vAlign w:val="center"/>
           </w:tcPr>
           <w:p>
@@ -2842,16 +2954,40 @@
                 <w:lang w:val="ru-RU"/>
               </w:rPr>
             </w:pPr>
-            <w:r>
-              <w:rPr>
-                <w:rFonts w:ascii="Arial" w:hAnsi="Arial" w:cs="Arial"/>
-                <w:b/>
-                <w:sz w:val="16"/>
-                <w:szCs w:val="16"/>
-                <w:lang w:val="ru-RU"/>
-              </w:rPr>
-              <w:t>Атступинас Вероника Мартыновна</w:t>
-            </w:r>
+            <w:proofErr w:type="spellStart"/>
+            <w:r>
+              <w:rPr>
+                <w:rFonts w:ascii="Arial" w:hAnsi="Arial" w:cs="Arial"/>
+                <w:b/>
+                <w:sz w:val="16"/>
+                <w:szCs w:val="16"/>
+                <w:lang w:val="ru-RU"/>
+              </w:rPr>
+              <w:t>Атступинас</w:t>
+            </w:r>
+            <w:proofErr w:type="spellEnd"/>
+            <w:r>
+              <w:rPr>
+                <w:rFonts w:ascii="Arial" w:hAnsi="Arial" w:cs="Arial"/>
+                <w:b/>
+                <w:sz w:val="16"/>
+                <w:szCs w:val="16"/>
+                <w:lang w:val="ru-RU"/>
+              </w:rPr>
+              <w:t xml:space="preserve"> Вероника </w:t>
+            </w:r>
+            <w:proofErr w:type="spellStart"/>
+            <w:r>
+              <w:rPr>
+                <w:rFonts w:ascii="Arial" w:hAnsi="Arial" w:cs="Arial"/>
+                <w:b/>
+                <w:sz w:val="16"/>
+                <w:szCs w:val="16"/>
+                <w:lang w:val="ru-RU"/>
+              </w:rPr>
+              <w:t>Мартыновна</w:t>
+            </w:r>
+            <w:proofErr w:type="spellEnd"/>
             <w:r>
               <w:rPr>
                 <w:rFonts w:ascii="Arial" w:hAnsi="Arial" w:cs="Arial"/>
@@ -3190,7 +3326,6 @@
               <w:bottom w:val="double" w:sz="1" w:space="0" w:color="808080"/>
               <w:right w:val="double" w:sz="2" w:space="0" w:color="808080"/>
             </w:tcBorders>
-            <w:shd w:val="clear" w:color="auto" w:fill="auto"/>
             <w:vAlign w:val="center"/>
           </w:tcPr>
           <w:p>
@@ -3211,15 +3346,27 @@
                 <w:lang w:val="ru-RU"/>
               </w:rPr>
             </w:pPr>
-            <w:r>
-              <w:rPr>
-                <w:rFonts w:ascii="Arial" w:hAnsi="Arial" w:cs="Arial"/>
-                <w:b/>
-                <w:sz w:val="16"/>
-                <w:szCs w:val="16"/>
-                <w:lang w:val="ru-RU"/>
-              </w:rPr>
-              <w:t>Баневич Камилла Игнатьевна</w:t>
+            <w:proofErr w:type="spellStart"/>
+            <w:r>
+              <w:rPr>
+                <w:rFonts w:ascii="Arial" w:hAnsi="Arial" w:cs="Arial"/>
+                <w:b/>
+                <w:sz w:val="16"/>
+                <w:szCs w:val="16"/>
+                <w:lang w:val="ru-RU"/>
+              </w:rPr>
+              <w:t>Баневич</w:t>
+            </w:r>
+            <w:proofErr w:type="spellEnd"/>
+            <w:r>
+              <w:rPr>
+                <w:rFonts w:ascii="Arial" w:hAnsi="Arial" w:cs="Arial"/>
+                <w:b/>
+                <w:sz w:val="16"/>
+                <w:szCs w:val="16"/>
+                <w:lang w:val="ru-RU"/>
+              </w:rPr>
+              <w:t xml:space="preserve"> Камилла Игнатьевна</w:t>
             </w:r>
             <w:r>
               <w:rPr>
@@ -3392,13 +3539,41 @@
               </w:rPr>
               <w:t xml:space="preserve"> </w:t>
             </w:r>
-            <w:r>
-              <w:rPr>
-                <w:rFonts w:ascii="Arial" w:hAnsi="Arial" w:cs="Arial"/>
-                <w:sz w:val="16"/>
-                <w:szCs w:val="16"/>
-              </w:rPr>
-              <w:t>Расстреляна 20 декабря 1937 г.</w:t>
+            <w:proofErr w:type="spellStart"/>
+            <w:r>
+              <w:rPr>
+                <w:rFonts w:ascii="Arial" w:hAnsi="Arial" w:cs="Arial"/>
+                <w:sz w:val="16"/>
+                <w:szCs w:val="16"/>
+              </w:rPr>
+              <w:t>Расстреляна</w:t>
+            </w:r>
+            <w:proofErr w:type="spellEnd"/>
+            <w:r>
+              <w:rPr>
+                <w:rFonts w:ascii="Arial" w:hAnsi="Arial" w:cs="Arial"/>
+                <w:sz w:val="16"/>
+                <w:szCs w:val="16"/>
+              </w:rPr>
+              <w:t xml:space="preserve"> 20 </w:t>
+            </w:r>
+            <w:proofErr w:type="spellStart"/>
+            <w:r>
+              <w:rPr>
+                <w:rFonts w:ascii="Arial" w:hAnsi="Arial" w:cs="Arial"/>
+                <w:sz w:val="16"/>
+                <w:szCs w:val="16"/>
+              </w:rPr>
+              <w:t>декабря</w:t>
+            </w:r>
+            <w:proofErr w:type="spellEnd"/>
+            <w:r>
+              <w:rPr>
+                <w:rFonts w:ascii="Arial" w:hAnsi="Arial" w:cs="Arial"/>
+                <w:sz w:val="16"/>
+                <w:szCs w:val="16"/>
+              </w:rPr>
+              <w:t xml:space="preserve"> 1937 г.</w:t>
             </w:r>
             <w:r>
               <w:rPr>
@@ -3497,7 +3672,6 @@
               <w:bottom w:val="double" w:sz="1" w:space="0" w:color="808080"/>
               <w:right w:val="double" w:sz="2" w:space="0" w:color="808080"/>
             </w:tcBorders>
-            <w:shd w:val="clear" w:color="auto" w:fill="auto"/>
             <w:vAlign w:val="center"/>
           </w:tcPr>
           <w:p>
@@ -3820,7 +3994,6 @@
               <w:bottom w:val="double" w:sz="1" w:space="0" w:color="808080"/>
               <w:right w:val="double" w:sz="2" w:space="0" w:color="808080"/>
             </w:tcBorders>
-            <w:shd w:val="clear" w:color="auto" w:fill="auto"/>
             <w:vAlign w:val="center"/>
           </w:tcPr>
           <w:p>
@@ -3843,16 +4016,53 @@
                 <w:lang w:val="ru-RU"/>
               </w:rPr>
             </w:pPr>
-            <w:r>
-              <w:rPr>
-                <w:rFonts w:ascii="Arial" w:hAnsi="Arial" w:cs="Arial"/>
-                <w:b/>
-                <w:bCs/>
-                <w:sz w:val="16"/>
-                <w:szCs w:val="16"/>
-                <w:lang w:val="ru-RU"/>
-              </w:rPr>
-              <w:t>Биттин (Биттина) Людмила Ивановна</w:t>
+            <w:proofErr w:type="spellStart"/>
+            <w:r>
+              <w:rPr>
+                <w:rFonts w:ascii="Arial" w:hAnsi="Arial" w:cs="Arial"/>
+                <w:b/>
+                <w:bCs/>
+                <w:sz w:val="16"/>
+                <w:szCs w:val="16"/>
+                <w:lang w:val="ru-RU"/>
+              </w:rPr>
+              <w:t>Биттин</w:t>
+            </w:r>
+            <w:proofErr w:type="spellEnd"/>
+            <w:r>
+              <w:rPr>
+                <w:rFonts w:ascii="Arial" w:hAnsi="Arial" w:cs="Arial"/>
+                <w:b/>
+                <w:bCs/>
+                <w:sz w:val="16"/>
+                <w:szCs w:val="16"/>
+                <w:lang w:val="ru-RU"/>
+              </w:rPr>
+              <w:t xml:space="preserve"> (</w:t>
+            </w:r>
+            <w:proofErr w:type="spellStart"/>
+            <w:r>
+              <w:rPr>
+                <w:rFonts w:ascii="Arial" w:hAnsi="Arial" w:cs="Arial"/>
+                <w:b/>
+                <w:bCs/>
+                <w:sz w:val="16"/>
+                <w:szCs w:val="16"/>
+                <w:lang w:val="ru-RU"/>
+              </w:rPr>
+              <w:t>Биттина</w:t>
+            </w:r>
+            <w:proofErr w:type="spellEnd"/>
+            <w:r>
+              <w:rPr>
+                <w:rFonts w:ascii="Arial" w:hAnsi="Arial" w:cs="Arial"/>
+                <w:b/>
+                <w:bCs/>
+                <w:sz w:val="16"/>
+                <w:szCs w:val="16"/>
+                <w:lang w:val="ru-RU"/>
+              </w:rPr>
+              <w:t>) Людмила Ивановна</w:t>
             </w:r>
             <w:r>
               <w:rPr>
@@ -3977,7 +4187,31 @@
                 <w:szCs w:val="16"/>
                 <w:lang w:val="ru-RU"/>
               </w:rPr>
-              <w:t xml:space="preserve"> Ленинградский мартиролог: 1937-1938, том 3</w:t>
+              <w:t xml:space="preserve"> Ленинградский мартиролог: </w:t>
+            </w:r>
+            <w:proofErr w:type="gramStart"/>
+            <w:r>
+              <w:rPr>
+                <w:rFonts w:ascii="Arial" w:hAnsi="Arial" w:cs="Arial"/>
+                <w:b/>
+                <w:bCs/>
+                <w:sz w:val="16"/>
+                <w:szCs w:val="16"/>
+                <w:lang w:val="ru-RU"/>
+              </w:rPr>
+              <w:t>1937-1938</w:t>
+            </w:r>
+            <w:proofErr w:type="gramEnd"/>
+            <w:r>
+              <w:rPr>
+                <w:rFonts w:ascii="Arial" w:hAnsi="Arial" w:cs="Arial"/>
+                <w:b/>
+                <w:bCs/>
+                <w:sz w:val="16"/>
+                <w:szCs w:val="16"/>
+                <w:lang w:val="ru-RU"/>
+              </w:rPr>
+              <w:t>, том 3</w:t>
             </w:r>
             <w:r>
               <w:rPr>
@@ -4031,7 +4265,6 @@
               <w:bottom w:val="double" w:sz="1" w:space="0" w:color="808080"/>
               <w:right w:val="double" w:sz="2" w:space="0" w:color="808080"/>
             </w:tcBorders>
-            <w:shd w:val="clear" w:color="auto" w:fill="auto"/>
             <w:vAlign w:val="center"/>
           </w:tcPr>
           <w:p>
@@ -4052,16 +4285,29 @@
                 <w:lang w:val="ru-RU"/>
               </w:rPr>
             </w:pPr>
-            <w:r>
-              <w:rPr>
-                <w:rFonts w:ascii="Arial" w:hAnsi="Arial" w:cs="Arial"/>
-                <w:b/>
-                <w:bCs/>
-                <w:sz w:val="16"/>
-                <w:szCs w:val="16"/>
-                <w:lang w:val="ru-RU"/>
-              </w:rPr>
-              <w:t>Блакис-Эймайтис-Витковская Анна Матвеевна</w:t>
+            <w:proofErr w:type="spellStart"/>
+            <w:r>
+              <w:rPr>
+                <w:rFonts w:ascii="Arial" w:hAnsi="Arial" w:cs="Arial"/>
+                <w:b/>
+                <w:bCs/>
+                <w:sz w:val="16"/>
+                <w:szCs w:val="16"/>
+                <w:lang w:val="ru-RU"/>
+              </w:rPr>
+              <w:t>Блакис-Эймайтис-Витковская</w:t>
+            </w:r>
+            <w:proofErr w:type="spellEnd"/>
+            <w:r>
+              <w:rPr>
+                <w:rFonts w:ascii="Arial" w:hAnsi="Arial" w:cs="Arial"/>
+                <w:b/>
+                <w:bCs/>
+                <w:sz w:val="16"/>
+                <w:szCs w:val="16"/>
+                <w:lang w:val="ru-RU"/>
+              </w:rPr>
+              <w:t xml:space="preserve"> Анна Матвеевна</w:t>
             </w:r>
             <w:r>
               <w:rPr>
@@ -4315,7 +4561,6 @@
               <w:bottom w:val="double" w:sz="1" w:space="0" w:color="808080"/>
               <w:right w:val="double" w:sz="2" w:space="0" w:color="808080"/>
             </w:tcBorders>
-            <w:shd w:val="clear" w:color="auto" w:fill="auto"/>
             <w:vAlign w:val="center"/>
           </w:tcPr>
           <w:p>
@@ -4603,7 +4848,6 @@
               <w:bottom w:val="double" w:sz="1" w:space="0" w:color="808080"/>
               <w:right w:val="double" w:sz="2" w:space="0" w:color="808080"/>
             </w:tcBorders>
-            <w:shd w:val="clear" w:color="auto" w:fill="auto"/>
             <w:vAlign w:val="center"/>
           </w:tcPr>
           <w:p>
@@ -4624,16 +4868,29 @@
                 <w:lang w:val="ru-RU"/>
               </w:rPr>
             </w:pPr>
-            <w:r>
-              <w:rPr>
-                <w:rFonts w:ascii="Arial" w:hAnsi="Arial" w:cs="Arial"/>
-                <w:b/>
-                <w:bCs/>
-                <w:sz w:val="16"/>
-                <w:szCs w:val="16"/>
-                <w:lang w:val="ru-RU"/>
-              </w:rPr>
-              <w:t>Блюмберг Элеонора Антоновна</w:t>
+            <w:proofErr w:type="spellStart"/>
+            <w:r>
+              <w:rPr>
+                <w:rFonts w:ascii="Arial" w:hAnsi="Arial" w:cs="Arial"/>
+                <w:b/>
+                <w:bCs/>
+                <w:sz w:val="16"/>
+                <w:szCs w:val="16"/>
+                <w:lang w:val="ru-RU"/>
+              </w:rPr>
+              <w:t>Блюмберг</w:t>
+            </w:r>
+            <w:proofErr w:type="spellEnd"/>
+            <w:r>
+              <w:rPr>
+                <w:rFonts w:ascii="Arial" w:hAnsi="Arial" w:cs="Arial"/>
+                <w:b/>
+                <w:bCs/>
+                <w:sz w:val="16"/>
+                <w:szCs w:val="16"/>
+                <w:lang w:val="ru-RU"/>
+              </w:rPr>
+              <w:t xml:space="preserve"> Элеонора Антоновна</w:t>
             </w:r>
             <w:r>
               <w:rPr>
@@ -4759,7 +5016,33 @@
                 <w:szCs w:val="16"/>
                 <w:lang w:val="ru-RU"/>
               </w:rPr>
-              <w:t xml:space="preserve"> Ленинградский мартиролог: 1937-1938, том 7</w:t>
+              <w:t xml:space="preserve"> Ленинградский мартиролог: </w:t>
+            </w:r>
+            <w:proofErr w:type="gramStart"/>
+            <w:r>
+              <w:rPr>
+                <w:rFonts w:ascii="Arial" w:hAnsi="Arial" w:cs="Arial"/>
+                <w:b/>
+                <w:bCs/>
+                <w:i/>
+                <w:sz w:val="16"/>
+                <w:szCs w:val="16"/>
+                <w:lang w:val="ru-RU"/>
+              </w:rPr>
+              <w:t>1937-1938</w:t>
+            </w:r>
+            <w:proofErr w:type="gramEnd"/>
+            <w:r>
+              <w:rPr>
+                <w:rFonts w:ascii="Arial" w:hAnsi="Arial" w:cs="Arial"/>
+                <w:b/>
+                <w:bCs/>
+                <w:i/>
+                <w:sz w:val="16"/>
+                <w:szCs w:val="16"/>
+                <w:lang w:val="ru-RU"/>
+              </w:rPr>
+              <w:t>, том 7</w:t>
             </w:r>
             <w:r>
               <w:rPr>
@@ -4827,7 +5110,6 @@
               <w:bottom w:val="double" w:sz="1" w:space="0" w:color="808080"/>
               <w:right w:val="double" w:sz="2" w:space="0" w:color="808080"/>
             </w:tcBorders>
-            <w:shd w:val="clear" w:color="auto" w:fill="auto"/>
             <w:vAlign w:val="center"/>
           </w:tcPr>
           <w:p>
@@ -4972,7 +5254,29 @@
                 <w:szCs w:val="16"/>
                 <w:lang w:val="ru-RU"/>
               </w:rPr>
-              <w:t xml:space="preserve"> Ленинградский мартиролог: 1937-1938, том 2</w:t>
+              <w:t xml:space="preserve"> Ленинградский мартиролог: </w:t>
+            </w:r>
+            <w:proofErr w:type="gramStart"/>
+            <w:r>
+              <w:rPr>
+                <w:rFonts w:ascii="Arial" w:hAnsi="Arial" w:cs="Arial"/>
+                <w:i/>
+                <w:sz w:val="16"/>
+                <w:szCs w:val="16"/>
+                <w:lang w:val="ru-RU"/>
+              </w:rPr>
+              <w:t>1937-1938</w:t>
+            </w:r>
+            <w:proofErr w:type="gramEnd"/>
+            <w:r>
+              <w:rPr>
+                <w:rFonts w:ascii="Arial" w:hAnsi="Arial" w:cs="Arial"/>
+                <w:i/>
+                <w:sz w:val="16"/>
+                <w:szCs w:val="16"/>
+                <w:lang w:val="ru-RU"/>
+              </w:rPr>
+              <w:t>, том 2</w:t>
             </w:r>
             <w:r>
               <w:rPr>
@@ -5024,7 +5328,6 @@
               <w:bottom w:val="double" w:sz="1" w:space="0" w:color="808080"/>
               <w:right w:val="double" w:sz="2" w:space="0" w:color="808080"/>
             </w:tcBorders>
-            <w:shd w:val="clear" w:color="auto" w:fill="auto"/>
             <w:vAlign w:val="center"/>
           </w:tcPr>
           <w:p>
@@ -5047,15 +5350,27 @@
                 <w:lang w:val="ru-RU"/>
               </w:rPr>
             </w:pPr>
-            <w:r>
-              <w:rPr>
-                <w:rFonts w:ascii="Arial" w:hAnsi="Arial" w:cs="Arial"/>
-                <w:b/>
-                <w:sz w:val="16"/>
-                <w:szCs w:val="16"/>
-                <w:lang w:val="ru-RU"/>
-              </w:rPr>
-              <w:t>Бовкис Людвига Ивановна</w:t>
+            <w:proofErr w:type="spellStart"/>
+            <w:r>
+              <w:rPr>
+                <w:rFonts w:ascii="Arial" w:hAnsi="Arial" w:cs="Arial"/>
+                <w:b/>
+                <w:sz w:val="16"/>
+                <w:szCs w:val="16"/>
+                <w:lang w:val="ru-RU"/>
+              </w:rPr>
+              <w:t>Бовкис</w:t>
+            </w:r>
+            <w:proofErr w:type="spellEnd"/>
+            <w:r>
+              <w:rPr>
+                <w:rFonts w:ascii="Arial" w:hAnsi="Arial" w:cs="Arial"/>
+                <w:b/>
+                <w:sz w:val="16"/>
+                <w:szCs w:val="16"/>
+                <w:lang w:val="ru-RU"/>
+              </w:rPr>
+              <w:t xml:space="preserve"> Людвига Ивановна</w:t>
             </w:r>
             <w:r>
               <w:rPr>
@@ -5340,7 +5655,6 @@
               <w:bottom w:val="double" w:sz="1" w:space="0" w:color="808080"/>
               <w:right w:val="double" w:sz="2" w:space="0" w:color="808080"/>
             </w:tcBorders>
-            <w:shd w:val="clear" w:color="auto" w:fill="auto"/>
             <w:vAlign w:val="center"/>
           </w:tcPr>
           <w:p>
@@ -5362,16 +5676,29 @@
                 <w:lang w:val="ru-RU"/>
               </w:rPr>
             </w:pPr>
-            <w:r>
-              <w:rPr>
-                <w:rFonts w:ascii="Arial" w:hAnsi="Arial" w:cs="Arial"/>
-                <w:b/>
-                <w:bCs/>
-                <w:sz w:val="16"/>
-                <w:szCs w:val="16"/>
-                <w:lang w:val="ru-RU"/>
-              </w:rPr>
-              <w:t>БуйвитТереза Людвиговна</w:t>
+            <w:proofErr w:type="spellStart"/>
+            <w:r>
+              <w:rPr>
+                <w:rFonts w:ascii="Arial" w:hAnsi="Arial" w:cs="Arial"/>
+                <w:b/>
+                <w:bCs/>
+                <w:sz w:val="16"/>
+                <w:szCs w:val="16"/>
+                <w:lang w:val="ru-RU"/>
+              </w:rPr>
+              <w:t>БуйвитТереза</w:t>
+            </w:r>
+            <w:proofErr w:type="spellEnd"/>
+            <w:r>
+              <w:rPr>
+                <w:rFonts w:ascii="Arial" w:hAnsi="Arial" w:cs="Arial"/>
+                <w:b/>
+                <w:bCs/>
+                <w:sz w:val="16"/>
+                <w:szCs w:val="16"/>
+                <w:lang w:val="ru-RU"/>
+              </w:rPr>
+              <w:t xml:space="preserve"> Людвиговна</w:t>
             </w:r>
             <w:r>
               <w:rPr>
@@ -5525,7 +5852,6 @@
               <w:bottom w:val="double" w:sz="1" w:space="0" w:color="808080"/>
               <w:right w:val="double" w:sz="2" w:space="0" w:color="808080"/>
             </w:tcBorders>
-            <w:shd w:val="clear" w:color="auto" w:fill="auto"/>
             <w:vAlign w:val="center"/>
           </w:tcPr>
           <w:p>
@@ -5553,8 +5879,20 @@
                 <w:szCs w:val="16"/>
                 <w:lang w:val="ru-RU"/>
               </w:rPr>
-              <w:t>Буткевич Мария Рафиловна</w:t>
-            </w:r>
+              <w:t xml:space="preserve">Буткевич Мария </w:t>
+            </w:r>
+            <w:proofErr w:type="spellStart"/>
+            <w:r>
+              <w:rPr>
+                <w:rFonts w:ascii="Arial" w:hAnsi="Arial" w:cs="Arial"/>
+                <w:b/>
+                <w:sz w:val="16"/>
+                <w:szCs w:val="16"/>
+                <w:lang w:val="ru-RU"/>
+              </w:rPr>
+              <w:t>Рафиловна</w:t>
+            </w:r>
+            <w:proofErr w:type="spellEnd"/>
             <w:r>
               <w:rPr>
                 <w:rFonts w:ascii="Arial" w:hAnsi="Arial" w:cs="Arial"/>
@@ -5804,7 +6142,6 @@
               <w:bottom w:val="double" w:sz="1" w:space="0" w:color="808080"/>
               <w:right w:val="double" w:sz="2" w:space="0" w:color="808080"/>
             </w:tcBorders>
-            <w:shd w:val="clear" w:color="auto" w:fill="auto"/>
             <w:vAlign w:val="center"/>
           </w:tcPr>
           <w:p>
@@ -6144,7 +6481,6 @@
               <w:bottom w:val="double" w:sz="1" w:space="0" w:color="808080"/>
               <w:right w:val="double" w:sz="2" w:space="0" w:color="808080"/>
             </w:tcBorders>
-            <w:shd w:val="clear" w:color="auto" w:fill="auto"/>
             <w:vAlign w:val="center"/>
           </w:tcPr>
           <w:p>
@@ -6167,17 +6503,67 @@
                 <w:lang w:val="ru-RU"/>
               </w:rPr>
             </w:pPr>
-            <w:r>
-              <w:rPr>
-                <w:rFonts w:ascii="Arial" w:hAnsi="Arial" w:cs="Arial"/>
-                <w:b/>
-                <w:bCs/>
-                <w:sz w:val="16"/>
-                <w:szCs w:val="16"/>
-                <w:lang w:val="ru-RU"/>
-              </w:rPr>
-              <w:t>Восилюнайте Филомена, Пятро</w:t>
-            </w:r>
+            <w:proofErr w:type="spellStart"/>
+            <w:r>
+              <w:rPr>
+                <w:rFonts w:ascii="Arial" w:hAnsi="Arial" w:cs="Arial"/>
+                <w:b/>
+                <w:bCs/>
+                <w:sz w:val="16"/>
+                <w:szCs w:val="16"/>
+                <w:lang w:val="ru-RU"/>
+              </w:rPr>
+              <w:t>Восилюнайте</w:t>
+            </w:r>
+            <w:proofErr w:type="spellEnd"/>
+            <w:r>
+              <w:rPr>
+                <w:rFonts w:ascii="Arial" w:hAnsi="Arial" w:cs="Arial"/>
+                <w:b/>
+                <w:bCs/>
+                <w:sz w:val="16"/>
+                <w:szCs w:val="16"/>
+                <w:lang w:val="ru-RU"/>
+              </w:rPr>
+              <w:t xml:space="preserve"> </w:t>
+            </w:r>
+            <w:proofErr w:type="spellStart"/>
+            <w:r>
+              <w:rPr>
+                <w:rFonts w:ascii="Arial" w:hAnsi="Arial" w:cs="Arial"/>
+                <w:b/>
+                <w:bCs/>
+                <w:sz w:val="16"/>
+                <w:szCs w:val="16"/>
+                <w:lang w:val="ru-RU"/>
+              </w:rPr>
+              <w:t>Филомена</w:t>
+            </w:r>
+            <w:proofErr w:type="spellEnd"/>
+            <w:r>
+              <w:rPr>
+                <w:rFonts w:ascii="Arial" w:hAnsi="Arial" w:cs="Arial"/>
+                <w:b/>
+                <w:bCs/>
+                <w:sz w:val="16"/>
+                <w:szCs w:val="16"/>
+                <w:lang w:val="ru-RU"/>
+              </w:rPr>
+              <w:t xml:space="preserve">, </w:t>
+            </w:r>
+            <w:proofErr w:type="spellStart"/>
+            <w:r>
+              <w:rPr>
+                <w:rFonts w:ascii="Arial" w:hAnsi="Arial" w:cs="Arial"/>
+                <w:b/>
+                <w:bCs/>
+                <w:sz w:val="16"/>
+                <w:szCs w:val="16"/>
+                <w:lang w:val="ru-RU"/>
+              </w:rPr>
+              <w:t>Пятро</w:t>
+            </w:r>
+            <w:proofErr w:type="spellEnd"/>
             <w:r>
               <w:rPr>
                 <w:rFonts w:ascii="Arial" w:hAnsi="Arial" w:cs="Arial"/>
@@ -6312,7 +6698,6 @@
               <w:bottom w:val="double" w:sz="1" w:space="0" w:color="808080"/>
               <w:right w:val="double" w:sz="2" w:space="0" w:color="808080"/>
             </w:tcBorders>
-            <w:shd w:val="clear" w:color="auto" w:fill="auto"/>
             <w:vAlign w:val="center"/>
           </w:tcPr>
           <w:p>
@@ -6335,17 +6720,43 @@
                 <w:lang w:val="ru-RU"/>
               </w:rPr>
             </w:pPr>
-            <w:r>
-              <w:rPr>
-                <w:rFonts w:ascii="Arial" w:hAnsi="Arial" w:cs="Arial"/>
-                <w:b/>
-                <w:bCs/>
-                <w:sz w:val="16"/>
-                <w:szCs w:val="16"/>
-                <w:lang w:val="ru-RU"/>
-              </w:rPr>
-              <w:t>Венскус Магдалина Иванован</w:t>
-            </w:r>
+            <w:proofErr w:type="spellStart"/>
+            <w:r>
+              <w:rPr>
+                <w:rFonts w:ascii="Arial" w:hAnsi="Arial" w:cs="Arial"/>
+                <w:b/>
+                <w:bCs/>
+                <w:sz w:val="16"/>
+                <w:szCs w:val="16"/>
+                <w:lang w:val="ru-RU"/>
+              </w:rPr>
+              <w:t>Венскус</w:t>
+            </w:r>
+            <w:proofErr w:type="spellEnd"/>
+            <w:r>
+              <w:rPr>
+                <w:rFonts w:ascii="Arial" w:hAnsi="Arial" w:cs="Arial"/>
+                <w:b/>
+                <w:bCs/>
+                <w:sz w:val="16"/>
+                <w:szCs w:val="16"/>
+                <w:lang w:val="ru-RU"/>
+              </w:rPr>
+              <w:t xml:space="preserve"> Магдалина </w:t>
+            </w:r>
+            <w:proofErr w:type="spellStart"/>
+            <w:r>
+              <w:rPr>
+                <w:rFonts w:ascii="Arial" w:hAnsi="Arial" w:cs="Arial"/>
+                <w:b/>
+                <w:bCs/>
+                <w:sz w:val="16"/>
+                <w:szCs w:val="16"/>
+                <w:lang w:val="ru-RU"/>
+              </w:rPr>
+              <w:t>Иванован</w:t>
+            </w:r>
+            <w:proofErr w:type="spellEnd"/>
             <w:r>
               <w:rPr>
                 <w:rFonts w:ascii="Arial" w:hAnsi="Arial" w:cs="Arial"/>
@@ -6693,7 +7104,6 @@
               <w:bottom w:val="double" w:sz="1" w:space="0" w:color="808080"/>
               <w:right w:val="double" w:sz="2" w:space="0" w:color="808080"/>
             </w:tcBorders>
-            <w:shd w:val="clear" w:color="auto" w:fill="auto"/>
             <w:vAlign w:val="center"/>
           </w:tcPr>
           <w:p>
@@ -7027,7 +7437,6 @@
               <w:bottom w:val="double" w:sz="1" w:space="0" w:color="808080"/>
               <w:right w:val="double" w:sz="2" w:space="0" w:color="808080"/>
             </w:tcBorders>
-            <w:shd w:val="clear" w:color="auto" w:fill="auto"/>
             <w:vAlign w:val="center"/>
           </w:tcPr>
           <w:p>
@@ -7048,17 +7457,43 @@
                 <w:lang w:val="ru-RU"/>
               </w:rPr>
             </w:pPr>
-            <w:r>
-              <w:rPr>
-                <w:rFonts w:ascii="Arial" w:hAnsi="Arial" w:cs="Arial"/>
-                <w:b/>
-                <w:bCs/>
-                <w:sz w:val="16"/>
-                <w:szCs w:val="16"/>
-                <w:lang w:val="ru-RU"/>
-              </w:rPr>
-              <w:t>Восилюнайте Филомена</w:t>
-            </w:r>
+            <w:proofErr w:type="spellStart"/>
+            <w:r>
+              <w:rPr>
+                <w:rFonts w:ascii="Arial" w:hAnsi="Arial" w:cs="Arial"/>
+                <w:b/>
+                <w:bCs/>
+                <w:sz w:val="16"/>
+                <w:szCs w:val="16"/>
+                <w:lang w:val="ru-RU"/>
+              </w:rPr>
+              <w:t>Восилюнайте</w:t>
+            </w:r>
+            <w:proofErr w:type="spellEnd"/>
+            <w:r>
+              <w:rPr>
+                <w:rFonts w:ascii="Arial" w:hAnsi="Arial" w:cs="Arial"/>
+                <w:b/>
+                <w:bCs/>
+                <w:sz w:val="16"/>
+                <w:szCs w:val="16"/>
+                <w:lang w:val="ru-RU"/>
+              </w:rPr>
+              <w:t xml:space="preserve"> </w:t>
+            </w:r>
+            <w:proofErr w:type="spellStart"/>
+            <w:r>
+              <w:rPr>
+                <w:rFonts w:ascii="Arial" w:hAnsi="Arial" w:cs="Arial"/>
+                <w:b/>
+                <w:bCs/>
+                <w:sz w:val="16"/>
+                <w:szCs w:val="16"/>
+                <w:lang w:val="ru-RU"/>
+              </w:rPr>
+              <w:t>Филомена</w:t>
+            </w:r>
+            <w:proofErr w:type="spellEnd"/>
             <w:r>
               <w:rPr>
                 <w:rFonts w:ascii="Arial" w:hAnsi="Arial" w:cs="Arial"/>
@@ -7079,8 +7514,21 @@
                 <w:szCs w:val="16"/>
                 <w:lang w:val="ru-RU"/>
               </w:rPr>
-              <w:t xml:space="preserve"> Пятро</w:t>
-            </w:r>
+              <w:t xml:space="preserve"> </w:t>
+            </w:r>
+            <w:proofErr w:type="spellStart"/>
+            <w:r>
+              <w:rPr>
+                <w:rFonts w:ascii="Arial" w:hAnsi="Arial" w:cs="Arial"/>
+                <w:b/>
+                <w:bCs/>
+                <w:sz w:val="16"/>
+                <w:szCs w:val="16"/>
+                <w:lang w:val="ru-RU"/>
+              </w:rPr>
+              <w:t>Пятро</w:t>
+            </w:r>
+            <w:proofErr w:type="spellEnd"/>
             <w:r>
               <w:rPr>
                 <w:rFonts w:ascii="Arial" w:hAnsi="Arial" w:cs="Arial"/>
@@ -7355,7 +7803,6 @@
               <w:bottom w:val="double" w:sz="1" w:space="0" w:color="808080"/>
               <w:right w:val="double" w:sz="2" w:space="0" w:color="808080"/>
             </w:tcBorders>
-            <w:shd w:val="clear" w:color="auto" w:fill="auto"/>
             <w:vAlign w:val="center"/>
           </w:tcPr>
           <w:p>
@@ -7375,16 +7822,29 @@
                 <w:lang w:val="ru-RU"/>
               </w:rPr>
             </w:pPr>
-            <w:r>
-              <w:rPr>
-                <w:rFonts w:ascii="Arial" w:hAnsi="Arial" w:cs="Arial"/>
-                <w:b/>
-                <w:bCs/>
-                <w:sz w:val="16"/>
-                <w:szCs w:val="16"/>
-                <w:lang w:val="ru-RU"/>
-              </w:rPr>
-              <w:t>Геркис-Шмидт Мальвина Владимировна</w:t>
+            <w:proofErr w:type="spellStart"/>
+            <w:r>
+              <w:rPr>
+                <w:rFonts w:ascii="Arial" w:hAnsi="Arial" w:cs="Arial"/>
+                <w:b/>
+                <w:bCs/>
+                <w:sz w:val="16"/>
+                <w:szCs w:val="16"/>
+                <w:lang w:val="ru-RU"/>
+              </w:rPr>
+              <w:t>Геркис</w:t>
+            </w:r>
+            <w:proofErr w:type="spellEnd"/>
+            <w:r>
+              <w:rPr>
+                <w:rFonts w:ascii="Arial" w:hAnsi="Arial" w:cs="Arial"/>
+                <w:b/>
+                <w:bCs/>
+                <w:sz w:val="16"/>
+                <w:szCs w:val="16"/>
+                <w:lang w:val="ru-RU"/>
+              </w:rPr>
+              <w:t>-Шмидт Мальвина Владимировна</w:t>
             </w:r>
             <w:r>
               <w:rPr>
@@ -7642,7 +8102,6 @@
               <w:bottom w:val="double" w:sz="1" w:space="0" w:color="808080"/>
               <w:right w:val="double" w:sz="2" w:space="0" w:color="808080"/>
             </w:tcBorders>
-            <w:shd w:val="clear" w:color="auto" w:fill="auto"/>
             <w:vAlign w:val="center"/>
           </w:tcPr>
           <w:p>
@@ -7884,7 +8343,6 @@
               <w:bottom w:val="double" w:sz="1" w:space="0" w:color="808080"/>
               <w:right w:val="double" w:sz="2" w:space="0" w:color="808080"/>
             </w:tcBorders>
-            <w:shd w:val="clear" w:color="auto" w:fill="auto"/>
             <w:vAlign w:val="center"/>
           </w:tcPr>
           <w:p>
@@ -8113,17 +8571,39 @@
                 <w:szCs w:val="16"/>
                 <w:lang w:val="ru-RU"/>
               </w:rPr>
-              <w:t>жертв репрессий Харьковской обл.</w:t>
-            </w:r>
-            <w:r>
-              <w:rPr>
-                <w:rFonts w:ascii="Arial" w:hAnsi="Arial" w:cs="Arial"/>
-                <w:bCs/>
-                <w:sz w:val="16"/>
-                <w:szCs w:val="16"/>
-                <w:lang w:val="ru-RU"/>
-              </w:rPr>
-              <w:t>(Украина)</w:t>
+              <w:t xml:space="preserve">жертв репрессий Харьковской </w:t>
+            </w:r>
+            <w:proofErr w:type="gramStart"/>
+            <w:r>
+              <w:rPr>
+                <w:rFonts w:ascii="Arial" w:hAnsi="Arial" w:cs="Arial"/>
+                <w:bCs/>
+                <w:sz w:val="16"/>
+                <w:szCs w:val="16"/>
+                <w:lang w:val="ru-RU"/>
+              </w:rPr>
+              <w:t>обл.</w:t>
+            </w:r>
+            <w:r>
+              <w:rPr>
+                <w:rFonts w:ascii="Arial" w:hAnsi="Arial" w:cs="Arial"/>
+                <w:bCs/>
+                <w:sz w:val="16"/>
+                <w:szCs w:val="16"/>
+                <w:lang w:val="ru-RU"/>
+              </w:rPr>
+              <w:t>(</w:t>
+            </w:r>
+            <w:proofErr w:type="gramEnd"/>
+            <w:r>
+              <w:rPr>
+                <w:rFonts w:ascii="Arial" w:hAnsi="Arial" w:cs="Arial"/>
+                <w:bCs/>
+                <w:sz w:val="16"/>
+                <w:szCs w:val="16"/>
+                <w:lang w:val="ru-RU"/>
+              </w:rPr>
+              <w:t>Украина)</w:t>
             </w:r>
             <w:r>
               <w:rPr>
@@ -8175,7 +8655,6 @@
               <w:bottom w:val="double" w:sz="1" w:space="0" w:color="808080"/>
               <w:right w:val="double" w:sz="2" w:space="0" w:color="808080"/>
             </w:tcBorders>
-            <w:shd w:val="clear" w:color="auto" w:fill="auto"/>
             <w:vAlign w:val="center"/>
           </w:tcPr>
           <w:p>
@@ -8328,7 +8807,33 @@
                 <w:szCs w:val="16"/>
                 <w:lang w:val="ru-RU"/>
               </w:rPr>
-              <w:t xml:space="preserve"> Ленинградский мартиролог: 1937-1938, том 4</w:t>
+              <w:t xml:space="preserve"> Ленинградский мартиролог: </w:t>
+            </w:r>
+            <w:proofErr w:type="gramStart"/>
+            <w:r>
+              <w:rPr>
+                <w:rFonts w:ascii="Arial" w:hAnsi="Arial" w:cs="Arial"/>
+                <w:b/>
+                <w:bCs/>
+                <w:i/>
+                <w:sz w:val="16"/>
+                <w:szCs w:val="16"/>
+                <w:lang w:val="ru-RU"/>
+              </w:rPr>
+              <w:t>1937-1938</w:t>
+            </w:r>
+            <w:proofErr w:type="gramEnd"/>
+            <w:r>
+              <w:rPr>
+                <w:rFonts w:ascii="Arial" w:hAnsi="Arial" w:cs="Arial"/>
+                <w:b/>
+                <w:bCs/>
+                <w:i/>
+                <w:sz w:val="16"/>
+                <w:szCs w:val="16"/>
+                <w:lang w:val="ru-RU"/>
+              </w:rPr>
+              <w:t>, том 4</w:t>
             </w:r>
             <w:r>
               <w:rPr>
@@ -8384,7 +8889,6 @@
               <w:bottom w:val="double" w:sz="1" w:space="0" w:color="808080"/>
               <w:right w:val="double" w:sz="2" w:space="0" w:color="808080"/>
             </w:tcBorders>
-            <w:shd w:val="clear" w:color="auto" w:fill="auto"/>
             <w:vAlign w:val="center"/>
           </w:tcPr>
           <w:p>
@@ -8405,16 +8909,53 @@
                 <w:lang w:val="ru-RU"/>
               </w:rPr>
             </w:pPr>
-            <w:r>
-              <w:rPr>
-                <w:rFonts w:ascii="Arial" w:hAnsi="Arial" w:cs="Arial"/>
-                <w:b/>
-                <w:bCs/>
-                <w:sz w:val="16"/>
-                <w:szCs w:val="16"/>
-                <w:lang w:val="ru-RU"/>
-              </w:rPr>
-              <w:t>Девейкис Анеля Францевна</w:t>
+            <w:proofErr w:type="spellStart"/>
+            <w:r>
+              <w:rPr>
+                <w:rFonts w:ascii="Arial" w:hAnsi="Arial" w:cs="Arial"/>
+                <w:b/>
+                <w:bCs/>
+                <w:sz w:val="16"/>
+                <w:szCs w:val="16"/>
+                <w:lang w:val="ru-RU"/>
+              </w:rPr>
+              <w:t>Девейкис</w:t>
+            </w:r>
+            <w:proofErr w:type="spellEnd"/>
+            <w:r>
+              <w:rPr>
+                <w:rFonts w:ascii="Arial" w:hAnsi="Arial" w:cs="Arial"/>
+                <w:b/>
+                <w:bCs/>
+                <w:sz w:val="16"/>
+                <w:szCs w:val="16"/>
+                <w:lang w:val="ru-RU"/>
+              </w:rPr>
+              <w:t xml:space="preserve"> </w:t>
+            </w:r>
+            <w:proofErr w:type="spellStart"/>
+            <w:r>
+              <w:rPr>
+                <w:rFonts w:ascii="Arial" w:hAnsi="Arial" w:cs="Arial"/>
+                <w:b/>
+                <w:bCs/>
+                <w:sz w:val="16"/>
+                <w:szCs w:val="16"/>
+                <w:lang w:val="ru-RU"/>
+              </w:rPr>
+              <w:t>Анеля</w:t>
+            </w:r>
+            <w:proofErr w:type="spellEnd"/>
+            <w:r>
+              <w:rPr>
+                <w:rFonts w:ascii="Arial" w:hAnsi="Arial" w:cs="Arial"/>
+                <w:b/>
+                <w:bCs/>
+                <w:sz w:val="16"/>
+                <w:szCs w:val="16"/>
+                <w:lang w:val="ru-RU"/>
+              </w:rPr>
+              <w:t xml:space="preserve"> Францевна</w:t>
             </w:r>
             <w:r>
               <w:rPr>
@@ -8657,7 +9198,6 @@
               <w:bottom w:val="double" w:sz="1" w:space="0" w:color="808080"/>
               <w:right w:val="double" w:sz="2" w:space="0" w:color="808080"/>
             </w:tcBorders>
-            <w:shd w:val="clear" w:color="auto" w:fill="auto"/>
             <w:vAlign w:val="center"/>
           </w:tcPr>
           <w:p>
@@ -8680,6 +9220,7 @@
                 <w:lang w:val="ru-RU"/>
               </w:rPr>
             </w:pPr>
+            <w:proofErr w:type="spellStart"/>
             <w:r>
               <w:rPr>
                 <w:rFonts w:ascii="Arial" w:hAnsi="Arial" w:cs="Arial"/>
@@ -8702,16 +9243,29 @@
               </w:rPr>
               <w:t>зедайтас</w:t>
             </w:r>
-            <w:r>
-              <w:rPr>
-                <w:rFonts w:ascii="Arial" w:hAnsi="Arial" w:cs="Arial"/>
-                <w:b/>
-                <w:bCs/>
-                <w:sz w:val="16"/>
-                <w:szCs w:val="16"/>
-                <w:lang w:val="ru-RU"/>
-              </w:rPr>
-              <w:t xml:space="preserve"> (Д</w:t>
+            <w:proofErr w:type="spellEnd"/>
+            <w:r>
+              <w:rPr>
+                <w:rFonts w:ascii="Arial" w:hAnsi="Arial" w:cs="Arial"/>
+                <w:b/>
+                <w:bCs/>
+                <w:sz w:val="16"/>
+                <w:szCs w:val="16"/>
+                <w:lang w:val="ru-RU"/>
+              </w:rPr>
+              <w:t xml:space="preserve"> (</w:t>
+            </w:r>
+            <w:proofErr w:type="spellStart"/>
+            <w:r>
+              <w:rPr>
+                <w:rFonts w:ascii="Arial" w:hAnsi="Arial" w:cs="Arial"/>
+                <w:b/>
+                <w:bCs/>
+                <w:sz w:val="16"/>
+                <w:szCs w:val="16"/>
+                <w:lang w:val="ru-RU"/>
+              </w:rPr>
+              <w:t>Д</w:t>
             </w:r>
             <w:r>
               <w:rPr>
@@ -8724,6 +9278,7 @@
               </w:rPr>
               <w:t>зедатас</w:t>
             </w:r>
+            <w:proofErr w:type="spellEnd"/>
             <w:r>
               <w:rPr>
                 <w:rFonts w:ascii="Arial" w:hAnsi="Arial" w:cs="Arial"/>
@@ -8897,7 +9452,6 @@
               <w:bottom w:val="double" w:sz="1" w:space="0" w:color="808080"/>
               <w:right w:val="double" w:sz="2" w:space="0" w:color="808080"/>
             </w:tcBorders>
-            <w:shd w:val="clear" w:color="auto" w:fill="auto"/>
             <w:vAlign w:val="center"/>
           </w:tcPr>
           <w:p>
@@ -8919,15 +9473,27 @@
                 <w:lang w:val="ru-RU"/>
               </w:rPr>
             </w:pPr>
-            <w:r>
-              <w:rPr>
-                <w:rFonts w:ascii="Arial" w:hAnsi="Arial" w:cs="Arial"/>
-                <w:b/>
-                <w:sz w:val="16"/>
-                <w:szCs w:val="16"/>
-                <w:lang w:val="ru-RU"/>
-              </w:rPr>
-              <w:t>Дзюсь Пелагея Станиславовна</w:t>
+            <w:proofErr w:type="spellStart"/>
+            <w:r>
+              <w:rPr>
+                <w:rFonts w:ascii="Arial" w:hAnsi="Arial" w:cs="Arial"/>
+                <w:b/>
+                <w:sz w:val="16"/>
+                <w:szCs w:val="16"/>
+                <w:lang w:val="ru-RU"/>
+              </w:rPr>
+              <w:t>Дзюсь</w:t>
+            </w:r>
+            <w:proofErr w:type="spellEnd"/>
+            <w:r>
+              <w:rPr>
+                <w:rFonts w:ascii="Arial" w:hAnsi="Arial" w:cs="Arial"/>
+                <w:b/>
+                <w:sz w:val="16"/>
+                <w:szCs w:val="16"/>
+                <w:lang w:val="ru-RU"/>
+              </w:rPr>
+              <w:t xml:space="preserve"> Пелагея Станиславовна</w:t>
             </w:r>
             <w:r>
               <w:rPr>
@@ -9203,7 +9769,6 @@
               <w:bottom w:val="double" w:sz="1" w:space="0" w:color="808080"/>
               <w:right w:val="double" w:sz="2" w:space="0" w:color="808080"/>
             </w:tcBorders>
-            <w:shd w:val="clear" w:color="auto" w:fill="auto"/>
             <w:vAlign w:val="center"/>
           </w:tcPr>
           <w:p>
@@ -9224,15 +9789,27 @@
                 <w:lang w:val="ru-RU"/>
               </w:rPr>
             </w:pPr>
-            <w:r>
-              <w:rPr>
-                <w:rFonts w:ascii="Arial" w:hAnsi="Arial" w:cs="Arial"/>
-                <w:b/>
-                <w:sz w:val="16"/>
-                <w:szCs w:val="16"/>
-                <w:lang w:val="ru-RU"/>
-              </w:rPr>
-              <w:t>Драчук Дарья Павловна</w:t>
+            <w:proofErr w:type="spellStart"/>
+            <w:r>
+              <w:rPr>
+                <w:rFonts w:ascii="Arial" w:hAnsi="Arial" w:cs="Arial"/>
+                <w:b/>
+                <w:sz w:val="16"/>
+                <w:szCs w:val="16"/>
+                <w:lang w:val="ru-RU"/>
+              </w:rPr>
+              <w:t>Драчук</w:t>
+            </w:r>
+            <w:proofErr w:type="spellEnd"/>
+            <w:r>
+              <w:rPr>
+                <w:rFonts w:ascii="Arial" w:hAnsi="Arial" w:cs="Arial"/>
+                <w:b/>
+                <w:sz w:val="16"/>
+                <w:szCs w:val="16"/>
+                <w:lang w:val="ru-RU"/>
+              </w:rPr>
+              <w:t xml:space="preserve"> Дарья Павловна</w:t>
             </w:r>
             <w:r>
               <w:rPr>
@@ -9509,7 +10086,6 @@
               <w:bottom w:val="double" w:sz="1" w:space="0" w:color="808080"/>
               <w:right w:val="double" w:sz="2" w:space="0" w:color="808080"/>
             </w:tcBorders>
-            <w:shd w:val="clear" w:color="auto" w:fill="auto"/>
             <w:vAlign w:val="center"/>
           </w:tcPr>
           <w:p>
@@ -9530,16 +10106,29 @@
                 <w:lang w:val="ru-RU"/>
               </w:rPr>
             </w:pPr>
-            <w:r>
-              <w:rPr>
-                <w:rFonts w:ascii="Arial" w:hAnsi="Arial" w:cs="Arial"/>
-                <w:b/>
-                <w:bCs/>
-                <w:sz w:val="16"/>
-                <w:szCs w:val="16"/>
-                <w:lang w:val="ru-RU"/>
-              </w:rPr>
-              <w:t>Дыджакос Екатерина Казимировна</w:t>
+            <w:proofErr w:type="spellStart"/>
+            <w:r>
+              <w:rPr>
+                <w:rFonts w:ascii="Arial" w:hAnsi="Arial" w:cs="Arial"/>
+                <w:b/>
+                <w:bCs/>
+                <w:sz w:val="16"/>
+                <w:szCs w:val="16"/>
+                <w:lang w:val="ru-RU"/>
+              </w:rPr>
+              <w:t>Дыджакос</w:t>
+            </w:r>
+            <w:proofErr w:type="spellEnd"/>
+            <w:r>
+              <w:rPr>
+                <w:rFonts w:ascii="Arial" w:hAnsi="Arial" w:cs="Arial"/>
+                <w:b/>
+                <w:bCs/>
+                <w:sz w:val="16"/>
+                <w:szCs w:val="16"/>
+                <w:lang w:val="ru-RU"/>
+              </w:rPr>
+              <w:t xml:space="preserve"> Екатерина Казимировна</w:t>
             </w:r>
             <w:r>
               <w:rPr>
@@ -9790,7 +10379,6 @@
               <w:bottom w:val="double" w:sz="1" w:space="0" w:color="808080"/>
               <w:right w:val="double" w:sz="2" w:space="0" w:color="808080"/>
             </w:tcBorders>
-            <w:shd w:val="clear" w:color="auto" w:fill="auto"/>
             <w:vAlign w:val="center"/>
           </w:tcPr>
           <w:p>
@@ -9819,8 +10407,20 @@
                 <w:szCs w:val="16"/>
                 <w:lang w:val="ru-RU"/>
               </w:rPr>
-              <w:t>Жукова Анна Бернардовна</w:t>
-            </w:r>
+              <w:t xml:space="preserve">Жукова Анна </w:t>
+            </w:r>
+            <w:proofErr w:type="spellStart"/>
+            <w:r>
+              <w:rPr>
+                <w:rFonts w:ascii="Arial" w:hAnsi="Arial" w:cs="Arial"/>
+                <w:b/>
+                <w:sz w:val="16"/>
+                <w:szCs w:val="16"/>
+                <w:lang w:val="ru-RU"/>
+              </w:rPr>
+              <w:t>Бернардовна</w:t>
+            </w:r>
+            <w:proofErr w:type="spellEnd"/>
             <w:r>
               <w:rPr>
                 <w:rFonts w:ascii="Arial" w:hAnsi="Arial" w:cs="Arial"/>
@@ -10105,7 +10705,6 @@
               <w:bottom w:val="double" w:sz="1" w:space="0" w:color="808080"/>
               <w:right w:val="double" w:sz="2" w:space="0" w:color="808080"/>
             </w:tcBorders>
-            <w:shd w:val="clear" w:color="auto" w:fill="auto"/>
             <w:vAlign w:val="center"/>
           </w:tcPr>
           <w:p>
@@ -10127,17 +10726,67 @@
                 <w:lang w:val="ru-RU"/>
               </w:rPr>
             </w:pPr>
-            <w:r>
-              <w:rPr>
-                <w:rFonts w:ascii="Arial" w:hAnsi="Arial" w:cs="Arial"/>
-                <w:b/>
-                <w:bCs/>
-                <w:sz w:val="16"/>
-                <w:szCs w:val="16"/>
-                <w:lang w:val="ru-RU"/>
-              </w:rPr>
-              <w:t>Зенькевич Аршул Юрковна</w:t>
-            </w:r>
+            <w:proofErr w:type="spellStart"/>
+            <w:r>
+              <w:rPr>
+                <w:rFonts w:ascii="Arial" w:hAnsi="Arial" w:cs="Arial"/>
+                <w:b/>
+                <w:bCs/>
+                <w:sz w:val="16"/>
+                <w:szCs w:val="16"/>
+                <w:lang w:val="ru-RU"/>
+              </w:rPr>
+              <w:t>Зенькевич</w:t>
+            </w:r>
+            <w:proofErr w:type="spellEnd"/>
+            <w:r>
+              <w:rPr>
+                <w:rFonts w:ascii="Arial" w:hAnsi="Arial" w:cs="Arial"/>
+                <w:b/>
+                <w:bCs/>
+                <w:sz w:val="16"/>
+                <w:szCs w:val="16"/>
+                <w:lang w:val="ru-RU"/>
+              </w:rPr>
+              <w:t xml:space="preserve"> </w:t>
+            </w:r>
+            <w:proofErr w:type="spellStart"/>
+            <w:r>
+              <w:rPr>
+                <w:rFonts w:ascii="Arial" w:hAnsi="Arial" w:cs="Arial"/>
+                <w:b/>
+                <w:bCs/>
+                <w:sz w:val="16"/>
+                <w:szCs w:val="16"/>
+                <w:lang w:val="ru-RU"/>
+              </w:rPr>
+              <w:t>Аршул</w:t>
+            </w:r>
+            <w:proofErr w:type="spellEnd"/>
+            <w:r>
+              <w:rPr>
+                <w:rFonts w:ascii="Arial" w:hAnsi="Arial" w:cs="Arial"/>
+                <w:b/>
+                <w:bCs/>
+                <w:sz w:val="16"/>
+                <w:szCs w:val="16"/>
+                <w:lang w:val="ru-RU"/>
+              </w:rPr>
+              <w:t xml:space="preserve"> </w:t>
+            </w:r>
+            <w:proofErr w:type="spellStart"/>
+            <w:r>
+              <w:rPr>
+                <w:rFonts w:ascii="Arial" w:hAnsi="Arial" w:cs="Arial"/>
+                <w:b/>
+                <w:bCs/>
+                <w:sz w:val="16"/>
+                <w:szCs w:val="16"/>
+                <w:lang w:val="ru-RU"/>
+              </w:rPr>
+              <w:t>Юрковна</w:t>
+            </w:r>
+            <w:proofErr w:type="spellEnd"/>
             <w:r>
               <w:rPr>
                 <w:rFonts w:ascii="Arial" w:hAnsi="Arial" w:cs="Arial"/>
@@ -10360,7 +11009,6 @@
               <w:bottom w:val="double" w:sz="1" w:space="0" w:color="808080"/>
               <w:right w:val="double" w:sz="2" w:space="0" w:color="808080"/>
             </w:tcBorders>
-            <w:shd w:val="clear" w:color="auto" w:fill="auto"/>
             <w:vAlign w:val="center"/>
           </w:tcPr>
           <w:p>
@@ -10383,17 +11031,43 @@
                 <w:lang w:val="ru-RU"/>
               </w:rPr>
             </w:pPr>
-            <w:r>
-              <w:rPr>
-                <w:rFonts w:ascii="Arial" w:hAnsi="Arial" w:cs="Arial"/>
-                <w:b/>
-                <w:bCs/>
-                <w:sz w:val="16"/>
-                <w:szCs w:val="16"/>
-                <w:lang w:val="ru-RU"/>
-              </w:rPr>
-              <w:t>Ивицкая Мария Болеславовна</w:t>
-            </w:r>
+            <w:proofErr w:type="spellStart"/>
+            <w:r>
+              <w:rPr>
+                <w:rFonts w:ascii="Arial" w:hAnsi="Arial" w:cs="Arial"/>
+                <w:b/>
+                <w:bCs/>
+                <w:sz w:val="16"/>
+                <w:szCs w:val="16"/>
+                <w:lang w:val="ru-RU"/>
+              </w:rPr>
+              <w:t>Ивицкая</w:t>
+            </w:r>
+            <w:proofErr w:type="spellEnd"/>
+            <w:r>
+              <w:rPr>
+                <w:rFonts w:ascii="Arial" w:hAnsi="Arial" w:cs="Arial"/>
+                <w:b/>
+                <w:bCs/>
+                <w:sz w:val="16"/>
+                <w:szCs w:val="16"/>
+                <w:lang w:val="ru-RU"/>
+              </w:rPr>
+              <w:t xml:space="preserve"> Мария </w:t>
+            </w:r>
+            <w:proofErr w:type="spellStart"/>
+            <w:r>
+              <w:rPr>
+                <w:rFonts w:ascii="Arial" w:hAnsi="Arial" w:cs="Arial"/>
+                <w:b/>
+                <w:bCs/>
+                <w:sz w:val="16"/>
+                <w:szCs w:val="16"/>
+                <w:lang w:val="ru-RU"/>
+              </w:rPr>
+              <w:t>Болеславовна</w:t>
+            </w:r>
+            <w:proofErr w:type="spellEnd"/>
             <w:r>
               <w:rPr>
                 <w:rFonts w:ascii="Arial" w:hAnsi="Arial" w:cs="Arial"/>
@@ -10593,7 +11267,6 @@
               <w:bottom w:val="double" w:sz="1" w:space="0" w:color="808080"/>
               <w:right w:val="double" w:sz="2" w:space="0" w:color="808080"/>
             </w:tcBorders>
-            <w:shd w:val="clear" w:color="auto" w:fill="auto"/>
             <w:vAlign w:val="center"/>
           </w:tcPr>
           <w:p>
@@ -10617,6 +11290,7 @@
               </w:rPr>
             </w:pPr>
             <w:hyperlink r:id="rId40" w:history="1">
+              <w:proofErr w:type="spellStart"/>
               <w:r>
                 <w:rPr>
                   <w:rStyle w:val="Hyperlink"/>
@@ -10628,7 +11302,49 @@
                   <w:szCs w:val="16"/>
                   <w:lang w:val="ru-RU"/>
                 </w:rPr>
-                <w:t>Ирбинская Юзефата Андреевна</w:t>
+                <w:t>Ирбинская</w:t>
+              </w:r>
+              <w:proofErr w:type="spellEnd"/>
+              <w:r>
+                <w:rPr>
+                  <w:rStyle w:val="Hyperlink"/>
+                  <w:rFonts w:ascii="Arial" w:hAnsi="Arial" w:cs="Arial"/>
+                  <w:b/>
+                  <w:bCs/>
+                  <w:color w:val="auto"/>
+                  <w:sz w:val="16"/>
+                  <w:szCs w:val="16"/>
+                  <w:lang w:val="ru-RU"/>
+                </w:rPr>
+                <w:t xml:space="preserve"> </w:t>
+              </w:r>
+              <w:proofErr w:type="spellStart"/>
+              <w:r>
+                <w:rPr>
+                  <w:rStyle w:val="Hyperlink"/>
+                  <w:rFonts w:ascii="Arial" w:hAnsi="Arial" w:cs="Arial"/>
+                  <w:b/>
+                  <w:bCs/>
+                  <w:color w:val="auto"/>
+                  <w:sz w:val="16"/>
+                  <w:szCs w:val="16"/>
+                  <w:lang w:val="ru-RU"/>
+                </w:rPr>
+                <w:t>Юзефата</w:t>
+              </w:r>
+              <w:proofErr w:type="spellEnd"/>
+              <w:r>
+                <w:rPr>
+                  <w:rStyle w:val="Hyperlink"/>
+                  <w:rFonts w:ascii="Arial" w:hAnsi="Arial" w:cs="Arial"/>
+                  <w:b/>
+                  <w:bCs/>
+                  <w:color w:val="auto"/>
+                  <w:sz w:val="16"/>
+                  <w:szCs w:val="16"/>
+                  <w:lang w:val="ru-RU"/>
+                </w:rPr>
+                <w:t xml:space="preserve"> Андреевна</w:t>
               </w:r>
             </w:hyperlink>
             <w:r>
@@ -10939,7 +11655,6 @@
               <w:bottom w:val="double" w:sz="1" w:space="0" w:color="808080"/>
               <w:right w:val="double" w:sz="2" w:space="0" w:color="808080"/>
             </w:tcBorders>
-            <w:shd w:val="clear" w:color="auto" w:fill="auto"/>
             <w:vAlign w:val="center"/>
           </w:tcPr>
           <w:p>
@@ -11292,7 +12007,6 @@
               <w:bottom w:val="double" w:sz="1" w:space="0" w:color="808080"/>
               <w:right w:val="double" w:sz="2" w:space="0" w:color="808080"/>
             </w:tcBorders>
-            <w:shd w:val="clear" w:color="auto" w:fill="auto"/>
             <w:vAlign w:val="center"/>
           </w:tcPr>
           <w:p>
@@ -11306,16 +12020,53 @@
                 <w:lang w:val="ru-RU"/>
               </w:rPr>
             </w:pPr>
-            <w:r>
-              <w:rPr>
-                <w:rFonts w:ascii="Arial" w:hAnsi="Arial" w:cs="Arial"/>
-                <w:b/>
-                <w:bCs/>
-                <w:sz w:val="16"/>
-                <w:szCs w:val="16"/>
-                <w:lang w:val="ru-RU"/>
-              </w:rPr>
-              <w:t>Квеглис Софья (Зузанна) Васильевна (Викентьевна)</w:t>
+            <w:proofErr w:type="spellStart"/>
+            <w:r>
+              <w:rPr>
+                <w:rFonts w:ascii="Arial" w:hAnsi="Arial" w:cs="Arial"/>
+                <w:b/>
+                <w:bCs/>
+                <w:sz w:val="16"/>
+                <w:szCs w:val="16"/>
+                <w:lang w:val="ru-RU"/>
+              </w:rPr>
+              <w:t>Квеглис</w:t>
+            </w:r>
+            <w:proofErr w:type="spellEnd"/>
+            <w:r>
+              <w:rPr>
+                <w:rFonts w:ascii="Arial" w:hAnsi="Arial" w:cs="Arial"/>
+                <w:b/>
+                <w:bCs/>
+                <w:sz w:val="16"/>
+                <w:szCs w:val="16"/>
+                <w:lang w:val="ru-RU"/>
+              </w:rPr>
+              <w:t xml:space="preserve"> Софья (</w:t>
+            </w:r>
+            <w:proofErr w:type="spellStart"/>
+            <w:r>
+              <w:rPr>
+                <w:rFonts w:ascii="Arial" w:hAnsi="Arial" w:cs="Arial"/>
+                <w:b/>
+                <w:bCs/>
+                <w:sz w:val="16"/>
+                <w:szCs w:val="16"/>
+                <w:lang w:val="ru-RU"/>
+              </w:rPr>
+              <w:t>Зузанна</w:t>
+            </w:r>
+            <w:proofErr w:type="spellEnd"/>
+            <w:r>
+              <w:rPr>
+                <w:rFonts w:ascii="Arial" w:hAnsi="Arial" w:cs="Arial"/>
+                <w:b/>
+                <w:bCs/>
+                <w:sz w:val="16"/>
+                <w:szCs w:val="16"/>
+                <w:lang w:val="ru-RU"/>
+              </w:rPr>
+              <w:t>) Васильевна (Викентьевна)</w:t>
             </w:r>
             <w:r>
               <w:rPr>
@@ -11480,7 +12231,6 @@
               <w:bottom w:val="double" w:sz="1" w:space="0" w:color="808080"/>
               <w:right w:val="double" w:sz="2" w:space="0" w:color="808080"/>
             </w:tcBorders>
-            <w:shd w:val="clear" w:color="auto" w:fill="auto"/>
             <w:vAlign w:val="center"/>
           </w:tcPr>
           <w:p>
@@ -11789,7 +12539,6 @@
               <w:bottom w:val="double" w:sz="1" w:space="0" w:color="808080"/>
               <w:right w:val="double" w:sz="2" w:space="0" w:color="808080"/>
             </w:tcBorders>
-            <w:shd w:val="clear" w:color="auto" w:fill="auto"/>
             <w:vAlign w:val="center"/>
           </w:tcPr>
           <w:p>
@@ -11809,16 +12558,29 @@
                 <w:lang w:val="ru-RU"/>
               </w:rPr>
             </w:pPr>
-            <w:r>
-              <w:rPr>
-                <w:rFonts w:ascii="Arial" w:hAnsi="Arial" w:cs="Arial"/>
-                <w:b/>
-                <w:bCs/>
-                <w:sz w:val="16"/>
-                <w:szCs w:val="16"/>
-                <w:lang w:val="ru-RU"/>
-              </w:rPr>
-              <w:t>Кирейлис Юлия Ивановна</w:t>
+            <w:proofErr w:type="spellStart"/>
+            <w:r>
+              <w:rPr>
+                <w:rFonts w:ascii="Arial" w:hAnsi="Arial" w:cs="Arial"/>
+                <w:b/>
+                <w:bCs/>
+                <w:sz w:val="16"/>
+                <w:szCs w:val="16"/>
+                <w:lang w:val="ru-RU"/>
+              </w:rPr>
+              <w:t>Кирейлис</w:t>
+            </w:r>
+            <w:proofErr w:type="spellEnd"/>
+            <w:r>
+              <w:rPr>
+                <w:rFonts w:ascii="Arial" w:hAnsi="Arial" w:cs="Arial"/>
+                <w:b/>
+                <w:bCs/>
+                <w:sz w:val="16"/>
+                <w:szCs w:val="16"/>
+                <w:lang w:val="ru-RU"/>
+              </w:rPr>
+              <w:t xml:space="preserve"> Юлия Ивановна</w:t>
             </w:r>
             <w:r>
               <w:rPr>
@@ -12080,7 +12842,6 @@
               <w:bottom w:val="double" w:sz="1" w:space="0" w:color="808080"/>
               <w:right w:val="double" w:sz="2" w:space="0" w:color="808080"/>
             </w:tcBorders>
-            <w:shd w:val="clear" w:color="auto" w:fill="auto"/>
             <w:vAlign w:val="center"/>
           </w:tcPr>
           <w:p>
@@ -12100,15 +12861,27 @@
                 <w:lang w:val="ru-RU"/>
               </w:rPr>
             </w:pPr>
-            <w:r>
-              <w:rPr>
-                <w:rFonts w:ascii="Arial" w:hAnsi="Arial" w:cs="Arial"/>
-                <w:b/>
-                <w:sz w:val="16"/>
-                <w:szCs w:val="16"/>
-                <w:lang w:val="ru-RU"/>
-              </w:rPr>
-              <w:t>Колыбина Марианна Карловна</w:t>
+            <w:proofErr w:type="spellStart"/>
+            <w:r>
+              <w:rPr>
+                <w:rFonts w:ascii="Arial" w:hAnsi="Arial" w:cs="Arial"/>
+                <w:b/>
+                <w:sz w:val="16"/>
+                <w:szCs w:val="16"/>
+                <w:lang w:val="ru-RU"/>
+              </w:rPr>
+              <w:t>Колыбина</w:t>
+            </w:r>
+            <w:proofErr w:type="spellEnd"/>
+            <w:r>
+              <w:rPr>
+                <w:rFonts w:ascii="Arial" w:hAnsi="Arial" w:cs="Arial"/>
+                <w:b/>
+                <w:sz w:val="16"/>
+                <w:szCs w:val="16"/>
+                <w:lang w:val="ru-RU"/>
+              </w:rPr>
+              <w:t xml:space="preserve"> Марианна Карловна</w:t>
             </w:r>
             <w:r>
               <w:rPr>
@@ -12373,7 +13146,6 @@
               <w:bottom w:val="double" w:sz="1" w:space="0" w:color="808080"/>
               <w:right w:val="double" w:sz="2" w:space="0" w:color="808080"/>
             </w:tcBorders>
-            <w:shd w:val="clear" w:color="auto" w:fill="auto"/>
             <w:vAlign w:val="center"/>
           </w:tcPr>
           <w:p>
@@ -12393,16 +13165,29 @@
                 <w:lang w:val="ru-RU"/>
               </w:rPr>
             </w:pPr>
-            <w:r>
-              <w:rPr>
-                <w:rFonts w:ascii="Arial" w:hAnsi="Arial" w:cs="Arial"/>
-                <w:b/>
-                <w:bCs/>
-                <w:sz w:val="16"/>
-                <w:szCs w:val="16"/>
-                <w:lang w:val="ru-RU"/>
-              </w:rPr>
-              <w:t>Кудукис Элеонора Викентьевна</w:t>
+            <w:proofErr w:type="spellStart"/>
+            <w:r>
+              <w:rPr>
+                <w:rFonts w:ascii="Arial" w:hAnsi="Arial" w:cs="Arial"/>
+                <w:b/>
+                <w:bCs/>
+                <w:sz w:val="16"/>
+                <w:szCs w:val="16"/>
+                <w:lang w:val="ru-RU"/>
+              </w:rPr>
+              <w:t>Кудукис</w:t>
+            </w:r>
+            <w:proofErr w:type="spellEnd"/>
+            <w:r>
+              <w:rPr>
+                <w:rFonts w:ascii="Arial" w:hAnsi="Arial" w:cs="Arial"/>
+                <w:b/>
+                <w:bCs/>
+                <w:sz w:val="16"/>
+                <w:szCs w:val="16"/>
+                <w:lang w:val="ru-RU"/>
+              </w:rPr>
+              <w:t xml:space="preserve"> Элеонора Викентьевна</w:t>
             </w:r>
             <w:r>
               <w:rPr>
@@ -12535,7 +13320,31 @@
                 <w:szCs w:val="16"/>
                 <w:lang w:val="ru-RU"/>
               </w:rPr>
-              <w:t xml:space="preserve"> Ленинградский мартиролог: 1937-1938, том 1</w:t>
+              <w:t xml:space="preserve"> Ленинградский мартиролог: </w:t>
+            </w:r>
+            <w:proofErr w:type="gramStart"/>
+            <w:r>
+              <w:rPr>
+                <w:rFonts w:ascii="Arial" w:hAnsi="Arial" w:cs="Arial"/>
+                <w:b/>
+                <w:bCs/>
+                <w:sz w:val="16"/>
+                <w:szCs w:val="16"/>
+                <w:lang w:val="ru-RU"/>
+              </w:rPr>
+              <w:t>1937-1938</w:t>
+            </w:r>
+            <w:proofErr w:type="gramEnd"/>
+            <w:r>
+              <w:rPr>
+                <w:rFonts w:ascii="Arial" w:hAnsi="Arial" w:cs="Arial"/>
+                <w:b/>
+                <w:bCs/>
+                <w:sz w:val="16"/>
+                <w:szCs w:val="16"/>
+                <w:lang w:val="ru-RU"/>
+              </w:rPr>
+              <w:t>, том 1</w:t>
             </w:r>
             <w:r>
               <w:rPr>
@@ -12589,7 +13398,6 @@
               <w:bottom w:val="double" w:sz="1" w:space="0" w:color="808080"/>
               <w:right w:val="double" w:sz="2" w:space="0" w:color="808080"/>
             </w:tcBorders>
-            <w:shd w:val="clear" w:color="auto" w:fill="auto"/>
             <w:vAlign w:val="center"/>
           </w:tcPr>
           <w:p>
@@ -12618,7 +13426,29 @@
                 <w:szCs w:val="16"/>
                 <w:lang w:val="ru-RU"/>
               </w:rPr>
-              <w:t>Кулаковская Мартиана Казимировна</w:t>
+              <w:t xml:space="preserve">Кулаковская </w:t>
+            </w:r>
+            <w:proofErr w:type="spellStart"/>
+            <w:r>
+              <w:rPr>
+                <w:rFonts w:ascii="Arial" w:hAnsi="Arial" w:cs="Arial"/>
+                <w:b/>
+                <w:sz w:val="16"/>
+                <w:szCs w:val="16"/>
+                <w:lang w:val="ru-RU"/>
+              </w:rPr>
+              <w:t>Мартиана</w:t>
+            </w:r>
+            <w:proofErr w:type="spellEnd"/>
+            <w:r>
+              <w:rPr>
+                <w:rFonts w:ascii="Arial" w:hAnsi="Arial" w:cs="Arial"/>
+                <w:b/>
+                <w:sz w:val="16"/>
+                <w:szCs w:val="16"/>
+                <w:lang w:val="ru-RU"/>
+              </w:rPr>
+              <w:t xml:space="preserve"> Казимировна</w:t>
             </w:r>
             <w:r>
               <w:rPr>
@@ -12880,7 +13710,6 @@
               <w:bottom w:val="double" w:sz="1" w:space="0" w:color="808080"/>
               <w:right w:val="double" w:sz="2" w:space="0" w:color="808080"/>
             </w:tcBorders>
-            <w:shd w:val="clear" w:color="auto" w:fill="auto"/>
             <w:vAlign w:val="center"/>
           </w:tcPr>
           <w:p>
@@ -12902,16 +13731,29 @@
                 <w:lang w:val="ru-RU"/>
               </w:rPr>
             </w:pPr>
-            <w:r>
-              <w:rPr>
-                <w:rFonts w:ascii="Arial" w:hAnsi="Arial" w:cs="Arial"/>
-                <w:b/>
-                <w:bCs/>
-                <w:sz w:val="16"/>
-                <w:szCs w:val="16"/>
-                <w:lang w:val="ru-RU"/>
-              </w:rPr>
-              <w:t>Кусене Регина Егоровна</w:t>
+            <w:proofErr w:type="spellStart"/>
+            <w:r>
+              <w:rPr>
+                <w:rFonts w:ascii="Arial" w:hAnsi="Arial" w:cs="Arial"/>
+                <w:b/>
+                <w:bCs/>
+                <w:sz w:val="16"/>
+                <w:szCs w:val="16"/>
+                <w:lang w:val="ru-RU"/>
+              </w:rPr>
+              <w:t>Кусене</w:t>
+            </w:r>
+            <w:proofErr w:type="spellEnd"/>
+            <w:r>
+              <w:rPr>
+                <w:rFonts w:ascii="Arial" w:hAnsi="Arial" w:cs="Arial"/>
+                <w:b/>
+                <w:bCs/>
+                <w:sz w:val="16"/>
+                <w:szCs w:val="16"/>
+                <w:lang w:val="ru-RU"/>
+              </w:rPr>
+              <w:t xml:space="preserve"> Регина Егоровна</w:t>
             </w:r>
             <w:r>
               <w:rPr>
@@ -13199,7 +14041,6 @@
               <w:bottom w:val="double" w:sz="1" w:space="0" w:color="808080"/>
               <w:right w:val="double" w:sz="2" w:space="0" w:color="808080"/>
             </w:tcBorders>
-            <w:shd w:val="clear" w:color="auto" w:fill="auto"/>
             <w:vAlign w:val="center"/>
           </w:tcPr>
           <w:p>
@@ -13382,7 +14223,6 @@
               <w:bottom w:val="double" w:sz="1" w:space="0" w:color="808080"/>
               <w:right w:val="double" w:sz="2" w:space="0" w:color="808080"/>
             </w:tcBorders>
-            <w:shd w:val="clear" w:color="auto" w:fill="auto"/>
             <w:vAlign w:val="center"/>
           </w:tcPr>
           <w:p>
@@ -13621,7 +14461,6 @@
               <w:bottom w:val="double" w:sz="1" w:space="0" w:color="808080"/>
               <w:right w:val="double" w:sz="2" w:space="0" w:color="808080"/>
             </w:tcBorders>
-            <w:shd w:val="clear" w:color="auto" w:fill="auto"/>
             <w:vAlign w:val="center"/>
           </w:tcPr>
           <w:p>
@@ -13641,17 +14480,43 @@
                 <w:lang w:val="ru-RU"/>
               </w:rPr>
             </w:pPr>
-            <w:r>
-              <w:rPr>
-                <w:rFonts w:ascii="Arial" w:hAnsi="Arial" w:cs="Arial"/>
-                <w:b/>
-                <w:bCs/>
-                <w:sz w:val="16"/>
-                <w:szCs w:val="16"/>
-                <w:lang w:val="ru-RU"/>
-              </w:rPr>
-              <w:t>Лекнис Элеонора Сигизмундовна</w:t>
-            </w:r>
+            <w:proofErr w:type="spellStart"/>
+            <w:r>
+              <w:rPr>
+                <w:rFonts w:ascii="Arial" w:hAnsi="Arial" w:cs="Arial"/>
+                <w:b/>
+                <w:bCs/>
+                <w:sz w:val="16"/>
+                <w:szCs w:val="16"/>
+                <w:lang w:val="ru-RU"/>
+              </w:rPr>
+              <w:t>Лекнис</w:t>
+            </w:r>
+            <w:proofErr w:type="spellEnd"/>
+            <w:r>
+              <w:rPr>
+                <w:rFonts w:ascii="Arial" w:hAnsi="Arial" w:cs="Arial"/>
+                <w:b/>
+                <w:bCs/>
+                <w:sz w:val="16"/>
+                <w:szCs w:val="16"/>
+                <w:lang w:val="ru-RU"/>
+              </w:rPr>
+              <w:t xml:space="preserve"> Элеонора </w:t>
+            </w:r>
+            <w:proofErr w:type="spellStart"/>
+            <w:r>
+              <w:rPr>
+                <w:rFonts w:ascii="Arial" w:hAnsi="Arial" w:cs="Arial"/>
+                <w:b/>
+                <w:bCs/>
+                <w:sz w:val="16"/>
+                <w:szCs w:val="16"/>
+                <w:lang w:val="ru-RU"/>
+              </w:rPr>
+              <w:t>Сигизмундовна</w:t>
+            </w:r>
+            <w:proofErr w:type="spellEnd"/>
             <w:r>
               <w:rPr>
                 <w:rFonts w:ascii="Arial" w:hAnsi="Arial" w:cs="Arial"/>
@@ -13769,7 +14634,31 @@
                 <w:szCs w:val="16"/>
                 <w:lang w:val="ru-RU"/>
               </w:rPr>
-              <w:t xml:space="preserve"> Ленинградский мартиролог: 1937-1938, том 10</w:t>
+              <w:t xml:space="preserve"> Ленинградский мартиролог: </w:t>
+            </w:r>
+            <w:proofErr w:type="gramStart"/>
+            <w:r>
+              <w:rPr>
+                <w:rFonts w:ascii="Arial" w:hAnsi="Arial" w:cs="Arial"/>
+                <w:b/>
+                <w:bCs/>
+                <w:sz w:val="16"/>
+                <w:szCs w:val="16"/>
+                <w:lang w:val="ru-RU"/>
+              </w:rPr>
+              <w:t>1937-1938</w:t>
+            </w:r>
+            <w:proofErr w:type="gramEnd"/>
+            <w:r>
+              <w:rPr>
+                <w:rFonts w:ascii="Arial" w:hAnsi="Arial" w:cs="Arial"/>
+                <w:b/>
+                <w:bCs/>
+                <w:sz w:val="16"/>
+                <w:szCs w:val="16"/>
+                <w:lang w:val="ru-RU"/>
+              </w:rPr>
+              <w:t>, том 10</w:t>
             </w:r>
             <w:r>
               <w:rPr>
@@ -13823,7 +14712,6 @@
               <w:bottom w:val="double" w:sz="1" w:space="0" w:color="808080"/>
               <w:right w:val="double" w:sz="2" w:space="0" w:color="808080"/>
             </w:tcBorders>
-            <w:shd w:val="clear" w:color="auto" w:fill="auto"/>
             <w:vAlign w:val="center"/>
           </w:tcPr>
           <w:p>
@@ -14048,7 +14936,6 @@
               <w:bottom w:val="double" w:sz="1" w:space="0" w:color="808080"/>
               <w:right w:val="double" w:sz="2" w:space="0" w:color="808080"/>
             </w:tcBorders>
-            <w:shd w:val="clear" w:color="auto" w:fill="auto"/>
             <w:vAlign w:val="center"/>
           </w:tcPr>
           <w:p>
@@ -14362,7 +15249,6 @@
               <w:bottom w:val="double" w:sz="1" w:space="0" w:color="808080"/>
               <w:right w:val="double" w:sz="2" w:space="0" w:color="808080"/>
             </w:tcBorders>
-            <w:shd w:val="clear" w:color="auto" w:fill="auto"/>
             <w:vAlign w:val="center"/>
           </w:tcPr>
           <w:p>
@@ -14391,8 +15277,21 @@
                 <w:szCs w:val="16"/>
                 <w:lang w:val="ru-RU"/>
               </w:rPr>
-              <w:t>Лихачева Анна Доминиковна</w:t>
-            </w:r>
+              <w:t xml:space="preserve">Лихачева Анна </w:t>
+            </w:r>
+            <w:proofErr w:type="spellStart"/>
+            <w:r>
+              <w:rPr>
+                <w:rFonts w:ascii="Arial" w:hAnsi="Arial" w:cs="Arial"/>
+                <w:b/>
+                <w:bCs/>
+                <w:sz w:val="16"/>
+                <w:szCs w:val="16"/>
+                <w:lang w:val="ru-RU"/>
+              </w:rPr>
+              <w:t>Доминиковна</w:t>
+            </w:r>
+            <w:proofErr w:type="spellEnd"/>
             <w:r>
               <w:rPr>
                 <w:rFonts w:ascii="Arial" w:hAnsi="Arial" w:cs="Arial"/>
@@ -14700,7 +15599,6 @@
               <w:bottom w:val="double" w:sz="1" w:space="0" w:color="808080"/>
               <w:right w:val="double" w:sz="2" w:space="0" w:color="808080"/>
             </w:tcBorders>
-            <w:shd w:val="clear" w:color="auto" w:fill="auto"/>
             <w:vAlign w:val="center"/>
           </w:tcPr>
           <w:p>
@@ -14720,16 +15618,29 @@
                 <w:lang w:val="ru-RU"/>
               </w:rPr>
             </w:pPr>
-            <w:r>
-              <w:rPr>
-                <w:rFonts w:ascii="Arial" w:hAnsi="Arial" w:cs="Arial"/>
-                <w:b/>
-                <w:bCs/>
-                <w:sz w:val="16"/>
-                <w:szCs w:val="16"/>
-                <w:lang w:val="ru-RU"/>
-              </w:rPr>
-              <w:t>Ломановская-Машко Софья Игнатьевна</w:t>
+            <w:proofErr w:type="spellStart"/>
+            <w:r>
+              <w:rPr>
+                <w:rFonts w:ascii="Arial" w:hAnsi="Arial" w:cs="Arial"/>
+                <w:b/>
+                <w:bCs/>
+                <w:sz w:val="16"/>
+                <w:szCs w:val="16"/>
+                <w:lang w:val="ru-RU"/>
+              </w:rPr>
+              <w:t>Ломановская-Машко</w:t>
+            </w:r>
+            <w:proofErr w:type="spellEnd"/>
+            <w:r>
+              <w:rPr>
+                <w:rFonts w:ascii="Arial" w:hAnsi="Arial" w:cs="Arial"/>
+                <w:b/>
+                <w:bCs/>
+                <w:sz w:val="16"/>
+                <w:szCs w:val="16"/>
+                <w:lang w:val="ru-RU"/>
+              </w:rPr>
+              <w:t xml:space="preserve"> Софья Игнатьевна</w:t>
             </w:r>
             <w:r>
               <w:rPr>
@@ -15055,7 +15966,6 @@
               <w:bottom w:val="double" w:sz="1" w:space="0" w:color="808080"/>
               <w:right w:val="double" w:sz="2" w:space="0" w:color="808080"/>
             </w:tcBorders>
-            <w:shd w:val="clear" w:color="auto" w:fill="auto"/>
             <w:vAlign w:val="center"/>
           </w:tcPr>
           <w:p>
@@ -15075,16 +15985,29 @@
                 <w:lang w:val="ru-RU"/>
               </w:rPr>
             </w:pPr>
-            <w:r>
-              <w:rPr>
-                <w:rFonts w:ascii="Arial" w:hAnsi="Arial" w:cs="Arial"/>
-                <w:b/>
-                <w:bCs/>
-                <w:sz w:val="16"/>
-                <w:szCs w:val="16"/>
-                <w:lang w:val="ru-RU"/>
-              </w:rPr>
-              <w:t>Лонович Лидия Тимофеевна</w:t>
+            <w:proofErr w:type="spellStart"/>
+            <w:r>
+              <w:rPr>
+                <w:rFonts w:ascii="Arial" w:hAnsi="Arial" w:cs="Arial"/>
+                <w:b/>
+                <w:bCs/>
+                <w:sz w:val="16"/>
+                <w:szCs w:val="16"/>
+                <w:lang w:val="ru-RU"/>
+              </w:rPr>
+              <w:t>Лонович</w:t>
+            </w:r>
+            <w:proofErr w:type="spellEnd"/>
+            <w:r>
+              <w:rPr>
+                <w:rFonts w:ascii="Arial" w:hAnsi="Arial" w:cs="Arial"/>
+                <w:b/>
+                <w:bCs/>
+                <w:sz w:val="16"/>
+                <w:szCs w:val="16"/>
+                <w:lang w:val="ru-RU"/>
+              </w:rPr>
+              <w:t xml:space="preserve"> Лидия Тимофеевна</w:t>
             </w:r>
             <w:r>
               <w:rPr>
@@ -15410,7 +16333,6 @@
               <w:bottom w:val="double" w:sz="1" w:space="0" w:color="808080"/>
               <w:right w:val="double" w:sz="2" w:space="0" w:color="808080"/>
             </w:tcBorders>
-            <w:shd w:val="clear" w:color="auto" w:fill="auto"/>
             <w:vAlign w:val="center"/>
           </w:tcPr>
           <w:p>
@@ -15644,7 +16566,6 @@
               <w:bottom w:val="double" w:sz="1" w:space="0" w:color="808080"/>
               <w:right w:val="double" w:sz="2" w:space="0" w:color="808080"/>
             </w:tcBorders>
-            <w:shd w:val="clear" w:color="auto" w:fill="auto"/>
             <w:vAlign w:val="center"/>
           </w:tcPr>
           <w:p>
@@ -15665,16 +16586,40 @@
                 <w:lang w:val="ru-RU"/>
               </w:rPr>
             </w:pPr>
-            <w:r>
-              <w:rPr>
-                <w:rFonts w:ascii="Arial" w:hAnsi="Arial" w:cs="Arial"/>
-                <w:b/>
-                <w:sz w:val="16"/>
-                <w:szCs w:val="16"/>
-                <w:lang w:val="ru-RU"/>
-              </w:rPr>
-              <w:t>Люткевич Марина Богумиловна</w:t>
-            </w:r>
+            <w:proofErr w:type="spellStart"/>
+            <w:r>
+              <w:rPr>
+                <w:rFonts w:ascii="Arial" w:hAnsi="Arial" w:cs="Arial"/>
+                <w:b/>
+                <w:sz w:val="16"/>
+                <w:szCs w:val="16"/>
+                <w:lang w:val="ru-RU"/>
+              </w:rPr>
+              <w:t>Люткевич</w:t>
+            </w:r>
+            <w:proofErr w:type="spellEnd"/>
+            <w:r>
+              <w:rPr>
+                <w:rFonts w:ascii="Arial" w:hAnsi="Arial" w:cs="Arial"/>
+                <w:b/>
+                <w:sz w:val="16"/>
+                <w:szCs w:val="16"/>
+                <w:lang w:val="ru-RU"/>
+              </w:rPr>
+              <w:t xml:space="preserve"> Марина </w:t>
+            </w:r>
+            <w:proofErr w:type="spellStart"/>
+            <w:r>
+              <w:rPr>
+                <w:rFonts w:ascii="Arial" w:hAnsi="Arial" w:cs="Arial"/>
+                <w:b/>
+                <w:sz w:val="16"/>
+                <w:szCs w:val="16"/>
+                <w:lang w:val="ru-RU"/>
+              </w:rPr>
+              <w:t>Богумиловна</w:t>
+            </w:r>
+            <w:proofErr w:type="spellEnd"/>
             <w:r>
               <w:rPr>
                 <w:rFonts w:ascii="Arial" w:hAnsi="Arial" w:cs="Arial"/>
@@ -15964,7 +16909,6 @@
               <w:bottom w:val="double" w:sz="1" w:space="0" w:color="808080"/>
               <w:right w:val="double" w:sz="2" w:space="0" w:color="808080"/>
             </w:tcBorders>
-            <w:shd w:val="clear" w:color="auto" w:fill="auto"/>
             <w:vAlign w:val="center"/>
           </w:tcPr>
           <w:p>
@@ -15981,16 +16925,53 @@
                 <w:lang w:val="ru-RU"/>
               </w:rPr>
             </w:pPr>
-            <w:r>
-              <w:rPr>
-                <w:rFonts w:ascii="Arial" w:hAnsi="Arial" w:cs="Arial"/>
-                <w:b/>
-                <w:bCs/>
-                <w:sz w:val="16"/>
-                <w:szCs w:val="16"/>
-                <w:lang w:val="ru-RU"/>
-              </w:rPr>
-              <w:t>Марцинкус Петронелл Иосифовна</w:t>
+            <w:proofErr w:type="spellStart"/>
+            <w:r>
+              <w:rPr>
+                <w:rFonts w:ascii="Arial" w:hAnsi="Arial" w:cs="Arial"/>
+                <w:b/>
+                <w:bCs/>
+                <w:sz w:val="16"/>
+                <w:szCs w:val="16"/>
+                <w:lang w:val="ru-RU"/>
+              </w:rPr>
+              <w:t>Марцинкус</w:t>
+            </w:r>
+            <w:proofErr w:type="spellEnd"/>
+            <w:r>
+              <w:rPr>
+                <w:rFonts w:ascii="Arial" w:hAnsi="Arial" w:cs="Arial"/>
+                <w:b/>
+                <w:bCs/>
+                <w:sz w:val="16"/>
+                <w:szCs w:val="16"/>
+                <w:lang w:val="ru-RU"/>
+              </w:rPr>
+              <w:t xml:space="preserve"> </w:t>
+            </w:r>
+            <w:proofErr w:type="spellStart"/>
+            <w:r>
+              <w:rPr>
+                <w:rFonts w:ascii="Arial" w:hAnsi="Arial" w:cs="Arial"/>
+                <w:b/>
+                <w:bCs/>
+                <w:sz w:val="16"/>
+                <w:szCs w:val="16"/>
+                <w:lang w:val="ru-RU"/>
+              </w:rPr>
+              <w:t>Петронелл</w:t>
+            </w:r>
+            <w:proofErr w:type="spellEnd"/>
+            <w:r>
+              <w:rPr>
+                <w:rFonts w:ascii="Arial" w:hAnsi="Arial" w:cs="Arial"/>
+                <w:b/>
+                <w:bCs/>
+                <w:sz w:val="16"/>
+                <w:szCs w:val="16"/>
+                <w:lang w:val="ru-RU"/>
+              </w:rPr>
+              <w:t xml:space="preserve"> Иосифовна</w:t>
             </w:r>
             <w:r>
               <w:rPr>
@@ -16239,7 +17220,6 @@
               <w:bottom w:val="double" w:sz="1" w:space="0" w:color="808080"/>
               <w:right w:val="double" w:sz="2" w:space="0" w:color="808080"/>
             </w:tcBorders>
-            <w:shd w:val="clear" w:color="auto" w:fill="auto"/>
             <w:vAlign w:val="center"/>
           </w:tcPr>
           <w:p>
@@ -16782,7 +17762,6 @@
               <w:bottom w:val="double" w:sz="1" w:space="0" w:color="808080"/>
               <w:right w:val="double" w:sz="2" w:space="0" w:color="808080"/>
             </w:tcBorders>
-            <w:shd w:val="clear" w:color="auto" w:fill="auto"/>
             <w:vAlign w:val="center"/>
           </w:tcPr>
           <w:p>
@@ -16803,16 +17782,29 @@
                 <w:lang w:val="ru-RU"/>
               </w:rPr>
             </w:pPr>
-            <w:r>
-              <w:rPr>
-                <w:rFonts w:ascii="Arial" w:hAnsi="Arial" w:cs="Arial"/>
-                <w:b/>
-                <w:bCs/>
-                <w:sz w:val="16"/>
-                <w:szCs w:val="16"/>
-                <w:lang w:val="ru-RU"/>
-              </w:rPr>
-              <w:t>Меркис Александра Антоновна</w:t>
+            <w:proofErr w:type="spellStart"/>
+            <w:r>
+              <w:rPr>
+                <w:rFonts w:ascii="Arial" w:hAnsi="Arial" w:cs="Arial"/>
+                <w:b/>
+                <w:bCs/>
+                <w:sz w:val="16"/>
+                <w:szCs w:val="16"/>
+                <w:lang w:val="ru-RU"/>
+              </w:rPr>
+              <w:t>Меркис</w:t>
+            </w:r>
+            <w:proofErr w:type="spellEnd"/>
+            <w:r>
+              <w:rPr>
+                <w:rFonts w:ascii="Arial" w:hAnsi="Arial" w:cs="Arial"/>
+                <w:b/>
+                <w:bCs/>
+                <w:sz w:val="16"/>
+                <w:szCs w:val="16"/>
+                <w:lang w:val="ru-RU"/>
+              </w:rPr>
+              <w:t xml:space="preserve"> Александра Антоновна</w:t>
             </w:r>
             <w:r>
               <w:rPr>
@@ -17216,7 +18208,6 @@
               <w:bottom w:val="double" w:sz="1" w:space="0" w:color="808080"/>
               <w:right w:val="double" w:sz="2" w:space="0" w:color="808080"/>
             </w:tcBorders>
-            <w:shd w:val="clear" w:color="auto" w:fill="auto"/>
             <w:vAlign w:val="center"/>
           </w:tcPr>
           <w:p>
@@ -17246,7 +18237,31 @@
                 <w:szCs w:val="16"/>
                 <w:lang w:val="ru-RU"/>
               </w:rPr>
-              <w:t>Мисюра Анелия Иосифовна</w:t>
+              <w:t xml:space="preserve">Мисюра </w:t>
+            </w:r>
+            <w:proofErr w:type="spellStart"/>
+            <w:r>
+              <w:rPr>
+                <w:rFonts w:ascii="Arial" w:hAnsi="Arial" w:cs="Arial"/>
+                <w:b/>
+                <w:bCs/>
+                <w:sz w:val="16"/>
+                <w:szCs w:val="16"/>
+                <w:lang w:val="ru-RU"/>
+              </w:rPr>
+              <w:t>Анелия</w:t>
+            </w:r>
+            <w:proofErr w:type="spellEnd"/>
+            <w:r>
+              <w:rPr>
+                <w:rFonts w:ascii="Arial" w:hAnsi="Arial" w:cs="Arial"/>
+                <w:b/>
+                <w:bCs/>
+                <w:sz w:val="16"/>
+                <w:szCs w:val="16"/>
+                <w:lang w:val="ru-RU"/>
+              </w:rPr>
+              <w:t xml:space="preserve"> Иосифовна</w:t>
             </w:r>
             <w:r>
               <w:rPr>
@@ -17497,7 +18512,6 @@
               <w:bottom w:val="double" w:sz="1" w:space="0" w:color="808080"/>
               <w:right w:val="double" w:sz="2" w:space="0" w:color="808080"/>
             </w:tcBorders>
-            <w:shd w:val="clear" w:color="auto" w:fill="auto"/>
             <w:vAlign w:val="center"/>
           </w:tcPr>
           <w:p>
@@ -17515,16 +18529,29 @@
                 <w:lang w:val="ru-RU"/>
               </w:rPr>
             </w:pPr>
-            <w:r>
-              <w:rPr>
-                <w:rFonts w:ascii="Arial" w:hAnsi="Arial" w:cs="Arial"/>
-                <w:b/>
-                <w:bCs/>
-                <w:sz w:val="16"/>
-                <w:szCs w:val="16"/>
-                <w:lang w:val="ru-RU"/>
-              </w:rPr>
-              <w:t>Некраш Ирина Яковлевна</w:t>
+            <w:proofErr w:type="spellStart"/>
+            <w:r>
+              <w:rPr>
+                <w:rFonts w:ascii="Arial" w:hAnsi="Arial" w:cs="Arial"/>
+                <w:b/>
+                <w:bCs/>
+                <w:sz w:val="16"/>
+                <w:szCs w:val="16"/>
+                <w:lang w:val="ru-RU"/>
+              </w:rPr>
+              <w:t>Некраш</w:t>
+            </w:r>
+            <w:proofErr w:type="spellEnd"/>
+            <w:r>
+              <w:rPr>
+                <w:rFonts w:ascii="Arial" w:hAnsi="Arial" w:cs="Arial"/>
+                <w:b/>
+                <w:bCs/>
+                <w:sz w:val="16"/>
+                <w:szCs w:val="16"/>
+                <w:lang w:val="ru-RU"/>
+              </w:rPr>
+              <w:t xml:space="preserve"> Ирина Яковлевна</w:t>
             </w:r>
             <w:r>
               <w:rPr>
@@ -17786,7 +18813,6 @@
               <w:bottom w:val="double" w:sz="1" w:space="0" w:color="808080"/>
               <w:right w:val="double" w:sz="2" w:space="0" w:color="808080"/>
             </w:tcBorders>
-            <w:shd w:val="clear" w:color="auto" w:fill="auto"/>
             <w:vAlign w:val="center"/>
           </w:tcPr>
           <w:p>
@@ -17806,6 +18832,7 @@
                 <w:lang w:val="ru-RU"/>
               </w:rPr>
             </w:pPr>
+            <w:proofErr w:type="spellStart"/>
             <w:r>
               <w:rPr>
                 <w:rFonts w:ascii="Arial" w:hAnsi="Arial" w:cs="Arial"/>
@@ -17816,7 +18843,43 @@
                 <w:lang w:val="ru-RU"/>
               </w:rPr>
               <w:lastRenderedPageBreak/>
-              <w:t>Олехно Тересса Казимировна</w:t>
+              <w:t>Олехно</w:t>
+            </w:r>
+            <w:proofErr w:type="spellEnd"/>
+            <w:r>
+              <w:rPr>
+                <w:rFonts w:ascii="Arial" w:hAnsi="Arial" w:cs="Arial"/>
+                <w:b/>
+                <w:bCs/>
+                <w:sz w:val="16"/>
+                <w:szCs w:val="16"/>
+                <w:lang w:val="ru-RU"/>
+              </w:rPr>
+              <w:t xml:space="preserve"> </w:t>
+            </w:r>
+            <w:proofErr w:type="spellStart"/>
+            <w:r>
+              <w:rPr>
+                <w:rFonts w:ascii="Arial" w:hAnsi="Arial" w:cs="Arial"/>
+                <w:b/>
+                <w:bCs/>
+                <w:sz w:val="16"/>
+                <w:szCs w:val="16"/>
+                <w:lang w:val="ru-RU"/>
+              </w:rPr>
+              <w:t>Тересса</w:t>
+            </w:r>
+            <w:proofErr w:type="spellEnd"/>
+            <w:r>
+              <w:rPr>
+                <w:rFonts w:ascii="Arial" w:hAnsi="Arial" w:cs="Arial"/>
+                <w:b/>
+                <w:bCs/>
+                <w:sz w:val="16"/>
+                <w:szCs w:val="16"/>
+                <w:lang w:val="ru-RU"/>
+              </w:rPr>
+              <w:t xml:space="preserve"> Казимировна</w:t>
             </w:r>
             <w:r>
               <w:rPr>
@@ -18127,7 +19190,6 @@
               <w:bottom w:val="double" w:sz="1" w:space="0" w:color="808080"/>
               <w:right w:val="double" w:sz="2" w:space="0" w:color="808080"/>
             </w:tcBorders>
-            <w:shd w:val="clear" w:color="auto" w:fill="auto"/>
             <w:vAlign w:val="center"/>
           </w:tcPr>
           <w:p>
@@ -18331,13 +19393,41 @@
               </w:rPr>
               <w:t xml:space="preserve"> </w:t>
             </w:r>
-            <w:r>
-              <w:rPr>
-                <w:rFonts w:ascii="Arial" w:hAnsi="Arial" w:cs="Arial"/>
-                <w:sz w:val="16"/>
-                <w:szCs w:val="16"/>
-              </w:rPr>
-              <w:t>Расстреляна 20 декабря 1937 г.</w:t>
+            <w:proofErr w:type="spellStart"/>
+            <w:r>
+              <w:rPr>
+                <w:rFonts w:ascii="Arial" w:hAnsi="Arial" w:cs="Arial"/>
+                <w:sz w:val="16"/>
+                <w:szCs w:val="16"/>
+              </w:rPr>
+              <w:t>Расстреляна</w:t>
+            </w:r>
+            <w:proofErr w:type="spellEnd"/>
+            <w:r>
+              <w:rPr>
+                <w:rFonts w:ascii="Arial" w:hAnsi="Arial" w:cs="Arial"/>
+                <w:sz w:val="16"/>
+                <w:szCs w:val="16"/>
+              </w:rPr>
+              <w:t xml:space="preserve"> 20 </w:t>
+            </w:r>
+            <w:proofErr w:type="spellStart"/>
+            <w:r>
+              <w:rPr>
+                <w:rFonts w:ascii="Arial" w:hAnsi="Arial" w:cs="Arial"/>
+                <w:sz w:val="16"/>
+                <w:szCs w:val="16"/>
+              </w:rPr>
+              <w:t>декабря</w:t>
+            </w:r>
+            <w:proofErr w:type="spellEnd"/>
+            <w:r>
+              <w:rPr>
+                <w:rFonts w:ascii="Arial" w:hAnsi="Arial" w:cs="Arial"/>
+                <w:sz w:val="16"/>
+                <w:szCs w:val="16"/>
+              </w:rPr>
+              <w:t xml:space="preserve"> 1937 г.</w:t>
             </w:r>
             <w:r>
               <w:rPr>
@@ -18442,7 +19532,6 @@
               <w:bottom w:val="double" w:sz="1" w:space="0" w:color="808080"/>
               <w:right w:val="double" w:sz="2" w:space="0" w:color="808080"/>
             </w:tcBorders>
-            <w:shd w:val="clear" w:color="auto" w:fill="auto"/>
             <w:vAlign w:val="center"/>
           </w:tcPr>
           <w:p>
@@ -18600,7 +19689,33 @@
                 <w:szCs w:val="16"/>
                 <w:lang w:val="ru-RU"/>
               </w:rPr>
-              <w:t xml:space="preserve"> Ленинградский мартиролог: 1937-1938, том 8</w:t>
+              <w:t xml:space="preserve"> Ленинградский мартиролог: </w:t>
+            </w:r>
+            <w:proofErr w:type="gramStart"/>
+            <w:r>
+              <w:rPr>
+                <w:rFonts w:ascii="Arial" w:hAnsi="Arial" w:cs="Arial"/>
+                <w:b/>
+                <w:bCs/>
+                <w:i/>
+                <w:sz w:val="16"/>
+                <w:szCs w:val="16"/>
+                <w:lang w:val="ru-RU"/>
+              </w:rPr>
+              <w:t>1937-1938</w:t>
+            </w:r>
+            <w:proofErr w:type="gramEnd"/>
+            <w:r>
+              <w:rPr>
+                <w:rFonts w:ascii="Arial" w:hAnsi="Arial" w:cs="Arial"/>
+                <w:b/>
+                <w:bCs/>
+                <w:i/>
+                <w:sz w:val="16"/>
+                <w:szCs w:val="16"/>
+                <w:lang w:val="ru-RU"/>
+              </w:rPr>
+              <w:t>, том 8</w:t>
             </w:r>
             <w:r>
               <w:rPr>
@@ -18668,7 +19783,6 @@
               <w:bottom w:val="double" w:sz="1" w:space="0" w:color="808080"/>
               <w:right w:val="double" w:sz="2" w:space="0" w:color="808080"/>
             </w:tcBorders>
-            <w:shd w:val="clear" w:color="auto" w:fill="auto"/>
             <w:vAlign w:val="center"/>
           </w:tcPr>
           <w:p>
@@ -18690,16 +19804,53 @@
                 <w:lang w:val="ru-RU"/>
               </w:rPr>
             </w:pPr>
-            <w:r>
-              <w:rPr>
-                <w:rFonts w:ascii="Arial" w:hAnsi="Arial" w:cs="Arial"/>
-                <w:b/>
-                <w:bCs/>
-                <w:sz w:val="16"/>
-                <w:szCs w:val="16"/>
-                <w:lang w:val="ru-RU"/>
-              </w:rPr>
-              <w:t>Пашунас Петрунелли Викентьевна</w:t>
+            <w:proofErr w:type="spellStart"/>
+            <w:r>
+              <w:rPr>
+                <w:rFonts w:ascii="Arial" w:hAnsi="Arial" w:cs="Arial"/>
+                <w:b/>
+                <w:bCs/>
+                <w:sz w:val="16"/>
+                <w:szCs w:val="16"/>
+                <w:lang w:val="ru-RU"/>
+              </w:rPr>
+              <w:t>Пашунас</w:t>
+            </w:r>
+            <w:proofErr w:type="spellEnd"/>
+            <w:r>
+              <w:rPr>
+                <w:rFonts w:ascii="Arial" w:hAnsi="Arial" w:cs="Arial"/>
+                <w:b/>
+                <w:bCs/>
+                <w:sz w:val="16"/>
+                <w:szCs w:val="16"/>
+                <w:lang w:val="ru-RU"/>
+              </w:rPr>
+              <w:t xml:space="preserve"> </w:t>
+            </w:r>
+            <w:proofErr w:type="spellStart"/>
+            <w:r>
+              <w:rPr>
+                <w:rFonts w:ascii="Arial" w:hAnsi="Arial" w:cs="Arial"/>
+                <w:b/>
+                <w:bCs/>
+                <w:sz w:val="16"/>
+                <w:szCs w:val="16"/>
+                <w:lang w:val="ru-RU"/>
+              </w:rPr>
+              <w:t>Петрунелли</w:t>
+            </w:r>
+            <w:proofErr w:type="spellEnd"/>
+            <w:r>
+              <w:rPr>
+                <w:rFonts w:ascii="Arial" w:hAnsi="Arial" w:cs="Arial"/>
+                <w:b/>
+                <w:bCs/>
+                <w:sz w:val="16"/>
+                <w:szCs w:val="16"/>
+                <w:lang w:val="ru-RU"/>
+              </w:rPr>
+              <w:t xml:space="preserve"> Викентьевна</w:t>
             </w:r>
             <w:r>
               <w:rPr>
@@ -18840,7 +19991,33 @@
                 <w:szCs w:val="16"/>
                 <w:lang w:val="ru-RU"/>
               </w:rPr>
-              <w:t xml:space="preserve"> Ленинградский мартиролог: 1937-1938, том 7</w:t>
+              <w:t xml:space="preserve"> Ленинградский мартиролог: </w:t>
+            </w:r>
+            <w:proofErr w:type="gramStart"/>
+            <w:r>
+              <w:rPr>
+                <w:rFonts w:ascii="Arial" w:hAnsi="Arial" w:cs="Arial"/>
+                <w:b/>
+                <w:bCs/>
+                <w:i/>
+                <w:sz w:val="16"/>
+                <w:szCs w:val="16"/>
+                <w:lang w:val="ru-RU"/>
+              </w:rPr>
+              <w:t>1937-1938</w:t>
+            </w:r>
+            <w:proofErr w:type="gramEnd"/>
+            <w:r>
+              <w:rPr>
+                <w:rFonts w:ascii="Arial" w:hAnsi="Arial" w:cs="Arial"/>
+                <w:b/>
+                <w:bCs/>
+                <w:i/>
+                <w:sz w:val="16"/>
+                <w:szCs w:val="16"/>
+                <w:lang w:val="ru-RU"/>
+              </w:rPr>
+              <w:t>, том 7</w:t>
             </w:r>
             <w:r>
               <w:rPr>
@@ -18908,7 +20085,6 @@
               <w:bottom w:val="double" w:sz="1" w:space="0" w:color="808080"/>
               <w:right w:val="double" w:sz="2" w:space="0" w:color="808080"/>
             </w:tcBorders>
-            <w:shd w:val="clear" w:color="auto" w:fill="auto"/>
             <w:vAlign w:val="center"/>
           </w:tcPr>
           <w:p>
@@ -18928,15 +20104,71 @@
                 <w:lang w:val="ru-RU"/>
               </w:rPr>
             </w:pPr>
-            <w:r>
-              <w:rPr>
-                <w:rFonts w:ascii="Arial" w:hAnsi="Arial" w:cs="Arial"/>
-                <w:b/>
-                <w:sz w:val="16"/>
-                <w:szCs w:val="16"/>
-                <w:lang w:val="ru-RU"/>
-              </w:rPr>
-              <w:t>Петрулене Ликайте Геновайте (Евгения)</w:t>
+            <w:proofErr w:type="spellStart"/>
+            <w:r>
+              <w:rPr>
+                <w:rFonts w:ascii="Arial" w:hAnsi="Arial" w:cs="Arial"/>
+                <w:b/>
+                <w:sz w:val="16"/>
+                <w:szCs w:val="16"/>
+                <w:lang w:val="ru-RU"/>
+              </w:rPr>
+              <w:t>Петрулене</w:t>
+            </w:r>
+            <w:proofErr w:type="spellEnd"/>
+            <w:r>
+              <w:rPr>
+                <w:rFonts w:ascii="Arial" w:hAnsi="Arial" w:cs="Arial"/>
+                <w:b/>
+                <w:sz w:val="16"/>
+                <w:szCs w:val="16"/>
+                <w:lang w:val="ru-RU"/>
+              </w:rPr>
+              <w:t xml:space="preserve"> </w:t>
+            </w:r>
+            <w:proofErr w:type="spellStart"/>
+            <w:r>
+              <w:rPr>
+                <w:rFonts w:ascii="Arial" w:hAnsi="Arial" w:cs="Arial"/>
+                <w:b/>
+                <w:sz w:val="16"/>
+                <w:szCs w:val="16"/>
+                <w:lang w:val="ru-RU"/>
+              </w:rPr>
+              <w:t>Ликайте</w:t>
+            </w:r>
+            <w:proofErr w:type="spellEnd"/>
+            <w:r>
+              <w:rPr>
+                <w:rFonts w:ascii="Arial" w:hAnsi="Arial" w:cs="Arial"/>
+                <w:b/>
+                <w:sz w:val="16"/>
+                <w:szCs w:val="16"/>
+                <w:lang w:val="ru-RU"/>
+              </w:rPr>
+              <w:t xml:space="preserve"> </w:t>
+            </w:r>
+            <w:proofErr w:type="spellStart"/>
+            <w:r>
+              <w:rPr>
+                <w:rFonts w:ascii="Arial" w:hAnsi="Arial" w:cs="Arial"/>
+                <w:b/>
+                <w:sz w:val="16"/>
+                <w:szCs w:val="16"/>
+                <w:lang w:val="ru-RU"/>
+              </w:rPr>
+              <w:t>Геновайте</w:t>
+            </w:r>
+            <w:proofErr w:type="spellEnd"/>
+            <w:r>
+              <w:rPr>
+                <w:rFonts w:ascii="Arial" w:hAnsi="Arial" w:cs="Arial"/>
+                <w:b/>
+                <w:sz w:val="16"/>
+                <w:szCs w:val="16"/>
+                <w:lang w:val="ru-RU"/>
+              </w:rPr>
+              <w:t xml:space="preserve"> (Евгения)</w:t>
             </w:r>
             <w:r>
               <w:rPr>
@@ -18956,8 +20188,20 @@
                 <w:szCs w:val="16"/>
                 <w:lang w:val="ru-RU"/>
               </w:rPr>
-              <w:t xml:space="preserve"> Антано</w:t>
-            </w:r>
+              <w:t xml:space="preserve"> </w:t>
+            </w:r>
+            <w:proofErr w:type="spellStart"/>
+            <w:r>
+              <w:rPr>
+                <w:rFonts w:ascii="Arial" w:hAnsi="Arial" w:cs="Arial"/>
+                <w:b/>
+                <w:sz w:val="16"/>
+                <w:szCs w:val="16"/>
+                <w:lang w:val="ru-RU"/>
+              </w:rPr>
+              <w:t>Антано</w:t>
+            </w:r>
+            <w:proofErr w:type="spellEnd"/>
             <w:r>
               <w:rPr>
                 <w:rFonts w:ascii="Arial" w:hAnsi="Arial" w:cs="Arial"/>
@@ -19218,7 +20462,6 @@
               <w:bottom w:val="double" w:sz="1" w:space="0" w:color="808080"/>
               <w:right w:val="double" w:sz="2" w:space="0" w:color="808080"/>
             </w:tcBorders>
-            <w:shd w:val="clear" w:color="auto" w:fill="auto"/>
             <w:vAlign w:val="center"/>
           </w:tcPr>
           <w:p>
@@ -19460,7 +20703,6 @@
               <w:bottom w:val="double" w:sz="1" w:space="0" w:color="808080"/>
               <w:right w:val="double" w:sz="2" w:space="0" w:color="808080"/>
             </w:tcBorders>
-            <w:shd w:val="clear" w:color="auto" w:fill="auto"/>
             <w:vAlign w:val="center"/>
           </w:tcPr>
           <w:p>
@@ -19482,16 +20724,29 @@
                 <w:lang w:val="ru-RU"/>
               </w:rPr>
             </w:pPr>
-            <w:r>
-              <w:rPr>
-                <w:rFonts w:ascii="Arial" w:hAnsi="Arial" w:cs="Arial"/>
-                <w:b/>
-                <w:bCs/>
-                <w:sz w:val="16"/>
-                <w:szCs w:val="16"/>
-                <w:lang w:val="ru-RU"/>
-              </w:rPr>
-              <w:t>Попукайте Виктория</w:t>
+            <w:proofErr w:type="spellStart"/>
+            <w:r>
+              <w:rPr>
+                <w:rFonts w:ascii="Arial" w:hAnsi="Arial" w:cs="Arial"/>
+                <w:b/>
+                <w:bCs/>
+                <w:sz w:val="16"/>
+                <w:szCs w:val="16"/>
+                <w:lang w:val="ru-RU"/>
+              </w:rPr>
+              <w:t>Попукайте</w:t>
+            </w:r>
+            <w:proofErr w:type="spellEnd"/>
+            <w:r>
+              <w:rPr>
+                <w:rFonts w:ascii="Arial" w:hAnsi="Arial" w:cs="Arial"/>
+                <w:b/>
+                <w:bCs/>
+                <w:sz w:val="16"/>
+                <w:szCs w:val="16"/>
+                <w:lang w:val="ru-RU"/>
+              </w:rPr>
+              <w:t xml:space="preserve"> Виктория</w:t>
             </w:r>
             <w:r>
               <w:rPr>
@@ -19731,7 +20986,6 @@
               <w:bottom w:val="double" w:sz="1" w:space="0" w:color="808080"/>
               <w:right w:val="double" w:sz="2" w:space="0" w:color="808080"/>
             </w:tcBorders>
-            <w:shd w:val="clear" w:color="auto" w:fill="auto"/>
             <w:vAlign w:val="center"/>
           </w:tcPr>
           <w:p>
@@ -19753,16 +21007,53 @@
                 <w:lang w:val="ru-RU"/>
               </w:rPr>
             </w:pPr>
-            <w:r>
-              <w:rPr>
-                <w:rFonts w:ascii="Arial" w:hAnsi="Arial" w:cs="Arial"/>
-                <w:b/>
-                <w:bCs/>
-                <w:sz w:val="16"/>
-                <w:szCs w:val="16"/>
-                <w:lang w:val="ru-RU"/>
-              </w:rPr>
-              <w:t>Рузгас Уршула Адамовна</w:t>
+            <w:proofErr w:type="spellStart"/>
+            <w:r>
+              <w:rPr>
+                <w:rFonts w:ascii="Arial" w:hAnsi="Arial" w:cs="Arial"/>
+                <w:b/>
+                <w:bCs/>
+                <w:sz w:val="16"/>
+                <w:szCs w:val="16"/>
+                <w:lang w:val="ru-RU"/>
+              </w:rPr>
+              <w:t>Рузгас</w:t>
+            </w:r>
+            <w:proofErr w:type="spellEnd"/>
+            <w:r>
+              <w:rPr>
+                <w:rFonts w:ascii="Arial" w:hAnsi="Arial" w:cs="Arial"/>
+                <w:b/>
+                <w:bCs/>
+                <w:sz w:val="16"/>
+                <w:szCs w:val="16"/>
+                <w:lang w:val="ru-RU"/>
+              </w:rPr>
+              <w:t xml:space="preserve"> </w:t>
+            </w:r>
+            <w:proofErr w:type="spellStart"/>
+            <w:r>
+              <w:rPr>
+                <w:rFonts w:ascii="Arial" w:hAnsi="Arial" w:cs="Arial"/>
+                <w:b/>
+                <w:bCs/>
+                <w:sz w:val="16"/>
+                <w:szCs w:val="16"/>
+                <w:lang w:val="ru-RU"/>
+              </w:rPr>
+              <w:t>Уршула</w:t>
+            </w:r>
+            <w:proofErr w:type="spellEnd"/>
+            <w:r>
+              <w:rPr>
+                <w:rFonts w:ascii="Arial" w:hAnsi="Arial" w:cs="Arial"/>
+                <w:b/>
+                <w:bCs/>
+                <w:sz w:val="16"/>
+                <w:szCs w:val="16"/>
+                <w:lang w:val="ru-RU"/>
+              </w:rPr>
+              <w:t xml:space="preserve"> Адамовна</w:t>
             </w:r>
             <w:r>
               <w:rPr>
@@ -19889,7 +21180,33 @@
                 <w:szCs w:val="16"/>
                 <w:lang w:val="ru-RU"/>
               </w:rPr>
-              <w:t xml:space="preserve"> Ленинградский мартиролог: 1937-1938, том 7</w:t>
+              <w:t xml:space="preserve"> Ленинградский мартиролог: </w:t>
+            </w:r>
+            <w:proofErr w:type="gramStart"/>
+            <w:r>
+              <w:rPr>
+                <w:rFonts w:ascii="Arial" w:hAnsi="Arial" w:cs="Arial"/>
+                <w:b/>
+                <w:bCs/>
+                <w:i/>
+                <w:sz w:val="16"/>
+                <w:szCs w:val="16"/>
+                <w:lang w:val="ru-RU"/>
+              </w:rPr>
+              <w:t>1937-1938</w:t>
+            </w:r>
+            <w:proofErr w:type="gramEnd"/>
+            <w:r>
+              <w:rPr>
+                <w:rFonts w:ascii="Arial" w:hAnsi="Arial" w:cs="Arial"/>
+                <w:b/>
+                <w:bCs/>
+                <w:i/>
+                <w:sz w:val="16"/>
+                <w:szCs w:val="16"/>
+                <w:lang w:val="ru-RU"/>
+              </w:rPr>
+              <w:t>, том 7</w:t>
             </w:r>
             <w:r>
               <w:rPr>
@@ -19945,7 +21262,6 @@
               <w:bottom w:val="double" w:sz="1" w:space="0" w:color="808080"/>
               <w:right w:val="double" w:sz="2" w:space="0" w:color="808080"/>
             </w:tcBorders>
-            <w:shd w:val="clear" w:color="auto" w:fill="auto"/>
             <w:vAlign w:val="center"/>
           </w:tcPr>
           <w:p>
@@ -19966,16 +21282,29 @@
                 <w:lang w:val="ru-RU"/>
               </w:rPr>
             </w:pPr>
-            <w:r>
-              <w:rPr>
-                <w:rFonts w:ascii="Arial" w:hAnsi="Arial" w:cs="Arial"/>
-                <w:b/>
-                <w:bCs/>
-                <w:sz w:val="16"/>
-                <w:szCs w:val="16"/>
-                <w:lang w:val="ru-RU"/>
-              </w:rPr>
-              <w:t>Рурина Мария Михайловна</w:t>
+            <w:proofErr w:type="spellStart"/>
+            <w:r>
+              <w:rPr>
+                <w:rFonts w:ascii="Arial" w:hAnsi="Arial" w:cs="Arial"/>
+                <w:b/>
+                <w:bCs/>
+                <w:sz w:val="16"/>
+                <w:szCs w:val="16"/>
+                <w:lang w:val="ru-RU"/>
+              </w:rPr>
+              <w:t>Рурина</w:t>
+            </w:r>
+            <w:proofErr w:type="spellEnd"/>
+            <w:r>
+              <w:rPr>
+                <w:rFonts w:ascii="Arial" w:hAnsi="Arial" w:cs="Arial"/>
+                <w:b/>
+                <w:bCs/>
+                <w:sz w:val="16"/>
+                <w:szCs w:val="16"/>
+                <w:lang w:val="ru-RU"/>
+              </w:rPr>
+              <w:t xml:space="preserve"> Мария Михайловна</w:t>
             </w:r>
             <w:r>
               <w:rPr>
@@ -20339,7 +21668,6 @@
               <w:bottom w:val="double" w:sz="1" w:space="0" w:color="808080"/>
               <w:right w:val="double" w:sz="2" w:space="0" w:color="808080"/>
             </w:tcBorders>
-            <w:shd w:val="clear" w:color="auto" w:fill="auto"/>
             <w:vAlign w:val="center"/>
           </w:tcPr>
           <w:p>
@@ -20501,7 +21829,31 @@
                 <w:szCs w:val="16"/>
                 <w:lang w:val="ru-RU"/>
               </w:rPr>
-              <w:t xml:space="preserve"> Ленинградский мартиролог: 1937-1938, том 3</w:t>
+              <w:t xml:space="preserve"> Ленинградский мартиролог: </w:t>
+            </w:r>
+            <w:proofErr w:type="gramStart"/>
+            <w:r>
+              <w:rPr>
+                <w:rFonts w:ascii="Arial" w:hAnsi="Arial" w:cs="Arial"/>
+                <w:b/>
+                <w:bCs/>
+                <w:sz w:val="16"/>
+                <w:szCs w:val="16"/>
+                <w:lang w:val="ru-RU"/>
+              </w:rPr>
+              <w:t>1937-1938</w:t>
+            </w:r>
+            <w:proofErr w:type="gramEnd"/>
+            <w:r>
+              <w:rPr>
+                <w:rFonts w:ascii="Arial" w:hAnsi="Arial" w:cs="Arial"/>
+                <w:b/>
+                <w:bCs/>
+                <w:sz w:val="16"/>
+                <w:szCs w:val="16"/>
+                <w:lang w:val="ru-RU"/>
+              </w:rPr>
+              <w:t>, том 3</w:t>
             </w:r>
             <w:r>
               <w:rPr>
@@ -20555,7 +21907,6 @@
               <w:bottom w:val="double" w:sz="1" w:space="0" w:color="808080"/>
               <w:right w:val="double" w:sz="2" w:space="0" w:color="808080"/>
             </w:tcBorders>
-            <w:shd w:val="clear" w:color="auto" w:fill="auto"/>
             <w:vAlign w:val="center"/>
           </w:tcPr>
           <w:p>
@@ -20578,17 +21929,67 @@
                 <w:lang w:val="ru-RU"/>
               </w:rPr>
             </w:pPr>
-            <w:r>
-              <w:rPr>
-                <w:rFonts w:ascii="Arial" w:hAnsi="Arial" w:cs="Arial"/>
-                <w:b/>
-                <w:bCs/>
-                <w:sz w:val="16"/>
-                <w:szCs w:val="16"/>
-                <w:lang w:val="ru-RU"/>
-              </w:rPr>
-              <w:t>Семашкайте (Симашкайте) София, Повило</w:t>
-            </w:r>
+            <w:proofErr w:type="spellStart"/>
+            <w:r>
+              <w:rPr>
+                <w:rFonts w:ascii="Arial" w:hAnsi="Arial" w:cs="Arial"/>
+                <w:b/>
+                <w:bCs/>
+                <w:sz w:val="16"/>
+                <w:szCs w:val="16"/>
+                <w:lang w:val="ru-RU"/>
+              </w:rPr>
+              <w:t>Семашкайте</w:t>
+            </w:r>
+            <w:proofErr w:type="spellEnd"/>
+            <w:r>
+              <w:rPr>
+                <w:rFonts w:ascii="Arial" w:hAnsi="Arial" w:cs="Arial"/>
+                <w:b/>
+                <w:bCs/>
+                <w:sz w:val="16"/>
+                <w:szCs w:val="16"/>
+                <w:lang w:val="ru-RU"/>
+              </w:rPr>
+              <w:t xml:space="preserve"> (</w:t>
+            </w:r>
+            <w:proofErr w:type="spellStart"/>
+            <w:r>
+              <w:rPr>
+                <w:rFonts w:ascii="Arial" w:hAnsi="Arial" w:cs="Arial"/>
+                <w:b/>
+                <w:bCs/>
+                <w:sz w:val="16"/>
+                <w:szCs w:val="16"/>
+                <w:lang w:val="ru-RU"/>
+              </w:rPr>
+              <w:t>Симашкайте</w:t>
+            </w:r>
+            <w:proofErr w:type="spellEnd"/>
+            <w:r>
+              <w:rPr>
+                <w:rFonts w:ascii="Arial" w:hAnsi="Arial" w:cs="Arial"/>
+                <w:b/>
+                <w:bCs/>
+                <w:sz w:val="16"/>
+                <w:szCs w:val="16"/>
+                <w:lang w:val="ru-RU"/>
+              </w:rPr>
+              <w:t>) София</w:t>
+            </w:r>
+            <w:proofErr w:type="gramStart"/>
+            <w:r>
+              <w:rPr>
+                <w:rFonts w:ascii="Arial" w:hAnsi="Arial" w:cs="Arial"/>
+                <w:b/>
+                <w:bCs/>
+                <w:sz w:val="16"/>
+                <w:szCs w:val="16"/>
+                <w:lang w:val="ru-RU"/>
+              </w:rPr>
+              <w:t>, Повило</w:t>
+            </w:r>
+            <w:proofErr w:type="gramEnd"/>
             <w:r>
               <w:rPr>
                 <w:rFonts w:ascii="Arial" w:hAnsi="Arial" w:cs="Arial"/>
@@ -20782,7 +22183,6 @@
               <w:bottom w:val="double" w:sz="1" w:space="0" w:color="808080"/>
               <w:right w:val="double" w:sz="2" w:space="0" w:color="808080"/>
             </w:tcBorders>
-            <w:shd w:val="clear" w:color="auto" w:fill="auto"/>
             <w:vAlign w:val="center"/>
           </w:tcPr>
           <w:p>
@@ -21102,7 +22502,6 @@
               <w:bottom w:val="double" w:sz="1" w:space="0" w:color="808080"/>
               <w:right w:val="double" w:sz="2" w:space="0" w:color="808080"/>
             </w:tcBorders>
-            <w:shd w:val="clear" w:color="auto" w:fill="auto"/>
             <w:vAlign w:val="center"/>
           </w:tcPr>
           <w:p>
@@ -21125,16 +22524,29 @@
                 <w:lang w:val="ru-RU"/>
               </w:rPr>
             </w:pPr>
-            <w:r>
-              <w:rPr>
-                <w:rFonts w:ascii="Arial" w:hAnsi="Arial" w:cs="Arial"/>
-                <w:b/>
-                <w:bCs/>
-                <w:sz w:val="16"/>
-                <w:szCs w:val="16"/>
-                <w:lang w:val="ru-RU"/>
-              </w:rPr>
-              <w:t>Сипович Винцента Владиславовна</w:t>
+            <w:proofErr w:type="spellStart"/>
+            <w:r>
+              <w:rPr>
+                <w:rFonts w:ascii="Arial" w:hAnsi="Arial" w:cs="Arial"/>
+                <w:b/>
+                <w:bCs/>
+                <w:sz w:val="16"/>
+                <w:szCs w:val="16"/>
+                <w:lang w:val="ru-RU"/>
+              </w:rPr>
+              <w:t>Сипович</w:t>
+            </w:r>
+            <w:proofErr w:type="spellEnd"/>
+            <w:r>
+              <w:rPr>
+                <w:rFonts w:ascii="Arial" w:hAnsi="Arial" w:cs="Arial"/>
+                <w:b/>
+                <w:bCs/>
+                <w:sz w:val="16"/>
+                <w:szCs w:val="16"/>
+                <w:lang w:val="ru-RU"/>
+              </w:rPr>
+              <w:t xml:space="preserve"> Винцента Владиславовна</w:t>
             </w:r>
             <w:r>
               <w:rPr>
@@ -21433,7 +22845,6 @@
               <w:bottom w:val="double" w:sz="1" w:space="0" w:color="808080"/>
               <w:right w:val="double" w:sz="2" w:space="0" w:color="808080"/>
             </w:tcBorders>
-            <w:shd w:val="clear" w:color="auto" w:fill="auto"/>
             <w:vAlign w:val="center"/>
           </w:tcPr>
           <w:p>
@@ -21743,7 +23154,6 @@
               <w:bottom w:val="double" w:sz="1" w:space="0" w:color="808080"/>
               <w:right w:val="double" w:sz="2" w:space="0" w:color="808080"/>
             </w:tcBorders>
-            <w:shd w:val="clear" w:color="auto" w:fill="auto"/>
             <w:vAlign w:val="center"/>
           </w:tcPr>
           <w:p>
@@ -22070,7 +23480,6 @@
               <w:bottom w:val="double" w:sz="1" w:space="0" w:color="808080"/>
               <w:right w:val="double" w:sz="2" w:space="0" w:color="808080"/>
             </w:tcBorders>
-            <w:shd w:val="clear" w:color="auto" w:fill="auto"/>
             <w:vAlign w:val="center"/>
           </w:tcPr>
           <w:p>
@@ -22302,7 +23711,6 @@
               <w:bottom w:val="double" w:sz="1" w:space="0" w:color="808080"/>
               <w:right w:val="double" w:sz="2" w:space="0" w:color="808080"/>
             </w:tcBorders>
-            <w:shd w:val="clear" w:color="auto" w:fill="auto"/>
             <w:vAlign w:val="center"/>
           </w:tcPr>
           <w:p>
@@ -22324,16 +23732,29 @@
                 <w:lang w:val="ru-RU"/>
               </w:rPr>
             </w:pPr>
-            <w:r>
-              <w:rPr>
-                <w:rFonts w:ascii="Arial" w:hAnsi="Arial" w:cs="Arial"/>
-                <w:b/>
-                <w:bCs/>
-                <w:sz w:val="16"/>
-                <w:szCs w:val="16"/>
-                <w:lang w:val="ru-RU"/>
-              </w:rPr>
-              <w:t>Суткайтис Ванда Александровна</w:t>
+            <w:proofErr w:type="spellStart"/>
+            <w:r>
+              <w:rPr>
+                <w:rFonts w:ascii="Arial" w:hAnsi="Arial" w:cs="Arial"/>
+                <w:b/>
+                <w:bCs/>
+                <w:sz w:val="16"/>
+                <w:szCs w:val="16"/>
+                <w:lang w:val="ru-RU"/>
+              </w:rPr>
+              <w:t>Суткайтис</w:t>
+            </w:r>
+            <w:proofErr w:type="spellEnd"/>
+            <w:r>
+              <w:rPr>
+                <w:rFonts w:ascii="Arial" w:hAnsi="Arial" w:cs="Arial"/>
+                <w:b/>
+                <w:bCs/>
+                <w:sz w:val="16"/>
+                <w:szCs w:val="16"/>
+                <w:lang w:val="ru-RU"/>
+              </w:rPr>
+              <w:t xml:space="preserve"> Ванда Александровна</w:t>
             </w:r>
             <w:r>
               <w:rPr>
@@ -22475,7 +23896,31 @@
                 <w:szCs w:val="16"/>
                 <w:lang w:val="ru-RU"/>
               </w:rPr>
-              <w:t xml:space="preserve"> Ленинградский мартиролог: 1937-1938, том 8</w:t>
+              <w:t xml:space="preserve"> Ленинградский мартиролог: </w:t>
+            </w:r>
+            <w:proofErr w:type="gramStart"/>
+            <w:r>
+              <w:rPr>
+                <w:rFonts w:ascii="Arial" w:hAnsi="Arial" w:cs="Arial"/>
+                <w:b/>
+                <w:bCs/>
+                <w:sz w:val="16"/>
+                <w:szCs w:val="16"/>
+                <w:lang w:val="ru-RU"/>
+              </w:rPr>
+              <w:t>1937-1938</w:t>
+            </w:r>
+            <w:proofErr w:type="gramEnd"/>
+            <w:r>
+              <w:rPr>
+                <w:rFonts w:ascii="Arial" w:hAnsi="Arial" w:cs="Arial"/>
+                <w:b/>
+                <w:bCs/>
+                <w:sz w:val="16"/>
+                <w:szCs w:val="16"/>
+                <w:lang w:val="ru-RU"/>
+              </w:rPr>
+              <w:t>, том 8</w:t>
             </w:r>
             <w:r>
               <w:rPr>
@@ -22529,7 +23974,6 @@
               <w:bottom w:val="double" w:sz="1" w:space="0" w:color="808080"/>
               <w:right w:val="double" w:sz="2" w:space="0" w:color="808080"/>
             </w:tcBorders>
-            <w:shd w:val="clear" w:color="auto" w:fill="auto"/>
             <w:vAlign w:val="center"/>
           </w:tcPr>
           <w:p>
@@ -22550,16 +23994,29 @@
                 <w:lang w:val="ru-RU"/>
               </w:rPr>
             </w:pPr>
-            <w:r>
-              <w:rPr>
-                <w:rFonts w:ascii="Arial" w:hAnsi="Arial" w:cs="Arial"/>
-                <w:b/>
-                <w:bCs/>
-                <w:sz w:val="16"/>
-                <w:szCs w:val="16"/>
-                <w:lang w:val="ru-RU"/>
-              </w:rPr>
-              <w:t>Тауткус Елена Антоновна</w:t>
+            <w:proofErr w:type="spellStart"/>
+            <w:r>
+              <w:rPr>
+                <w:rFonts w:ascii="Arial" w:hAnsi="Arial" w:cs="Arial"/>
+                <w:b/>
+                <w:bCs/>
+                <w:sz w:val="16"/>
+                <w:szCs w:val="16"/>
+                <w:lang w:val="ru-RU"/>
+              </w:rPr>
+              <w:t>Тауткус</w:t>
+            </w:r>
+            <w:proofErr w:type="spellEnd"/>
+            <w:r>
+              <w:rPr>
+                <w:rFonts w:ascii="Arial" w:hAnsi="Arial" w:cs="Arial"/>
+                <w:b/>
+                <w:bCs/>
+                <w:sz w:val="16"/>
+                <w:szCs w:val="16"/>
+                <w:lang w:val="ru-RU"/>
+              </w:rPr>
+              <w:t xml:space="preserve"> Елена Антоновна</w:t>
             </w:r>
             <w:r>
               <w:rPr>
@@ -22832,7 +24289,6 @@
               <w:bottom w:val="double" w:sz="1" w:space="0" w:color="808080"/>
               <w:right w:val="double" w:sz="2" w:space="0" w:color="808080"/>
             </w:tcBorders>
-            <w:shd w:val="clear" w:color="auto" w:fill="auto"/>
             <w:vAlign w:val="center"/>
           </w:tcPr>
           <w:p>
@@ -23062,7 +24518,6 @@
               <w:bottom w:val="double" w:sz="1" w:space="0" w:color="808080"/>
               <w:right w:val="double" w:sz="2" w:space="0" w:color="808080"/>
             </w:tcBorders>
-            <w:shd w:val="clear" w:color="auto" w:fill="auto"/>
             <w:vAlign w:val="center"/>
           </w:tcPr>
           <w:p>
@@ -23323,7 +24778,6 @@
               <w:bottom w:val="double" w:sz="1" w:space="0" w:color="808080"/>
               <w:right w:val="double" w:sz="2" w:space="0" w:color="808080"/>
             </w:tcBorders>
-            <w:shd w:val="clear" w:color="auto" w:fill="auto"/>
             <w:vAlign w:val="center"/>
           </w:tcPr>
           <w:p>
@@ -23606,7 +25060,6 @@
               <w:bottom w:val="double" w:sz="1" w:space="0" w:color="808080"/>
               <w:right w:val="double" w:sz="2" w:space="0" w:color="808080"/>
             </w:tcBorders>
-            <w:shd w:val="clear" w:color="auto" w:fill="auto"/>
             <w:vAlign w:val="center"/>
           </w:tcPr>
           <w:p>
@@ -23875,7 +25328,6 @@
               <w:bottom w:val="double" w:sz="1" w:space="0" w:color="808080"/>
               <w:right w:val="double" w:sz="2" w:space="0" w:color="808080"/>
             </w:tcBorders>
-            <w:shd w:val="clear" w:color="auto" w:fill="auto"/>
             <w:vAlign w:val="center"/>
           </w:tcPr>
           <w:p>
@@ -23887,15 +25339,27 @@
                 <w:lang w:val="ru-RU"/>
               </w:rPr>
             </w:pPr>
-            <w:r>
-              <w:rPr>
-                <w:rFonts w:ascii="Arial" w:hAnsi="Arial" w:cs="Arial"/>
-                <w:b/>
-                <w:sz w:val="16"/>
-                <w:szCs w:val="16"/>
-                <w:lang w:val="ru-RU"/>
-              </w:rPr>
-              <w:t>Чипас-Гинтвайнис Казимира Зиновьевна</w:t>
+            <w:proofErr w:type="spellStart"/>
+            <w:r>
+              <w:rPr>
+                <w:rFonts w:ascii="Arial" w:hAnsi="Arial" w:cs="Arial"/>
+                <w:b/>
+                <w:sz w:val="16"/>
+                <w:szCs w:val="16"/>
+                <w:lang w:val="ru-RU"/>
+              </w:rPr>
+              <w:t>Чипас-Гинтвайнис</w:t>
+            </w:r>
+            <w:proofErr w:type="spellEnd"/>
+            <w:r>
+              <w:rPr>
+                <w:rFonts w:ascii="Arial" w:hAnsi="Arial" w:cs="Arial"/>
+                <w:b/>
+                <w:sz w:val="16"/>
+                <w:szCs w:val="16"/>
+                <w:lang w:val="ru-RU"/>
+              </w:rPr>
+              <w:t xml:space="preserve"> Казимира Зиновьевна</w:t>
             </w:r>
             <w:r>
               <w:rPr>
@@ -24054,7 +25518,6 @@
               <w:bottom w:val="double" w:sz="1" w:space="0" w:color="808080"/>
               <w:right w:val="double" w:sz="2" w:space="0" w:color="808080"/>
             </w:tcBorders>
-            <w:shd w:val="clear" w:color="auto" w:fill="auto"/>
             <w:vAlign w:val="center"/>
           </w:tcPr>
           <w:p>
@@ -24068,15 +25531,27 @@
                 <w:lang w:val="ru-RU"/>
               </w:rPr>
             </w:pPr>
-            <w:r>
-              <w:rPr>
-                <w:rFonts w:ascii="Arial" w:hAnsi="Arial" w:cs="Arial"/>
-                <w:b/>
-                <w:sz w:val="16"/>
-                <w:szCs w:val="16"/>
-                <w:lang w:val="ru-RU"/>
-              </w:rPr>
-              <w:t>Шаблова Виктория Эдуардовна</w:t>
+            <w:proofErr w:type="spellStart"/>
+            <w:r>
+              <w:rPr>
+                <w:rFonts w:ascii="Arial" w:hAnsi="Arial" w:cs="Arial"/>
+                <w:b/>
+                <w:sz w:val="16"/>
+                <w:szCs w:val="16"/>
+                <w:lang w:val="ru-RU"/>
+              </w:rPr>
+              <w:t>Шаблова</w:t>
+            </w:r>
+            <w:proofErr w:type="spellEnd"/>
+            <w:r>
+              <w:rPr>
+                <w:rFonts w:ascii="Arial" w:hAnsi="Arial" w:cs="Arial"/>
+                <w:b/>
+                <w:sz w:val="16"/>
+                <w:szCs w:val="16"/>
+                <w:lang w:val="ru-RU"/>
+              </w:rPr>
+              <w:t xml:space="preserve"> Виктория Эдуардовна</w:t>
             </w:r>
             <w:r>
               <w:rPr>
@@ -24370,7 +25845,6 @@
               <w:bottom w:val="double" w:sz="1" w:space="0" w:color="808080"/>
               <w:right w:val="double" w:sz="2" w:space="0" w:color="808080"/>
             </w:tcBorders>
-            <w:shd w:val="clear" w:color="auto" w:fill="auto"/>
             <w:vAlign w:val="center"/>
           </w:tcPr>
           <w:p>
@@ -24384,16 +25858,29 @@
                 <w:lang w:val="ru-RU"/>
               </w:rPr>
             </w:pPr>
-            <w:r>
-              <w:rPr>
-                <w:rFonts w:ascii="Arial" w:hAnsi="Arial" w:cs="Arial"/>
-                <w:b/>
-                <w:bCs/>
-                <w:sz w:val="16"/>
-                <w:szCs w:val="16"/>
-                <w:lang w:val="ru-RU"/>
-              </w:rPr>
-              <w:t>Шарловская Алина Игнатьевна</w:t>
+            <w:proofErr w:type="spellStart"/>
+            <w:r>
+              <w:rPr>
+                <w:rFonts w:ascii="Arial" w:hAnsi="Arial" w:cs="Arial"/>
+                <w:b/>
+                <w:bCs/>
+                <w:sz w:val="16"/>
+                <w:szCs w:val="16"/>
+                <w:lang w:val="ru-RU"/>
+              </w:rPr>
+              <w:t>Шарловская</w:t>
+            </w:r>
+            <w:proofErr w:type="spellEnd"/>
+            <w:r>
+              <w:rPr>
+                <w:rFonts w:ascii="Arial" w:hAnsi="Arial" w:cs="Arial"/>
+                <w:b/>
+                <w:bCs/>
+                <w:sz w:val="16"/>
+                <w:szCs w:val="16"/>
+                <w:lang w:val="ru-RU"/>
+              </w:rPr>
+              <w:t xml:space="preserve"> Алина Игнатьевна</w:t>
             </w:r>
             <w:r>
               <w:rPr>
@@ -24628,7 +26115,6 @@
               <w:bottom w:val="double" w:sz="1" w:space="0" w:color="808080"/>
               <w:right w:val="double" w:sz="2" w:space="0" w:color="808080"/>
             </w:tcBorders>
-            <w:shd w:val="clear" w:color="auto" w:fill="auto"/>
             <w:vAlign w:val="center"/>
           </w:tcPr>
           <w:p>
@@ -24642,16 +26128,29 @@
                 <w:lang w:val="ru-RU"/>
               </w:rPr>
             </w:pPr>
-            <w:r>
-              <w:rPr>
-                <w:rFonts w:ascii="Arial" w:hAnsi="Arial" w:cs="Arial"/>
-                <w:b/>
-                <w:bCs/>
-                <w:sz w:val="16"/>
-                <w:szCs w:val="16"/>
-                <w:lang w:val="ru-RU"/>
-              </w:rPr>
-              <w:t>Шарловская Ванда Игнатьевна</w:t>
+            <w:proofErr w:type="spellStart"/>
+            <w:r>
+              <w:rPr>
+                <w:rFonts w:ascii="Arial" w:hAnsi="Arial" w:cs="Arial"/>
+                <w:b/>
+                <w:bCs/>
+                <w:sz w:val="16"/>
+                <w:szCs w:val="16"/>
+                <w:lang w:val="ru-RU"/>
+              </w:rPr>
+              <w:t>Шарловская</w:t>
+            </w:r>
+            <w:proofErr w:type="spellEnd"/>
+            <w:r>
+              <w:rPr>
+                <w:rFonts w:ascii="Arial" w:hAnsi="Arial" w:cs="Arial"/>
+                <w:b/>
+                <w:bCs/>
+                <w:sz w:val="16"/>
+                <w:szCs w:val="16"/>
+                <w:lang w:val="ru-RU"/>
+              </w:rPr>
+              <w:t xml:space="preserve"> Ванда Игнатьевна</w:t>
             </w:r>
             <w:r>
               <w:rPr>
@@ -24904,7 +26403,6 @@
               <w:bottom w:val="double" w:sz="1" w:space="0" w:color="808080"/>
               <w:right w:val="double" w:sz="2" w:space="0" w:color="808080"/>
             </w:tcBorders>
-            <w:shd w:val="clear" w:color="auto" w:fill="auto"/>
             <w:vAlign w:val="center"/>
           </w:tcPr>
           <w:p>
@@ -24918,6 +26416,7 @@
                 <w:lang w:val="ru-RU"/>
               </w:rPr>
             </w:pPr>
+            <w:proofErr w:type="spellStart"/>
             <w:r>
               <w:rPr>
                 <w:rFonts w:ascii="Arial" w:hAnsi="Arial" w:cs="Arial"/>
@@ -24928,7 +26427,43 @@
                 <w:lang w:val="ru-RU"/>
               </w:rPr>
               <w:lastRenderedPageBreak/>
-              <w:t>Шилейкис (Шелейкис) Адель Андреевна</w:t>
+              <w:t>Шилейкис</w:t>
+            </w:r>
+            <w:proofErr w:type="spellEnd"/>
+            <w:r>
+              <w:rPr>
+                <w:rFonts w:ascii="Arial" w:hAnsi="Arial" w:cs="Arial"/>
+                <w:b/>
+                <w:bCs/>
+                <w:sz w:val="16"/>
+                <w:szCs w:val="16"/>
+                <w:lang w:val="ru-RU"/>
+              </w:rPr>
+              <w:t xml:space="preserve"> (</w:t>
+            </w:r>
+            <w:proofErr w:type="spellStart"/>
+            <w:r>
+              <w:rPr>
+                <w:rFonts w:ascii="Arial" w:hAnsi="Arial" w:cs="Arial"/>
+                <w:b/>
+                <w:bCs/>
+                <w:sz w:val="16"/>
+                <w:szCs w:val="16"/>
+                <w:lang w:val="ru-RU"/>
+              </w:rPr>
+              <w:t>Шелейкис</w:t>
+            </w:r>
+            <w:proofErr w:type="spellEnd"/>
+            <w:r>
+              <w:rPr>
+                <w:rFonts w:ascii="Arial" w:hAnsi="Arial" w:cs="Arial"/>
+                <w:b/>
+                <w:bCs/>
+                <w:sz w:val="16"/>
+                <w:szCs w:val="16"/>
+                <w:lang w:val="ru-RU"/>
+              </w:rPr>
+              <w:t>) Адель Андреевна</w:t>
             </w:r>
             <w:r>
               <w:rPr>
@@ -25173,7 +26708,6 @@
               <w:bottom w:val="double" w:sz="1" w:space="0" w:color="808080"/>
               <w:right w:val="double" w:sz="2" w:space="0" w:color="808080"/>
             </w:tcBorders>
-            <w:shd w:val="clear" w:color="auto" w:fill="auto"/>
             <w:vAlign w:val="center"/>
           </w:tcPr>
           <w:p>
@@ -25345,7 +26879,6 @@
               <w:bottom w:val="double" w:sz="1" w:space="0" w:color="808080"/>
               <w:right w:val="double" w:sz="2" w:space="0" w:color="808080"/>
             </w:tcBorders>
-            <w:shd w:val="clear" w:color="auto" w:fill="auto"/>
             <w:vAlign w:val="center"/>
           </w:tcPr>
           <w:p>
@@ -25359,17 +26892,43 @@
                 <w:lang w:val="ru-RU"/>
               </w:rPr>
             </w:pPr>
-            <w:r>
-              <w:rPr>
-                <w:rFonts w:ascii="Arial" w:hAnsi="Arial" w:cs="Arial"/>
-                <w:b/>
-                <w:bCs/>
-                <w:sz w:val="16"/>
-                <w:szCs w:val="16"/>
-                <w:lang w:val="ru-RU"/>
-              </w:rPr>
-              <w:t>Шишкаускене-Вильчинскайте Она, Пятро</w:t>
-            </w:r>
+            <w:proofErr w:type="spellStart"/>
+            <w:r>
+              <w:rPr>
+                <w:rFonts w:ascii="Arial" w:hAnsi="Arial" w:cs="Arial"/>
+                <w:b/>
+                <w:bCs/>
+                <w:sz w:val="16"/>
+                <w:szCs w:val="16"/>
+                <w:lang w:val="ru-RU"/>
+              </w:rPr>
+              <w:t>Шишкаускене-Вильчинскайте</w:t>
+            </w:r>
+            <w:proofErr w:type="spellEnd"/>
+            <w:r>
+              <w:rPr>
+                <w:rFonts w:ascii="Arial" w:hAnsi="Arial" w:cs="Arial"/>
+                <w:b/>
+                <w:bCs/>
+                <w:sz w:val="16"/>
+                <w:szCs w:val="16"/>
+                <w:lang w:val="ru-RU"/>
+              </w:rPr>
+              <w:t xml:space="preserve"> Она, </w:t>
+            </w:r>
+            <w:proofErr w:type="spellStart"/>
+            <w:r>
+              <w:rPr>
+                <w:rFonts w:ascii="Arial" w:hAnsi="Arial" w:cs="Arial"/>
+                <w:b/>
+                <w:bCs/>
+                <w:sz w:val="16"/>
+                <w:szCs w:val="16"/>
+                <w:lang w:val="ru-RU"/>
+              </w:rPr>
+              <w:t>Пятро</w:t>
+            </w:r>
+            <w:proofErr w:type="spellEnd"/>
             <w:r>
               <w:rPr>
                 <w:rFonts w:ascii="Arial" w:hAnsi="Arial" w:cs="Arial"/>
@@ -25545,7 +27104,6 @@
               <w:bottom w:val="double" w:sz="1" w:space="0" w:color="808080"/>
               <w:right w:val="double" w:sz="2" w:space="0" w:color="808080"/>
             </w:tcBorders>
-            <w:shd w:val="clear" w:color="auto" w:fill="auto"/>
             <w:vAlign w:val="center"/>
           </w:tcPr>
           <w:p>
@@ -25559,16 +27117,29 @@
                 <w:lang w:val="ru-RU"/>
               </w:rPr>
             </w:pPr>
-            <w:r>
-              <w:rPr>
-                <w:rFonts w:ascii="Arial" w:hAnsi="Arial" w:cs="Arial"/>
-                <w:b/>
-                <w:bCs/>
-                <w:sz w:val="16"/>
-                <w:szCs w:val="16"/>
-                <w:lang w:val="ru-RU"/>
-              </w:rPr>
-              <w:t>Шпырко Мария Ивановна</w:t>
+            <w:proofErr w:type="spellStart"/>
+            <w:r>
+              <w:rPr>
+                <w:rFonts w:ascii="Arial" w:hAnsi="Arial" w:cs="Arial"/>
+                <w:b/>
+                <w:bCs/>
+                <w:sz w:val="16"/>
+                <w:szCs w:val="16"/>
+                <w:lang w:val="ru-RU"/>
+              </w:rPr>
+              <w:t>Шпырко</w:t>
+            </w:r>
+            <w:proofErr w:type="spellEnd"/>
+            <w:r>
+              <w:rPr>
+                <w:rFonts w:ascii="Arial" w:hAnsi="Arial" w:cs="Arial"/>
+                <w:b/>
+                <w:bCs/>
+                <w:sz w:val="16"/>
+                <w:szCs w:val="16"/>
+                <w:lang w:val="ru-RU"/>
+              </w:rPr>
+              <w:t xml:space="preserve"> Мария Ивановна</w:t>
             </w:r>
             <w:r>
               <w:rPr>
@@ -25839,7 +27410,6 @@
               <w:bottom w:val="double" w:sz="1" w:space="0" w:color="808080"/>
               <w:right w:val="double" w:sz="2" w:space="0" w:color="808080"/>
             </w:tcBorders>
-            <w:shd w:val="clear" w:color="auto" w:fill="auto"/>
             <w:vAlign w:val="center"/>
           </w:tcPr>
           <w:p>
@@ -25860,16 +27430,29 @@
                 <w:lang w:val="ru-RU"/>
               </w:rPr>
             </w:pPr>
-            <w:r>
-              <w:rPr>
-                <w:rFonts w:ascii="Arial" w:hAnsi="Arial" w:cs="Arial"/>
-                <w:b/>
-                <w:bCs/>
-                <w:sz w:val="16"/>
-                <w:szCs w:val="16"/>
-                <w:lang w:val="ru-RU"/>
-              </w:rPr>
-              <w:t>Юдовайте Вера Антоновна</w:t>
+            <w:proofErr w:type="spellStart"/>
+            <w:r>
+              <w:rPr>
+                <w:rFonts w:ascii="Arial" w:hAnsi="Arial" w:cs="Arial"/>
+                <w:b/>
+                <w:bCs/>
+                <w:sz w:val="16"/>
+                <w:szCs w:val="16"/>
+                <w:lang w:val="ru-RU"/>
+              </w:rPr>
+              <w:t>Юдовайте</w:t>
+            </w:r>
+            <w:proofErr w:type="spellEnd"/>
+            <w:r>
+              <w:rPr>
+                <w:rFonts w:ascii="Arial" w:hAnsi="Arial" w:cs="Arial"/>
+                <w:b/>
+                <w:bCs/>
+                <w:sz w:val="16"/>
+                <w:szCs w:val="16"/>
+                <w:lang w:val="ru-RU"/>
+              </w:rPr>
+              <w:t xml:space="preserve"> Вера Антоновна</w:t>
             </w:r>
             <w:r>
               <w:rPr>
@@ -26044,13 +27627,41 @@
               </w:rPr>
               <w:t xml:space="preserve"> </w:t>
             </w:r>
-            <w:r>
-              <w:rPr>
-                <w:rFonts w:ascii="Arial" w:hAnsi="Arial" w:cs="Arial"/>
-                <w:sz w:val="16"/>
-                <w:szCs w:val="16"/>
-              </w:rPr>
-              <w:t>Расстреляна 20 декабря 1937 г.</w:t>
+            <w:proofErr w:type="spellStart"/>
+            <w:r>
+              <w:rPr>
+                <w:rFonts w:ascii="Arial" w:hAnsi="Arial" w:cs="Arial"/>
+                <w:sz w:val="16"/>
+                <w:szCs w:val="16"/>
+              </w:rPr>
+              <w:t>Расстреляна</w:t>
+            </w:r>
+            <w:proofErr w:type="spellEnd"/>
+            <w:r>
+              <w:rPr>
+                <w:rFonts w:ascii="Arial" w:hAnsi="Arial" w:cs="Arial"/>
+                <w:sz w:val="16"/>
+                <w:szCs w:val="16"/>
+              </w:rPr>
+              <w:t xml:space="preserve"> 20 </w:t>
+            </w:r>
+            <w:proofErr w:type="spellStart"/>
+            <w:r>
+              <w:rPr>
+                <w:rFonts w:ascii="Arial" w:hAnsi="Arial" w:cs="Arial"/>
+                <w:sz w:val="16"/>
+                <w:szCs w:val="16"/>
+              </w:rPr>
+              <w:t>декабря</w:t>
+            </w:r>
+            <w:proofErr w:type="spellEnd"/>
+            <w:r>
+              <w:rPr>
+                <w:rFonts w:ascii="Arial" w:hAnsi="Arial" w:cs="Arial"/>
+                <w:sz w:val="16"/>
+                <w:szCs w:val="16"/>
+              </w:rPr>
+              <w:t xml:space="preserve"> 1937 г.</w:t>
             </w:r>
           </w:p>
           <w:p>
@@ -26148,7 +27759,6 @@
               <w:bottom w:val="double" w:sz="1" w:space="0" w:color="808080"/>
               <w:right w:val="double" w:sz="2" w:space="0" w:color="808080"/>
             </w:tcBorders>
-            <w:shd w:val="clear" w:color="auto" w:fill="auto"/>
             <w:vAlign w:val="center"/>
           </w:tcPr>
           <w:p>
@@ -26334,7 +27944,6 @@
               <w:bottom w:val="double" w:sz="1" w:space="0" w:color="808080"/>
               <w:right w:val="double" w:sz="2" w:space="0" w:color="808080"/>
             </w:tcBorders>
-            <w:shd w:val="clear" w:color="auto" w:fill="auto"/>
             <w:vAlign w:val="center"/>
           </w:tcPr>
           <w:p>
@@ -26658,7 +28267,6 @@
               <w:bottom w:val="double" w:sz="1" w:space="0" w:color="808080"/>
               <w:right w:val="double" w:sz="2" w:space="0" w:color="808080"/>
             </w:tcBorders>
-            <w:shd w:val="clear" w:color="auto" w:fill="auto"/>
             <w:vAlign w:val="center"/>
           </w:tcPr>
           <w:p>
@@ -26831,7 +28439,31 @@
                 <w:szCs w:val="16"/>
                 <w:lang w:val="ru-RU"/>
               </w:rPr>
-              <w:t xml:space="preserve"> Ленинградский мартиролог: 1937-1938, том 7;</w:t>
+              <w:t xml:space="preserve"> Ленинградский мартиролог: </w:t>
+            </w:r>
+            <w:proofErr w:type="gramStart"/>
+            <w:r>
+              <w:rPr>
+                <w:rFonts w:ascii="Arial" w:hAnsi="Arial" w:cs="Arial"/>
+                <w:b/>
+                <w:bCs/>
+                <w:sz w:val="16"/>
+                <w:szCs w:val="16"/>
+                <w:lang w:val="ru-RU"/>
+              </w:rPr>
+              <w:t>1937-1938</w:t>
+            </w:r>
+            <w:proofErr w:type="gramEnd"/>
+            <w:r>
+              <w:rPr>
+                <w:rFonts w:ascii="Arial" w:hAnsi="Arial" w:cs="Arial"/>
+                <w:b/>
+                <w:bCs/>
+                <w:sz w:val="16"/>
+                <w:szCs w:val="16"/>
+                <w:lang w:val="ru-RU"/>
+              </w:rPr>
+              <w:t>, том 7;</w:t>
             </w:r>
             <w:r>
               <w:rPr>
